--- a/assets/worksheets/velocity-curve/tangent-method.docx
+++ b/assets/worksheets/velocity-curve/tangent-method.docx
@@ -3909,19 +3909,37 @@
 </file>
 
 <file path=word/header1.xml><?xml version="1.0" encoding="utf-8"?>
-<w:hdr xmlns:mc="http://schemas.openxmlformats.org/markup-compatibility/2006" xmlns:o="urn:schemas-microsoft-com:office:office" xmlns:r="http://schemas.openxmlformats.org/officeDocument/2006/relationships" xmlns:m="http://schemas.openxmlformats.org/officeDocument/2006/math" xmlns:v="urn:schemas-microsoft-com:vml" xmlns:wp="http://schemas.openxmlformats.org/drawingml/2006/wordprocessingDrawing" xmlns:w10="urn:schemas-microsoft-com:office:word" xmlns:w="http://schemas.openxmlformats.org/wordprocessingml/2006/main" xmlns:wne="http://schemas.microsoft.com/office/word/2006/wordml" xmlns:sl="http://schemas.openxmlformats.org/schemaLibrary/2006/main" xmlns:a="http://schemas.openxmlformats.org/drawingml/2006/main" xmlns:pic="http://schemas.openxmlformats.org/drawingml/2006/picture" xmlns:c="http://schemas.openxmlformats.org/drawingml/2006/chart" xmlns:lc="http://schemas.openxmlformats.org/drawingml/2006/lockedCanvas" xmlns:dgm="http://schemas.openxmlformats.org/drawingml/2006/diagram" xmlns:wps="http://schemas.microsoft.com/office/word/2010/wordprocessingShape" xmlns:wpg="http://schemas.microsoft.com/office/word/2010/wordprocessingGroup" xmlns:w14="http://schemas.microsoft.com/office/word/2010/wordml" xmlns:w15="http://schemas.microsoft.com/office/word/2012/wordml" xmlns:w16="http://schemas.microsoft.com/office/word/2018/wordml" xmlns:w16cex="http://schemas.microsoft.com/office/word/2018/wordml/cex" xmlns:w16cid="http://schemas.microsoft.com/office/word/2016/wordml/cid" xmlns="http://schemas.microsoft.com/office/tasks/2019/documenttasks" xmlns:cr="http://schemas.microsoft.com/office/comments/2020/reactions">
+<w:hdr xmlns:m="http://schemas.openxmlformats.org/officeDocument/2006/math" xmlns:mc="http://schemas.openxmlformats.org/markup-compatibility/2006" xmlns:mo="http://schemas.microsoft.com/office/mac/office/2008/main" xmlns:mv="urn:schemas-microsoft-com:mac:vml" xmlns:o="urn:schemas-microsoft-com:office:office" xmlns:r="http://schemas.openxmlformats.org/officeDocument/2006/relationships" xmlns:v="urn:schemas-microsoft-com:vml" xmlns:w10="urn:schemas-microsoft-com:office:word" xmlns:w14="http://schemas.microsoft.com/office/word/2010/wordml" xmlns:w="http://schemas.openxmlformats.org/wordprocessingml/2006/main" xmlns:wne="http://schemas.microsoft.com/office/word/2006/wordml" xmlns:wp14="http://schemas.microsoft.com/office/word/2010/wordprocessingDrawing" xmlns:wp="http://schemas.openxmlformats.org/drawingml/2006/wordprocessingDrawing" xmlns:wpc="http://schemas.microsoft.com/office/word/2010/wordprocessingCanvas" xmlns:wpg="http://schemas.microsoft.com/office/word/2010/wordprocessingGroup" xmlns:wpi="http://schemas.microsoft.com/office/word/2010/wordprocessingInk" xmlns:wps="http://schemas.microsoft.com/office/word/2010/wordprocessingShape" mc:Ignorable="w14 wp14">
   <w:p>
     <w:pPr>
-      <w:pStyle w:val="header"/>
+      <w:pStyle w:val="Header"/>
+      <w:tabs>
+        <w:tab w:pos="9820" w:val="right"/>
+      </w:tabs>
+      <w:spacing w:before="0" w:after="0" w:lineRule="exact" w:line="480"/>
+      <w:shd w:val="clear" w:fill="002855"/>
+      <w:pBdr>
+        <w:bottom w:val="single" w:sz="16" w:space="0" w:color="EEAA00"/>
+      </w:pBdr>
     </w:pPr>
     <w:r>
       <w:rPr>
-        <w:rFonts w:ascii="Arial" w:hAnsi="Arial" w:cs="Arial" w:eastAsia="Arial"/>
+        <w:rFonts w:ascii="Arial" w:hAnsi="Arial"/>
         <w:b/>
-        <w:color w:val="002855"/>
+        <w:color w:val="FFFFFF"/>
+        <w:sz w:val="32"/>
+      </w:rPr>
+      <w:t xml:space="preserve">  WVU DSPIRA</w:t>
+    </w:r>
+    <w:r>
+      <w:rPr>
+        <w:rFonts w:ascii="Arial" w:hAnsi="Arial"/>
+        <w:b w:val="0"/>
+        <w:color w:val="FFFFFF"/>
         <w:sz w:val="18"/>
       </w:rPr>
-      <w:t>WVU DSPIRA</w:t>
+      <w:tab/>
+      <w:t>WEST VIRGINIA UNIVERSITY</w:t>
     </w:r>
   </w:p>
 </w:hdr>

--- a/assets/worksheets/velocity-curve/tangent-method.docx
+++ b/assets/worksheets/velocity-curve/tangent-method.docx
@@ -1,419 +1,216 @@
 
 <file path=word/document.xml><?xml version="1.0" encoding="utf-8"?>
-<w:document xmlns:mc="http://schemas.openxmlformats.org/markup-compatibility/2006" xmlns:o="urn:schemas-microsoft-com:office:office" xmlns:r="http://schemas.openxmlformats.org/officeDocument/2006/relationships" xmlns:m="http://schemas.openxmlformats.org/officeDocument/2006/math" xmlns:v="urn:schemas-microsoft-com:vml" xmlns:wp="http://schemas.openxmlformats.org/drawingml/2006/wordprocessingDrawing" xmlns:w10="urn:schemas-microsoft-com:office:word" xmlns:w="http://schemas.openxmlformats.org/wordprocessingml/2006/main" xmlns:wne="http://schemas.microsoft.com/office/word/2006/wordml" xmlns:sl="http://schemas.openxmlformats.org/schemaLibrary/2006/main" xmlns:a="http://schemas.openxmlformats.org/drawingml/2006/main" xmlns:pic="http://schemas.openxmlformats.org/drawingml/2006/picture" xmlns:c="http://schemas.openxmlformats.org/drawingml/2006/chart" xmlns:lc="http://schemas.openxmlformats.org/drawingml/2006/lockedCanvas" xmlns:dgm="http://schemas.openxmlformats.org/drawingml/2006/diagram" xmlns:wps="http://schemas.microsoft.com/office/word/2010/wordprocessingShape" xmlns:wpg="http://schemas.microsoft.com/office/word/2010/wordprocessingGroup" xmlns:w14="http://schemas.microsoft.com/office/word/2010/wordml" xmlns:w15="http://schemas.microsoft.com/office/word/2012/wordml" xmlns:w16="http://schemas.microsoft.com/office/word/2018/wordml" xmlns:w16cex="http://schemas.microsoft.com/office/word/2018/wordml/cex" xmlns:w16cid="http://schemas.microsoft.com/office/word/2016/wordml/cid" xmlns="http://schemas.microsoft.com/office/tasks/2019/documenttasks" xmlns:cr="http://schemas.microsoft.com/office/comments/2020/reactions">
+<w:document xmlns:wpc="http://schemas.microsoft.com/office/word/2010/wordprocessingCanvas" xmlns:cx="http://schemas.microsoft.com/office/drawing/2014/chartex" xmlns:cx1="http://schemas.microsoft.com/office/drawing/2015/9/8/chartex" xmlns:cx2="http://schemas.microsoft.com/office/drawing/2015/10/21/chartex" xmlns:cx3="http://schemas.microsoft.com/office/drawing/2016/5/9/chartex" xmlns:cx4="http://schemas.microsoft.com/office/drawing/2016/5/10/chartex" xmlns:cx5="http://schemas.microsoft.com/office/drawing/2016/5/11/chartex" xmlns:cx6="http://schemas.microsoft.com/office/drawing/2016/5/12/chartex" xmlns:cx7="http://schemas.microsoft.com/office/drawing/2016/5/13/chartex" xmlns:cx8="http://schemas.microsoft.com/office/drawing/2016/5/14/chartex" xmlns:mc="http://schemas.openxmlformats.org/markup-compatibility/2006" xmlns:aink="http://schemas.microsoft.com/office/drawing/2016/ink" xmlns:am3d="http://schemas.microsoft.com/office/drawing/2017/model3d" xmlns:o="urn:schemas-microsoft-com:office:office" xmlns:oel="http://schemas.microsoft.com/office/2019/extlst" xmlns:r="http://schemas.openxmlformats.org/officeDocument/2006/relationships" xmlns:m="http://schemas.openxmlformats.org/officeDocument/2006/math" xmlns:v="urn:schemas-microsoft-com:vml" xmlns:wp14="http://schemas.microsoft.com/office/word/2010/wordprocessingDrawing" xmlns:wp="http://schemas.openxmlformats.org/drawingml/2006/wordprocessingDrawing" xmlns:w10="urn:schemas-microsoft-com:office:word" xmlns:w="http://schemas.openxmlformats.org/wordprocessingml/2006/main" xmlns:w14="http://schemas.microsoft.com/office/word/2010/wordml" xmlns:w15="http://schemas.microsoft.com/office/word/2012/wordml" xmlns:w16cex="http://schemas.microsoft.com/office/word/2018/wordml/cex" xmlns:w16cid="http://schemas.microsoft.com/office/word/2016/wordml/cid" xmlns:w16="http://schemas.microsoft.com/office/word/2018/wordml" xmlns:w16du="http://schemas.microsoft.com/office/word/2023/wordml/word16du" xmlns:w16sdtdh="http://schemas.microsoft.com/office/word/2020/wordml/sdtdatahash" xmlns:w16sdtfl="http://schemas.microsoft.com/office/word/2024/wordml/sdtformatlock" xmlns:w16se="http://schemas.microsoft.com/office/word/2015/wordml/symex" xmlns:wpg="http://schemas.microsoft.com/office/word/2010/wordprocessingGroup" xmlns:wpi="http://schemas.microsoft.com/office/word/2010/wordprocessingInk" xmlns:wne="http://schemas.microsoft.com/office/word/2006/wordml" xmlns:wps="http://schemas.microsoft.com/office/word/2010/wordprocessingShape" mc:Ignorable="w14 w15 w16se w16cid w16 w16cex w16sdtdh w16sdtfl w16du wp14">
   <w:body>
     <w:p>
       <w:pPr>
         <w:pStyle w:val="Title"/>
         <w:keepNext/>
         <w:tabs>
-          <w:tab w:val="left" w:leader="none" w:pos="360"/>
-          <w:tab w:val="left" w:leader="none" w:pos="720"/>
+          <w:tab w:val="left" w:pos="360"/>
+          <w:tab w:val="left" w:pos="720"/>
         </w:tabs>
-        <w:spacing w:after="160" w:before="120" w:lineRule="auto" w:line="264"/>
-        <w:jc w:val="left"/>
         <w:rPr>
-          <w:rFonts w:ascii="Arial" w:cs="Arial" w:eastAsia="Arial" w:hAnsi="Arial"/>
-          <w:b w:val="1"/>
-          <w:bCs w:val="1"/>
+          <w:b/>
+          <w:bCs/>
         </w:rPr>
       </w:pPr>
       <w:r>
-        <w:rPr>
-          <w:rFonts w:ascii="Arial" w:cs="Arial" w:eastAsia="Arial" w:hAnsi="Arial"/>
-          <w:b/>
-          <w:bCs w:val="1"/>
-          <w:i w:val="0"/>
-          <w:iCs w:val="0"/>
-          <w:u w:val="none"/>
-          <w:vertAlign w:val="baseline"/>
-          <w:rtl w:val="0"/>
-          <w:color w:val="000000"/>
-          <w:sz w:val="48"/>
-          <w:szCs w:val="22"/>
-        </w:rPr>
-        <w:t xml:space="preserve">The Tangent Method For </w:t>
-      </w:r>
-      <w:r>
-        <w:rPr>
-          <w:rFonts w:ascii="Arial" w:cs="Arial" w:eastAsia="Arial" w:hAnsi="Arial"/>
-          <w:b/>
-          <w:bCs w:val="1"/>
-          <w:u w:val="none"/>
-          <w:rtl w:val="0"/>
-          <w:i w:val="0"/>
-          <w:color w:val="000000"/>
-          <w:sz w:val="48"/>
-          <w:szCs w:val="22"/>
-        </w:rPr>
-        <w:t xml:space="preserve">Determining</w:t>
-      </w:r>
-      <w:r>
-        <w:rPr>
-          <w:rFonts w:ascii="Arial" w:cs="Arial" w:eastAsia="Arial" w:hAnsi="Arial"/>
-          <w:b/>
-          <w:bCs w:val="1"/>
-          <w:i w:val="0"/>
-          <w:iCs w:val="0"/>
-          <w:u w:val="none"/>
-          <w:vertAlign w:val="baseline"/>
-          <w:rtl w:val="0"/>
-          <w:color w:val="000000"/>
-          <w:sz w:val="48"/>
-          <w:szCs w:val="22"/>
-        </w:rPr>
-        <w:t xml:space="preserve"> The Galactic Rotational Velocity</w:t>
-      </w:r>
-      <w:r>
-        <w:rPr>
-          <w:u w:val="none"/>
-          <w:rtl w:val="0"/>
-          <w:rFonts w:ascii="Arial" w:hAnsi="Arial" w:cs="Arial" w:eastAsia="Arial"/>
-          <w:b/>
-          <w:i w:val="0"/>
-          <w:color w:val="000000"/>
-          <w:sz w:val="48"/>
-          <w:szCs w:val="22"/>
-        </w:rPr>
+        <w:t>The Tangent Method For Determining The Galactic Rotational Velocity</w:t>
       </w:r>
     </w:p>
     <w:p>
       <w:pPr>
         <w:pStyle w:val="Subtitle"/>
-        <w:spacing w:line="264" w:lineRule="auto" w:after="120"/>
-        <w:jc w:val="left"/>
+        <w:keepNext/>
         <w:rPr>
-          <w:rFonts w:ascii="Arial" w:cs="Arial" w:eastAsia="Arial" w:hAnsi="Arial"/>
-          <w:b w:val="1"/>
-          <w:bCs w:val="1"/>
-          <w:i w:val="1"/>
-          <w:iCs w:val="1"/>
-          <w:sz w:val="22"/>
+          <w:b/>
+          <w:bCs/>
+          <w:i/>
+          <w:szCs w:val="22"/>
+        </w:rPr>
+      </w:pPr>
+      <w:r>
+        <w:t>Velocity Curve Activity</w:t>
+      </w:r>
+    </w:p>
+    <w:p>
+      <w:pPr>
+        <w:tabs>
+          <w:tab w:val="left" w:pos="360"/>
+          <w:tab w:val="left" w:pos="720"/>
+        </w:tabs>
+        <w:spacing w:after="0"/>
+        <w:rPr>
+          <w:szCs w:val="22"/>
+        </w:rPr>
+      </w:pPr>
+    </w:p>
+    <w:p>
+      <w:pPr>
+        <w:tabs>
+          <w:tab w:val="left" w:pos="360"/>
+          <w:tab w:val="left" w:pos="720"/>
+        </w:tabs>
+        <w:spacing w:after="120"/>
+        <w:ind w:left="360"/>
+        <w:rPr>
           <w:szCs w:val="22"/>
         </w:rPr>
       </w:pPr>
       <w:r>
         <w:rPr>
-          <w:rFonts w:ascii="Arial" w:cs="Arial" w:eastAsia="Arial" w:hAnsi="Arial"/>
-          <w:b w:val="0"/>
-          <w:bCs w:val="1"/>
-          <w:i w:val="0"/>
-          <w:iCs w:val="1"/>
-          <w:sz w:val="22"/>
           <w:szCs w:val="22"/>
-          <w:rtl w:val="0"/>
         </w:rPr>
-        <w:t xml:space="preserve">Velocity Curve Activity</w:t>
+        <w:t>Study the figures below to try to understand the “tangent method”, applied to radio astronomy spectra. This method is used for determining the speed of the galaxy as a function of distance from the galactic center (GC).</w:t>
       </w:r>
     </w:p>
     <w:p>
       <w:pPr>
         <w:tabs>
-          <w:tab w:val="left" w:leader="none" w:pos="360"/>
-          <w:tab w:val="left" w:leader="none" w:pos="720"/>
+          <w:tab w:val="left" w:pos="360"/>
+          <w:tab w:val="left" w:pos="720"/>
         </w:tabs>
-        <w:spacing w:after="0" w:before="0" w:lineRule="auto"/>
+        <w:spacing w:before="86" w:after="120"/>
+        <w:ind w:left="360"/>
         <w:rPr>
-          <w:i w:val="0"/>
-          <w:iCs w:val="0"/>
-          <w:sz w:val="22"/>
           <w:szCs w:val="22"/>
-          <w:vertAlign w:val="baseline"/>
         </w:rPr>
       </w:pPr>
       <w:r>
         <w:rPr>
-          <w:rtl w:val="0"/>
-          <w:rFonts w:ascii="Arial" w:hAnsi="Arial" w:cs="Arial" w:eastAsia="Arial"/>
-          <w:sz w:val="22"/>
           <w:szCs w:val="22"/>
         </w:rPr>
+        <w:t>Note the following:</w:t>
       </w:r>
     </w:p>
     <w:p>
       <w:pPr>
-        <w:widowControl w:val="1"/>
-        <w:tabs>
-          <w:tab w:val="left" w:leader="none" w:pos="360"/>
-          <w:tab w:val="left" w:leader="none" w:pos="720"/>
-        </w:tabs>
-        <w:spacing w:after="120" w:before="0" w:lineRule="auto" w:line="264"/>
-        <w:ind w:left="360" w:right="0" w:firstLine="0"/>
-        <w:rPr>
-          <w:i w:val="0"/>
-          <w:iCs w:val="0"/>
-          <w:sz w:val="22"/>
-          <w:szCs w:val="22"/>
-          <w:vertAlign w:val="baseline"/>
-        </w:rPr>
-      </w:pPr>
-      <w:r>
-        <w:rPr>
-          <w:i w:val="0"/>
-          <w:iCs w:val="0"/>
-          <w:sz w:val="22"/>
-          <w:szCs w:val="22"/>
-          <w:vertAlign w:val="baseline"/>
-          <w:rtl w:val="0"/>
-          <w:rFonts w:ascii="Arial" w:hAnsi="Arial" w:cs="Arial" w:eastAsia="Arial"/>
-        </w:rPr>
-        <w:t xml:space="preserve">Study the figures below to </w:t>
-      </w:r>
-      <w:r>
-        <w:rPr>
-          <w:sz w:val="22"/>
-          <w:szCs w:val="22"/>
-          <w:rtl w:val="0"/>
-          <w:rFonts w:ascii="Arial" w:hAnsi="Arial" w:cs="Arial" w:eastAsia="Arial"/>
-        </w:rPr>
-        <w:t xml:space="preserve">try to understand</w:t>
-      </w:r>
-      <w:r>
-        <w:rPr>
-          <w:i w:val="0"/>
-          <w:iCs w:val="0"/>
-          <w:sz w:val="22"/>
-          <w:szCs w:val="22"/>
-          <w:vertAlign w:val="baseline"/>
-          <w:rtl w:val="0"/>
-          <w:rFonts w:ascii="Arial" w:hAnsi="Arial" w:cs="Arial" w:eastAsia="Arial"/>
-        </w:rPr>
-        <w:t xml:space="preserve"> the “tangent method”, applied to radio astronomy spectra</w:t>
-      </w:r>
-      <w:r>
-        <w:rPr>
-          <w:sz w:val="22"/>
-          <w:szCs w:val="22"/>
-          <w:rtl w:val="0"/>
-          <w:rFonts w:ascii="Arial" w:hAnsi="Arial" w:cs="Arial" w:eastAsia="Arial"/>
-        </w:rPr>
-        <w:t xml:space="preserve">. This method </w:t>
-      </w:r>
-      <w:r>
-        <w:rPr>
-          <w:i w:val="0"/>
-          <w:iCs w:val="0"/>
-          <w:sz w:val="22"/>
-          <w:szCs w:val="22"/>
-          <w:vertAlign w:val="baseline"/>
-          <w:rtl w:val="0"/>
-          <w:rFonts w:ascii="Arial" w:hAnsi="Arial" w:cs="Arial" w:eastAsia="Arial"/>
-        </w:rPr>
-        <w:t xml:space="preserve">is used for determining the speed of the galaxy as a function of distance from the galactic center (GC).</w:t>
-      </w:r>
-    </w:p>
-    <w:p>
-      <w:pPr>
-        <w:widowControl w:val="1"/>
-        <w:tabs>
-          <w:tab w:val="left" w:leader="none" w:pos="360"/>
-          <w:tab w:val="left" w:leader="none" w:pos="720"/>
-        </w:tabs>
-        <w:spacing w:after="120" w:before="86" w:lineRule="auto" w:line="264"/>
-        <w:ind w:left="360" w:right="0" w:firstLine="0"/>
-        <w:rPr>
-          <w:i w:val="0"/>
-          <w:iCs w:val="0"/>
-          <w:sz w:val="22"/>
-          <w:szCs w:val="22"/>
-          <w:vertAlign w:val="baseline"/>
-        </w:rPr>
-      </w:pPr>
-      <w:r>
-        <w:rPr>
-          <w:i w:val="0"/>
-          <w:iCs w:val="0"/>
-          <w:sz w:val="22"/>
-          <w:szCs w:val="22"/>
-          <w:vertAlign w:val="baseline"/>
-          <w:rtl w:val="0"/>
-          <w:rFonts w:ascii="Arial" w:hAnsi="Arial" w:cs="Arial" w:eastAsia="Arial"/>
-        </w:rPr>
-        <w:t xml:space="preserve">Note the following:</w:t>
-      </w:r>
-    </w:p>
-    <w:p>
-      <w:pPr>
-        <w:widowControl w:val="1"/>
         <w:numPr>
           <w:ilvl w:val="1"/>
           <w:numId w:val="1"/>
         </w:numPr>
         <w:tabs>
-          <w:tab w:val="left" w:leader="none" w:pos="360"/>
+          <w:tab w:val="left" w:pos="360"/>
         </w:tabs>
-        <w:spacing w:after="120" w:before="120" w:lineRule="auto" w:line="264"/>
-        <w:ind w:left="900" w:hanging="360"/>
+        <w:spacing w:before="120" w:after="120"/>
+        <w:ind w:left="900"/>
         <w:rPr>
-          <w:i w:val="0"/>
-          <w:iCs w:val="0"/>
-          <w:sz w:val="22"/>
           <w:szCs w:val="22"/>
-          <w:u w:val="none"/>
-          <w:vertAlign w:val="baseline"/>
         </w:rPr>
       </w:pPr>
       <w:r>
         <w:rPr>
-          <w:i w:val="0"/>
-          <w:iCs w:val="0"/>
-          <w:sz w:val="22"/>
           <w:szCs w:val="22"/>
-          <w:vertAlign w:val="baseline"/>
-          <w:rtl w:val="0"/>
-          <w:rFonts w:ascii="Arial" w:hAnsi="Arial" w:cs="Arial" w:eastAsia="Arial"/>
         </w:rPr>
         <w:t xml:space="preserve">A radio telescope will detect radio waves from objects at </w:t>
       </w:r>
       <w:r>
         <w:rPr>
-          <w:i w:val="0"/>
-          <w:iCs w:val="0"/>
-          <w:sz w:val="22"/>
           <w:szCs w:val="22"/>
           <w:u w:val="single"/>
-          <w:vertAlign w:val="baseline"/>
-          <w:rtl w:val="0"/>
-          <w:rFonts w:ascii="Arial" w:hAnsi="Arial" w:cs="Arial" w:eastAsia="Arial"/>
         </w:rPr>
-        <w:t xml:space="preserve">all</w:t>
+        <w:t>all</w:t>
       </w:r>
       <w:r>
         <w:rPr>
-          <w:i w:val="0"/>
-          <w:iCs w:val="0"/>
-          <w:sz w:val="22"/>
           <w:szCs w:val="22"/>
-          <w:vertAlign w:val="baseline"/>
-          <w:rtl w:val="0"/>
-          <w:rFonts w:ascii="Arial" w:hAnsi="Arial" w:cs="Arial" w:eastAsia="Arial"/>
         </w:rPr>
         <w:t xml:space="preserve"> points along the same line from the galaxy, regardless of the distance of those points from the earth (i.e. the sun in the diagrams).</w:t>
       </w:r>
     </w:p>
     <w:p>
       <w:pPr>
-        <w:widowControl w:val="1"/>
         <w:numPr>
           <w:ilvl w:val="1"/>
           <w:numId w:val="1"/>
         </w:numPr>
         <w:tabs>
-          <w:tab w:val="left" w:leader="none" w:pos="360"/>
+          <w:tab w:val="left" w:pos="360"/>
         </w:tabs>
-        <w:spacing w:after="120" w:before="120" w:lineRule="auto" w:line="264"/>
-        <w:ind w:left="900" w:hanging="360"/>
+        <w:spacing w:before="120" w:after="120"/>
+        <w:ind w:left="900"/>
         <w:rPr>
-          <w:sz w:val="22"/>
           <w:szCs w:val="22"/>
-          <w:u w:val="none"/>
         </w:rPr>
       </w:pPr>
       <w:r>
         <w:rPr>
-          <w:sz w:val="22"/>
           <w:szCs w:val="22"/>
-          <w:rtl w:val="0"/>
-          <w:rFonts w:ascii="Arial" w:hAnsi="Arial" w:cs="Arial" w:eastAsia="Arial"/>
         </w:rPr>
-        <w:t xml:space="preserve">Assume the hydrogen is moving in circular orbits around the galactic center.</w:t>
+        <w:t>Assume the hydrogen is moving in circular orbits around the galactic center.</w:t>
       </w:r>
     </w:p>
     <w:p>
       <w:pPr>
-        <w:widowControl w:val="1"/>
         <w:numPr>
           <w:ilvl w:val="1"/>
           <w:numId w:val="1"/>
         </w:numPr>
         <w:tabs>
-          <w:tab w:val="left" w:leader="none" w:pos="360"/>
+          <w:tab w:val="left" w:pos="360"/>
         </w:tabs>
-        <w:spacing w:after="120" w:before="120" w:lineRule="auto" w:line="264"/>
-        <w:ind w:left="900" w:hanging="360"/>
+        <w:spacing w:before="120" w:after="120"/>
+        <w:ind w:left="900"/>
         <w:rPr>
-          <w:sz w:val="22"/>
-          <w:szCs w:val="22"/>
-          <w:u w:val="none"/>
-        </w:rPr>
-      </w:pPr>
-      <w:r>
-        <w:rPr>
-          <w:sz w:val="22"/>
-          <w:szCs w:val="22"/>
-          <w:rtl w:val="0"/>
-          <w:rFonts w:ascii="Arial" w:hAnsi="Arial" w:cs="Arial" w:eastAsia="Arial"/>
-        </w:rPr>
-        <w:t xml:space="preserve">The motion of the hydrogen whose tangent motion is along the direction toward the sun has the greatest speed along the line of sight from the sun compared to points where the motion is not tangent, as illustrated in Figure 1.</w:t>
-      </w:r>
-    </w:p>
-    <w:p>
-      <w:pPr>
-        <w:widowControl w:val="1"/>
-        <w:tabs>
-          <w:tab w:val="left" w:leader="none" w:pos="360"/>
-        </w:tabs>
-        <w:spacing w:after="0" w:before="120" w:lineRule="auto"/>
-        <w:rPr>
-          <w:sz w:val="22"/>
           <w:szCs w:val="22"/>
         </w:rPr>
       </w:pPr>
       <w:r>
         <w:rPr>
-          <w:rtl w:val="0"/>
-          <w:rFonts w:ascii="Arial" w:hAnsi="Arial" w:cs="Arial" w:eastAsia="Arial"/>
-          <w:sz w:val="22"/>
           <w:szCs w:val="22"/>
         </w:rPr>
+        <w:t>The motion of the hydrogen whose tangent motion is along the direction toward the sun has the greatest speed along the line of sight from the sun compared to points where the motion is not tangent, as illustrated in Figure 1.</w:t>
       </w:r>
     </w:p>
     <w:p>
       <w:pPr>
-        <w:widowControl w:val="1"/>
         <w:tabs>
-          <w:tab w:val="left" w:leader="none" w:pos="360"/>
+          <w:tab w:val="left" w:pos="360"/>
         </w:tabs>
-        <w:spacing w:after="0" w:before="120" w:lineRule="auto"/>
+        <w:spacing w:before="120" w:after="0"/>
         <w:rPr>
-          <w:sz w:val="22"/>
+          <w:szCs w:val="22"/>
+        </w:rPr>
+      </w:pPr>
+    </w:p>
+    <w:p>
+      <w:pPr>
+        <w:tabs>
+          <w:tab w:val="left" w:pos="360"/>
+        </w:tabs>
+        <w:spacing w:before="120" w:after="0"/>
+        <w:rPr>
           <w:szCs w:val="22"/>
         </w:rPr>
       </w:pPr>
       <w:r>
         <w:rPr>
-          <w:rtl w:val="0"/>
-          <w:rFonts w:ascii="Arial" w:hAnsi="Arial" w:cs="Arial" w:eastAsia="Arial"/>
-          <w:sz w:val="22"/>
-          <w:szCs w:val="22"/>
-        </w:rPr>
-      </w:r>
-      <w:r>
-        <w:rPr>
-          <w:rFonts w:ascii="Arial" w:hAnsi="Arial" w:cs="Arial" w:eastAsia="Arial"/>
-          <w:sz w:val="22"/>
+          <w:noProof/>
           <w:szCs w:val="22"/>
         </w:rPr>
         <mc:AlternateContent>
           <mc:Choice Requires="wpg">
             <w:drawing>
-              <wp:inline distT="0" distB="0" distL="0" distR="0">
+              <wp:inline distT="0" distB="0" distL="0" distR="0" wp14:anchorId="27CDB5F0" wp14:editId="19C972A2">
                 <wp:extent cx="5080000" cy="3104972"/>
-                <wp:effectExtent b="0" l="0" r="0" t="0"/>
-                <wp:docPr id="2" name=""/>
-                <a:graphic>
+                <wp:effectExtent l="0" t="0" r="0" b="0"/>
+                <wp:docPr id="2" name="Group 2"/>
+                <wp:cNvGraphicFramePr/>
+                <a:graphic xmlns:a="http://schemas.openxmlformats.org/drawingml/2006/main">
                   <a:graphicData uri="http://schemas.microsoft.com/office/word/2010/wordprocessingGroup">
                     <wpg:wgp>
                       <wpg:cNvGrpSpPr/>
                       <wpg:grpSpPr>
                         <a:xfrm>
-                          <a:off x="2806375" y="2355300"/>
+                          <a:off x="0" y="0"/>
                           <a:ext cx="5080000" cy="3104972"/>
                           <a:chOff x="2806375" y="2355300"/>
                           <a:chExt cx="5079625" cy="3091125"/>
                         </a:xfrm>
                       </wpg:grpSpPr>
                       <wps:wsp>
+                        <wps:cNvPr id="1437397096" name="Straight Arrow Connector 1437397096"/>
                         <wps:cNvCnPr/>
                         <wps:spPr>
                           <a:xfrm rot="10800000">
@@ -424,23 +221,21 @@
                             <a:avLst/>
                           </a:prstGeom>
                           <a:noFill/>
-                          <a:ln cap="flat" cmpd="sng" w="19050">
+                          <a:ln w="19050" cap="flat" cmpd="sng">
                             <a:solidFill>
                               <a:srgbClr val="000000"/>
                             </a:solidFill>
                             <a:prstDash val="solid"/>
                             <a:round/>
-                            <a:headEnd len="med" w="med" type="stealth"/>
-                            <a:tailEnd len="med" w="med" type="stealth"/>
+                            <a:headEnd type="stealth" w="med" len="med"/>
+                            <a:tailEnd type="stealth" w="med" len="med"/>
                           </a:ln>
                         </wps:spPr>
-                        <wps:bodyPr anchorCtr="0" anchor="ctr" bIns="91425" lIns="91425" spcFirstLastPara="1" rIns="91425" wrap="square" tIns="91425">
-                          <a:noAutofit/>
-                        </wps:bodyPr>
+                        <wps:bodyPr/>
                       </wps:wsp>
                       <wps:wsp>
+                        <wps:cNvPr id="50293084" name="Rectangle 50293084"/>
                         <wps:cNvSpPr/>
-                        <wps:cNvPr id="27" name="Shape 27"/>
                         <wps:spPr>
                           <a:xfrm>
                             <a:off x="3946140" y="3204180"/>
@@ -458,34 +253,27 @@
                           <w:txbxContent>
                             <w:p>
                               <w:pPr>
-                                <w:spacing w:after="0" w:before="0" w:line="240"/>
-                                <w:ind w:left="0" w:right="0" w:firstLine="0"/>
+                                <w:spacing w:after="0" w:line="240" w:lineRule="auto"/>
                                 <w:jc w:val="center"/>
                                 <w:textDirection w:val="btLr"/>
                               </w:pPr>
                               <w:r>
                                 <w:rPr>
-                                  <w:rFonts w:ascii="Arial" w:cs="Arial" w:eastAsia="Arial" w:hAnsi="Arial"/>
-                                  <w:b w:val="1"/>
-                                  <w:i w:val="0"/>
-                                  <w:smallCaps w:val="0"/>
-                                  <w:strike w:val="0"/>
-                                  <w:color w:val="000000"/>
+                                  <w:b/>
                                   <w:sz w:val="16"/>
-                                  <w:vertAlign w:val="baseline"/>
                                 </w:rPr>
-                                <w:t xml:space="preserve">GC</w:t>
+                                <w:t>GC</w:t>
                               </w:r>
                             </w:p>
                           </w:txbxContent>
                         </wps:txbx>
-                        <wps:bodyPr anchorCtr="0" anchor="t" bIns="45000" lIns="90000" spcFirstLastPara="1" rIns="90000" wrap="square" tIns="45000">
+                        <wps:bodyPr spcFirstLastPara="1" wrap="square" lIns="90000" tIns="45000" rIns="90000" bIns="45000" anchor="t" anchorCtr="0">
                           <a:noAutofit/>
                         </wps:bodyPr>
                       </wps:wsp>
                       <wps:wsp>
+                        <wps:cNvPr id="1957826846" name="Rectangle 1957826846"/>
                         <wps:cNvSpPr/>
-                        <wps:cNvPr id="28" name="Shape 28"/>
                         <wps:spPr>
                           <a:xfrm>
                             <a:off x="3959105" y="4522482"/>
@@ -503,34 +291,26 @@
                           <w:txbxContent>
                             <w:p>
                               <w:pPr>
-                                <w:spacing w:after="0" w:before="0" w:line="240"/>
-                                <w:ind w:left="0" w:right="0" w:firstLine="0"/>
-                                <w:jc w:val="left"/>
+                                <w:spacing w:after="0" w:line="240" w:lineRule="auto"/>
                                 <w:textDirection w:val="btLr"/>
                               </w:pPr>
                               <w:r>
                                 <w:rPr>
-                                  <w:rFonts w:ascii="Arial" w:cs="Arial" w:eastAsia="Arial" w:hAnsi="Arial"/>
-                                  <w:b w:val="1"/>
-                                  <w:i w:val="0"/>
-                                  <w:smallCaps w:val="0"/>
-                                  <w:strike w:val="0"/>
-                                  <w:color w:val="000000"/>
+                                  <w:b/>
                                   <w:sz w:val="16"/>
-                                  <w:vertAlign w:val="baseline"/>
                                 </w:rPr>
-                                <w:t xml:space="preserve">sun</w:t>
+                                <w:t>sun</w:t>
                               </w:r>
                             </w:p>
                           </w:txbxContent>
                         </wps:txbx>
-                        <wps:bodyPr anchorCtr="0" anchor="t" bIns="45000" lIns="90000" spcFirstLastPara="1" rIns="90000" wrap="square" tIns="45000">
+                        <wps:bodyPr spcFirstLastPara="1" wrap="square" lIns="90000" tIns="45000" rIns="90000" bIns="45000" anchor="t" anchorCtr="0">
                           <a:noAutofit/>
                         </wps:bodyPr>
                       </wps:wsp>
                       <wps:wsp>
+                        <wps:cNvPr id="1933345198" name="Rectangle 1933345198"/>
                         <wps:cNvSpPr/>
-                        <wps:cNvPr id="29" name="Shape 29"/>
                         <wps:spPr>
                           <a:xfrm>
                             <a:off x="2806380" y="2843100"/>
@@ -548,32 +328,27 @@
                           <w:txbxContent>
                             <w:p>
                               <w:pPr>
-                                <w:spacing w:after="0" w:before="0" w:line="240"/>
-                                <w:ind w:left="0" w:right="0" w:firstLine="0"/>
+                                <w:spacing w:after="0" w:line="240" w:lineRule="auto"/>
                                 <w:jc w:val="center"/>
                                 <w:textDirection w:val="btLr"/>
                               </w:pPr>
                               <w:r>
                                 <w:rPr>
-                                  <w:rFonts w:ascii="Arial" w:cs="Arial" w:eastAsia="Arial" w:hAnsi="Arial"/>
-                                  <w:b w:val="1"/>
-                                  <w:i w:val="0"/>
-                                  <w:smallCaps w:val="0"/>
-                                  <w:strike w:val="0"/>
-                                  <w:color w:val="ce181e"/>
+                                  <w:b/>
+                                  <w:color w:val="CE181E"/>
                                   <w:sz w:val="16"/>
-                                  <w:vertAlign w:val="baseline"/>
                                 </w:rPr>
-                                <w:t xml:space="preserve">Too far</w:t>
+                                <w:t>Too far</w:t>
                               </w:r>
                             </w:p>
                           </w:txbxContent>
                         </wps:txbx>
-                        <wps:bodyPr anchorCtr="0" anchor="t" bIns="45000" lIns="90000" spcFirstLastPara="1" rIns="90000" wrap="square" tIns="45000">
+                        <wps:bodyPr spcFirstLastPara="1" wrap="square" lIns="90000" tIns="45000" rIns="90000" bIns="45000" anchor="t" anchorCtr="0">
                           <a:noAutofit/>
                         </wps:bodyPr>
                       </wps:wsp>
                       <wps:wsp>
+                        <wps:cNvPr id="1426909879" name="Straight Arrow Connector 1426909879"/>
                         <wps:cNvCnPr/>
                         <wps:spPr>
                           <a:xfrm rot="10800000">
@@ -584,23 +359,21 @@
                             <a:avLst/>
                           </a:prstGeom>
                           <a:noFill/>
-                          <a:ln cap="flat" cmpd="sng" w="9525">
+                          <a:ln w="9525" cap="flat" cmpd="sng">
                             <a:solidFill>
                               <a:srgbClr val="000000"/>
                             </a:solidFill>
                             <a:prstDash val="dash"/>
                             <a:round/>
-                            <a:headEnd len="sm" w="sm" type="none"/>
-                            <a:tailEnd len="med" w="med" type="stealth"/>
+                            <a:headEnd type="none" w="sm" len="sm"/>
+                            <a:tailEnd type="stealth" w="med" len="med"/>
                           </a:ln>
                         </wps:spPr>
-                        <wps:bodyPr anchorCtr="0" anchor="ctr" bIns="91425" lIns="91425" spcFirstLastPara="1" rIns="91425" wrap="square" tIns="91425">
-                          <a:noAutofit/>
-                        </wps:bodyPr>
+                        <wps:bodyPr/>
                       </wps:wsp>
                       <wps:wsp>
+                        <wps:cNvPr id="112771008" name="Rectangle 112771008"/>
                         <wps:cNvSpPr/>
-                        <wps:cNvPr id="31" name="Shape 31"/>
                         <wps:spPr>
                           <a:xfrm>
                             <a:off x="3313260" y="4005180"/>
@@ -618,34 +391,28 @@
                           <w:txbxContent>
                             <w:p>
                               <w:pPr>
-                                <w:spacing w:after="0" w:before="0" w:line="240"/>
-                                <w:ind w:left="0" w:right="0" w:firstLine="0"/>
+                                <w:spacing w:after="0" w:line="240" w:lineRule="auto"/>
                                 <w:jc w:val="center"/>
                                 <w:textDirection w:val="btLr"/>
                               </w:pPr>
                               <w:r>
                                 <w:rPr>
-                                  <w:rFonts w:ascii="Arial" w:cs="Arial" w:eastAsia="Arial" w:hAnsi="Arial"/>
-                                  <w:b w:val="1"/>
-                                  <w:i w:val="0"/>
-                                  <w:smallCaps w:val="0"/>
-                                  <w:strike w:val="0"/>
+                                  <w:b/>
                                   <w:color w:val="009900"/>
                                   <w:sz w:val="16"/>
-                                  <w:vertAlign w:val="baseline"/>
                                 </w:rPr>
-                                <w:t xml:space="preserve">Too close</w:t>
+                                <w:t>Too close</w:t>
                               </w:r>
                             </w:p>
                           </w:txbxContent>
                         </wps:txbx>
-                        <wps:bodyPr anchorCtr="0" anchor="t" bIns="45000" lIns="90000" spcFirstLastPara="1" rIns="90000" wrap="square" tIns="45000">
+                        <wps:bodyPr spcFirstLastPara="1" wrap="square" lIns="90000" tIns="45000" rIns="90000" bIns="45000" anchor="t" anchorCtr="0">
                           <a:noAutofit/>
                         </wps:bodyPr>
                       </wps:wsp>
                       <wps:wsp>
+                        <wps:cNvPr id="749366084" name="Rectangle 749366084"/>
                         <wps:cNvSpPr/>
-                        <wps:cNvPr id="32" name="Shape 32"/>
                         <wps:spPr>
                           <a:xfrm>
                             <a:off x="2914380" y="3381300"/>
@@ -663,34 +430,28 @@
                           <w:txbxContent>
                             <w:p>
                               <w:pPr>
-                                <w:spacing w:after="0" w:before="0" w:line="240"/>
-                                <w:ind w:left="0" w:right="0" w:firstLine="0"/>
+                                <w:spacing w:after="0" w:line="240" w:lineRule="auto"/>
                                 <w:jc w:val="center"/>
                                 <w:textDirection w:val="btLr"/>
                               </w:pPr>
                               <w:r>
                                 <w:rPr>
-                                  <w:rFonts w:ascii="Arial" w:cs="Arial" w:eastAsia="Arial" w:hAnsi="Arial"/>
-                                  <w:b w:val="1"/>
-                                  <w:i w:val="0"/>
-                                  <w:smallCaps w:val="0"/>
-                                  <w:strike w:val="0"/>
-                                  <w:color w:val="0066ff"/>
+                                  <w:b/>
+                                  <w:color w:val="0066FF"/>
                                   <w:sz w:val="16"/>
-                                  <w:vertAlign w:val="baseline"/>
                                 </w:rPr>
-                                <w:t xml:space="preserve">Tangent point</w:t>
+                                <w:t>Tangent point</w:t>
                               </w:r>
                             </w:p>
                           </w:txbxContent>
                         </wps:txbx>
-                        <wps:bodyPr anchorCtr="0" anchor="t" bIns="45000" lIns="90000" spcFirstLastPara="1" rIns="90000" wrap="square" tIns="45000">
+                        <wps:bodyPr spcFirstLastPara="1" wrap="square" lIns="90000" tIns="45000" rIns="90000" bIns="45000" anchor="t" anchorCtr="0">
                           <a:noAutofit/>
                         </wps:bodyPr>
                       </wps:wsp>
                       <wps:wsp>
+                        <wps:cNvPr id="220499623" name="Oval 220499623"/>
                         <wps:cNvSpPr/>
-                        <wps:cNvPr id="33" name="Shape 33"/>
                         <wps:spPr>
                           <a:xfrm>
                             <a:off x="3428100" y="2766060"/>
@@ -700,35 +461,33 @@
                             <a:avLst/>
                           </a:prstGeom>
                           <a:noFill/>
-                          <a:ln cap="flat" cmpd="sng" w="19050">
+                          <a:ln w="19050" cap="flat" cmpd="sng">
                             <a:solidFill>
                               <a:srgbClr val="666666"/>
                             </a:solidFill>
                             <a:prstDash val="dash"/>
                             <a:round/>
-                            <a:headEnd len="sm" w="sm" type="none"/>
-                            <a:tailEnd len="sm" w="sm" type="none"/>
+                            <a:headEnd type="none" w="sm" len="sm"/>
+                            <a:tailEnd type="none" w="sm" len="sm"/>
                           </a:ln>
                         </wps:spPr>
                         <wps:txbx>
                           <w:txbxContent>
                             <w:p>
                               <w:pPr>
-                                <w:spacing w:after="0" w:before="0" w:line="240"/>
-                                <w:ind w:left="0" w:right="0" w:firstLine="0"/>
-                                <w:jc w:val="left"/>
+                                <w:spacing w:after="0" w:line="240" w:lineRule="auto"/>
                                 <w:textDirection w:val="btLr"/>
                               </w:pPr>
                             </w:p>
                           </w:txbxContent>
                         </wps:txbx>
-                        <wps:bodyPr anchorCtr="0" anchor="ctr" bIns="91425" lIns="91425" spcFirstLastPara="1" rIns="91425" wrap="square" tIns="91425">
+                        <wps:bodyPr spcFirstLastPara="1" wrap="square" lIns="91425" tIns="91425" rIns="91425" bIns="91425" anchor="ctr" anchorCtr="0">
                           <a:noAutofit/>
                         </wps:bodyPr>
                       </wps:wsp>
                       <wps:wsp>
+                        <wps:cNvPr id="1570618537" name="Oval 1570618537"/>
                         <wps:cNvSpPr/>
-                        <wps:cNvPr id="34" name="Shape 34"/>
                         <wps:spPr>
                           <a:xfrm>
                             <a:off x="3939300" y="3292020"/>
@@ -740,35 +499,33 @@
                           <a:solidFill>
                             <a:srgbClr val="000000"/>
                           </a:solidFill>
-                          <a:ln cap="flat" cmpd="sng" w="9525">
+                          <a:ln w="9525" cap="flat" cmpd="sng">
                             <a:solidFill>
                               <a:srgbClr val="000000"/>
                             </a:solidFill>
                             <a:prstDash val="solid"/>
                             <a:round/>
-                            <a:headEnd len="sm" w="sm" type="none"/>
-                            <a:tailEnd len="sm" w="sm" type="none"/>
+                            <a:headEnd type="none" w="sm" len="sm"/>
+                            <a:tailEnd type="none" w="sm" len="sm"/>
                           </a:ln>
                         </wps:spPr>
                         <wps:txbx>
                           <w:txbxContent>
                             <w:p>
                               <w:pPr>
-                                <w:spacing w:after="0" w:before="0" w:line="240"/>
-                                <w:ind w:left="0" w:right="0" w:firstLine="0"/>
-                                <w:jc w:val="left"/>
+                                <w:spacing w:after="0" w:line="240" w:lineRule="auto"/>
                                 <w:textDirection w:val="btLr"/>
                               </w:pPr>
                             </w:p>
                           </w:txbxContent>
                         </wps:txbx>
-                        <wps:bodyPr anchorCtr="0" anchor="ctr" bIns="91425" lIns="91425" spcFirstLastPara="1" rIns="91425" wrap="square" tIns="91425">
+                        <wps:bodyPr spcFirstLastPara="1" wrap="square" lIns="91425" tIns="91425" rIns="91425" bIns="91425" anchor="ctr" anchorCtr="0">
                           <a:noAutofit/>
                         </wps:bodyPr>
                       </wps:wsp>
                       <wps:wsp>
+                        <wps:cNvPr id="649513152" name="Oval 649513152"/>
                         <wps:cNvSpPr/>
-                        <wps:cNvPr id="35" name="Shape 35"/>
                         <wps:spPr>
                           <a:xfrm>
                             <a:off x="3187640" y="2529103"/>
@@ -778,36 +535,35 @@
                             <a:avLst/>
                           </a:prstGeom>
                           <a:noFill/>
-                          <a:ln cap="flat" cmpd="sng" w="19050">
+                          <a:ln w="19050" cap="flat" cmpd="sng">
                             <a:solidFill>
                               <a:srgbClr val="666666"/>
                             </a:solidFill>
                             <a:prstDash val="solid"/>
                             <a:round/>
-                            <a:headEnd len="sm" w="sm" type="none"/>
-                            <a:tailEnd len="sm" w="sm" type="none"/>
+                            <a:headEnd type="none" w="sm" len="sm"/>
+                            <a:tailEnd type="none" w="sm" len="sm"/>
                           </a:ln>
                         </wps:spPr>
                         <wps:txbx>
                           <w:txbxContent>
                             <w:p>
                               <w:pPr>
-                                <w:spacing w:after="0" w:before="0" w:line="240"/>
-                                <w:ind w:left="0" w:right="0" w:firstLine="0"/>
-                                <w:jc w:val="left"/>
+                                <w:spacing w:after="0" w:line="240" w:lineRule="auto"/>
                                 <w:textDirection w:val="btLr"/>
                               </w:pPr>
                             </w:p>
                           </w:txbxContent>
                         </wps:txbx>
-                        <wps:bodyPr anchorCtr="0" anchor="ctr" bIns="91425" lIns="91425" spcFirstLastPara="1" rIns="91425" wrap="square" tIns="91425">
+                        <wps:bodyPr spcFirstLastPara="1" wrap="square" lIns="91425" tIns="91425" rIns="91425" bIns="91425" anchor="ctr" anchorCtr="0">
                           <a:noAutofit/>
                         </wps:bodyPr>
                       </wps:wsp>
                       <wps:wsp>
+                        <wps:cNvPr id="1407102818" name="Straight Arrow Connector 1407102818"/>
                         <wps:cNvCnPr/>
                         <wps:spPr>
-                          <a:xfrm flipH="1" rot="10800000">
+                          <a:xfrm rot="10800000" flipH="1">
                             <a:off x="3241260" y="2548980"/>
                             <a:ext cx="195120" cy="431640"/>
                           </a:xfrm>
@@ -815,21 +571,20 @@
                             <a:avLst/>
                           </a:prstGeom>
                           <a:noFill/>
-                          <a:ln cap="flat" cmpd="sng" w="18350">
+                          <a:ln w="18350" cap="flat" cmpd="sng">
                             <a:solidFill>
                               <a:srgbClr val="FF3333"/>
                             </a:solidFill>
                             <a:prstDash val="solid"/>
                             <a:round/>
-                            <a:headEnd len="sm" w="sm" type="none"/>
-                            <a:tailEnd len="med" w="med" type="triangle"/>
+                            <a:headEnd type="none" w="sm" len="sm"/>
+                            <a:tailEnd type="triangle" w="med" len="med"/>
                           </a:ln>
                         </wps:spPr>
-                        <wps:bodyPr anchorCtr="0" anchor="ctr" bIns="91425" lIns="91425" spcFirstLastPara="1" rIns="91425" wrap="square" tIns="91425">
-                          <a:noAutofit/>
-                        </wps:bodyPr>
+                        <wps:bodyPr/>
                       </wps:wsp>
                       <wps:wsp>
+                        <wps:cNvPr id="2091292027" name="Straight Arrow Connector 2091292027"/>
                         <wps:cNvCnPr/>
                         <wps:spPr>
                           <a:xfrm rot="10800000">
@@ -840,21 +595,20 @@
                             <a:avLst/>
                           </a:prstGeom>
                           <a:noFill/>
-                          <a:ln cap="flat" cmpd="sng" w="18350">
+                          <a:ln w="18350" cap="flat" cmpd="sng">
                             <a:solidFill>
                               <a:srgbClr val="00FF00"/>
                             </a:solidFill>
                             <a:prstDash val="solid"/>
                             <a:round/>
-                            <a:headEnd len="sm" w="sm" type="none"/>
-                            <a:tailEnd len="med" w="med" type="triangle"/>
+                            <a:headEnd type="none" w="sm" len="sm"/>
+                            <a:tailEnd type="triangle" w="med" len="med"/>
                           </a:ln>
                         </wps:spPr>
-                        <wps:bodyPr anchorCtr="0" anchor="ctr" bIns="91425" lIns="91425" spcFirstLastPara="1" rIns="91425" wrap="square" tIns="91425">
-                          <a:noAutofit/>
-                        </wps:bodyPr>
+                        <wps:bodyPr/>
                       </wps:wsp>
                       <wps:wsp>
+                        <wps:cNvPr id="790837572" name="Straight Arrow Connector 790837572"/>
                         <wps:cNvCnPr/>
                         <wps:spPr>
                           <a:xfrm rot="10800000">
@@ -865,23 +619,21 @@
                             <a:avLst/>
                           </a:prstGeom>
                           <a:noFill/>
-                          <a:ln cap="flat" cmpd="sng" w="27350">
+                          <a:ln w="27350" cap="flat" cmpd="sng">
                             <a:solidFill>
                               <a:srgbClr val="0066FF"/>
                             </a:solidFill>
                             <a:prstDash val="solid"/>
                             <a:round/>
-                            <a:headEnd len="sm" w="sm" type="none"/>
-                            <a:tailEnd len="med" w="med" type="triangle"/>
+                            <a:headEnd type="none" w="sm" len="sm"/>
+                            <a:tailEnd type="triangle" w="med" len="med"/>
                           </a:ln>
                         </wps:spPr>
-                        <wps:bodyPr anchorCtr="0" anchor="ctr" bIns="91425" lIns="91425" spcFirstLastPara="1" rIns="91425" wrap="square" tIns="91425">
-                          <a:noAutofit/>
-                        </wps:bodyPr>
+                        <wps:bodyPr/>
                       </wps:wsp>
                       <wps:wsp>
+                        <wps:cNvPr id="660263498" name="Oval 660263498"/>
                         <wps:cNvSpPr/>
-                        <wps:cNvPr id="39" name="Shape 39"/>
                         <wps:spPr>
                           <a:xfrm>
                             <a:off x="3592475" y="3934445"/>
@@ -891,35 +643,34 @@
                             <a:avLst/>
                           </a:prstGeom>
                           <a:noFill/>
-                          <a:ln cap="flat" cmpd="sng" w="9525">
+                          <a:ln w="9525" cap="flat" cmpd="sng">
                             <a:solidFill>
                               <a:srgbClr val="00FF00"/>
                             </a:solidFill>
                             <a:prstDash val="solid"/>
                             <a:round/>
-                            <a:headEnd len="sm" w="sm" type="none"/>
-                            <a:tailEnd len="sm" w="sm" type="none"/>
+                            <a:headEnd type="none" w="sm" len="sm"/>
+                            <a:tailEnd type="none" w="sm" len="sm"/>
                           </a:ln>
                         </wps:spPr>
                         <wps:txbx>
                           <w:txbxContent>
                             <w:p>
                               <w:pPr>
-                                <w:spacing w:after="0" w:before="0" w:line="240"/>
-                                <w:ind w:left="0" w:right="0" w:firstLine="0"/>
+                                <w:spacing w:after="0" w:line="240" w:lineRule="auto"/>
                                 <w:jc w:val="center"/>
                                 <w:textDirection w:val="btLr"/>
                               </w:pPr>
                             </w:p>
                           </w:txbxContent>
                         </wps:txbx>
-                        <wps:bodyPr anchorCtr="0" anchor="ctr" bIns="45000" lIns="90000" spcFirstLastPara="1" rIns="90000" wrap="square" tIns="45000">
+                        <wps:bodyPr spcFirstLastPara="1" wrap="square" lIns="90000" tIns="45000" rIns="90000" bIns="45000" anchor="ctr" anchorCtr="0">
                           <a:noAutofit/>
                         </wps:bodyPr>
                       </wps:wsp>
                       <wps:wsp>
+                        <wps:cNvPr id="470041996" name="Oval 470041996"/>
                         <wps:cNvSpPr/>
-                        <wps:cNvPr id="40" name="Shape 40"/>
                         <wps:spPr>
                           <a:xfrm>
                             <a:off x="3385638" y="3425538"/>
@@ -929,35 +680,34 @@
                             <a:avLst/>
                           </a:prstGeom>
                           <a:noFill/>
-                          <a:ln cap="flat" cmpd="sng" w="9525">
+                          <a:ln w="9525" cap="flat" cmpd="sng">
                             <a:solidFill>
                               <a:srgbClr val="0066FF"/>
                             </a:solidFill>
                             <a:prstDash val="solid"/>
                             <a:round/>
-                            <a:headEnd len="sm" w="sm" type="none"/>
-                            <a:tailEnd len="sm" w="sm" type="none"/>
+                            <a:headEnd type="none" w="sm" len="sm"/>
+                            <a:tailEnd type="none" w="sm" len="sm"/>
                           </a:ln>
                         </wps:spPr>
                         <wps:txbx>
                           <w:txbxContent>
                             <w:p>
                               <w:pPr>
-                                <w:spacing w:after="0" w:before="0" w:line="240"/>
-                                <w:ind w:left="0" w:right="0" w:firstLine="0"/>
+                                <w:spacing w:after="0" w:line="240" w:lineRule="auto"/>
                                 <w:jc w:val="center"/>
                                 <w:textDirection w:val="btLr"/>
                               </w:pPr>
                             </w:p>
                           </w:txbxContent>
                         </wps:txbx>
-                        <wps:bodyPr anchorCtr="0" anchor="ctr" bIns="45000" lIns="90000" spcFirstLastPara="1" rIns="90000" wrap="square" tIns="45000">
+                        <wps:bodyPr spcFirstLastPara="1" wrap="square" lIns="90000" tIns="45000" rIns="90000" bIns="45000" anchor="ctr" anchorCtr="0">
                           <a:noAutofit/>
                         </wps:bodyPr>
                       </wps:wsp>
                       <wps:wsp>
+                        <wps:cNvPr id="117058308" name="Oval 117058308"/>
                         <wps:cNvSpPr/>
-                        <wps:cNvPr id="41" name="Shape 41"/>
                         <wps:spPr>
                           <a:xfrm>
                             <a:off x="3184760" y="2917000"/>
@@ -967,35 +717,34 @@
                             <a:avLst/>
                           </a:prstGeom>
                           <a:noFill/>
-                          <a:ln cap="flat" cmpd="sng" w="9525">
+                          <a:ln w="9525" cap="flat" cmpd="sng">
                             <a:solidFill>
                               <a:srgbClr val="FF3333"/>
                             </a:solidFill>
                             <a:prstDash val="solid"/>
                             <a:round/>
-                            <a:headEnd len="sm" w="sm" type="none"/>
-                            <a:tailEnd len="sm" w="sm" type="none"/>
+                            <a:headEnd type="none" w="sm" len="sm"/>
+                            <a:tailEnd type="none" w="sm" len="sm"/>
                           </a:ln>
                         </wps:spPr>
                         <wps:txbx>
                           <w:txbxContent>
                             <w:p>
                               <w:pPr>
-                                <w:spacing w:after="0" w:before="0" w:line="240"/>
-                                <w:ind w:left="0" w:right="0" w:firstLine="0"/>
+                                <w:spacing w:after="0" w:line="240" w:lineRule="auto"/>
                                 <w:jc w:val="center"/>
                                 <w:textDirection w:val="btLr"/>
                               </w:pPr>
                             </w:p>
                           </w:txbxContent>
                         </wps:txbx>
-                        <wps:bodyPr anchorCtr="0" anchor="ctr" bIns="45000" lIns="90000" spcFirstLastPara="1" rIns="90000" wrap="square" tIns="45000">
+                        <wps:bodyPr spcFirstLastPara="1" wrap="square" lIns="90000" tIns="45000" rIns="90000" bIns="45000" anchor="ctr" anchorCtr="0">
                           <a:noAutofit/>
                         </wps:bodyPr>
                       </wps:wsp>
                       <wps:wsp>
+                        <wps:cNvPr id="1320376857" name="Rectangle 1320376857"/>
                         <wps:cNvSpPr/>
-                        <wps:cNvPr id="42" name="Shape 42"/>
                         <wps:spPr>
                           <a:xfrm>
                             <a:off x="4719750" y="5014725"/>
@@ -1013,32 +762,25 @@
                           <w:txbxContent>
                             <w:p>
                               <w:pPr>
-                                <w:spacing w:after="0" w:before="86.00000381469727" w:line="240"/>
-                                <w:ind w:left="0" w:right="0" w:firstLine="0"/>
+                                <w:spacing w:before="86" w:after="0" w:line="240" w:lineRule="auto"/>
                                 <w:jc w:val="center"/>
                                 <w:textDirection w:val="btLr"/>
                               </w:pPr>
                               <w:r>
                                 <w:rPr>
-                                  <w:rFonts w:ascii="Arial" w:cs="Arial" w:eastAsia="Arial" w:hAnsi="Arial"/>
-                                  <w:b w:val="1"/>
-                                  <w:i w:val="0"/>
-                                  <w:smallCaps w:val="0"/>
-                                  <w:strike w:val="0"/>
-                                  <w:color w:val="000000"/>
-                                  <w:sz w:val="24"/>
-                                  <w:vertAlign w:val="baseline"/>
+                                  <w:b/>
                                 </w:rPr>
-                                <w:t xml:space="preserve">Figure 1</w:t>
+                                <w:t>Figure 1</w:t>
                               </w:r>
                             </w:p>
                           </w:txbxContent>
                         </wps:txbx>
-                        <wps:bodyPr anchorCtr="0" anchor="t" bIns="0" lIns="0" spcFirstLastPara="1" rIns="0" wrap="square" tIns="0">
+                        <wps:bodyPr spcFirstLastPara="1" wrap="square" lIns="0" tIns="0" rIns="0" bIns="0" anchor="t" anchorCtr="0">
                           <a:noAutofit/>
                         </wps:bodyPr>
                       </wps:wsp>
                       <wps:wsp>
+                        <wps:cNvPr id="857253330" name="Straight Arrow Connector 857253330"/>
                         <wps:cNvCnPr/>
                         <wps:spPr>
                           <a:xfrm>
@@ -1049,21 +791,20 @@
                             <a:avLst/>
                           </a:prstGeom>
                           <a:noFill/>
-                          <a:ln cap="flat" cmpd="sng" w="18350">
+                          <a:ln w="18350" cap="flat" cmpd="sng">
                             <a:solidFill>
                               <a:srgbClr val="000000"/>
                             </a:solidFill>
                             <a:prstDash val="solid"/>
                             <a:round/>
-                            <a:headEnd len="sm" w="sm" type="none"/>
-                            <a:tailEnd len="med" w="med" type="triangle"/>
+                            <a:headEnd type="none" w="sm" len="sm"/>
+                            <a:tailEnd type="triangle" w="med" len="med"/>
                           </a:ln>
                         </wps:spPr>
-                        <wps:bodyPr anchorCtr="0" anchor="ctr" bIns="91425" lIns="91425" spcFirstLastPara="1" rIns="91425" wrap="square" tIns="91425">
-                          <a:noAutofit/>
-                        </wps:bodyPr>
+                        <wps:bodyPr/>
                       </wps:wsp>
                       <wps:wsp>
+                        <wps:cNvPr id="45574746" name="Straight Arrow Connector 45574746"/>
                         <wps:cNvCnPr/>
                         <wps:spPr>
                           <a:xfrm rot="10800000">
@@ -1074,23 +815,21 @@
                             <a:avLst/>
                           </a:prstGeom>
                           <a:noFill/>
-                          <a:ln cap="flat" cmpd="sng" w="18350">
+                          <a:ln w="18350" cap="flat" cmpd="sng">
                             <a:solidFill>
                               <a:srgbClr val="000000"/>
                             </a:solidFill>
                             <a:prstDash val="solid"/>
                             <a:round/>
-                            <a:headEnd len="sm" w="sm" type="none"/>
-                            <a:tailEnd len="med" w="med" type="triangle"/>
+                            <a:headEnd type="none" w="sm" len="sm"/>
+                            <a:tailEnd type="triangle" w="med" len="med"/>
                           </a:ln>
                         </wps:spPr>
-                        <wps:bodyPr anchorCtr="0" anchor="ctr" bIns="91425" lIns="91425" spcFirstLastPara="1" rIns="91425" wrap="square" tIns="91425">
-                          <a:noAutofit/>
-                        </wps:bodyPr>
+                        <wps:bodyPr/>
                       </wps:wsp>
                       <wps:wsp>
+                        <wps:cNvPr id="612032371" name="Rectangle 612032371"/>
                         <wps:cNvSpPr/>
-                        <wps:cNvPr id="45" name="Shape 45"/>
                         <wps:spPr>
                           <a:xfrm>
                             <a:off x="6101448" y="4342850"/>
@@ -1108,34 +847,27 @@
                           <w:txbxContent>
                             <w:p>
                               <w:pPr>
-                                <w:spacing w:after="0" w:before="0" w:line="240"/>
-                                <w:ind w:left="0" w:right="0" w:firstLine="0"/>
+                                <w:spacing w:after="0" w:line="240" w:lineRule="auto"/>
                                 <w:jc w:val="center"/>
                                 <w:textDirection w:val="btLr"/>
                               </w:pPr>
                               <w:r>
                                 <w:rPr>
-                                  <w:rFonts w:ascii="Arial" w:cs="Arial" w:eastAsia="Arial" w:hAnsi="Arial"/>
-                                  <w:b w:val="1"/>
-                                  <w:i w:val="0"/>
-                                  <w:smallCaps w:val="0"/>
-                                  <w:strike w:val="0"/>
-                                  <w:color w:val="000000"/>
+                                  <w:b/>
                                   <w:sz w:val="20"/>
-                                  <w:vertAlign w:val="baseline"/>
                                 </w:rPr>
-                                <w:t xml:space="preserve">distance from the sun</w:t>
+                                <w:t>distance from the sun</w:t>
                               </w:r>
                             </w:p>
                           </w:txbxContent>
                         </wps:txbx>
-                        <wps:bodyPr anchorCtr="0" anchor="t" bIns="45000" lIns="90000" spcFirstLastPara="1" rIns="90000" wrap="square" tIns="45000">
+                        <wps:bodyPr spcFirstLastPara="1" wrap="square" lIns="90000" tIns="45000" rIns="90000" bIns="45000" anchor="t" anchorCtr="0">
                           <a:noAutofit/>
                         </wps:bodyPr>
                       </wps:wsp>
                       <wps:wsp>
+                        <wps:cNvPr id="307130555" name="Rectangle 307130555"/>
                         <wps:cNvSpPr/>
-                        <wps:cNvPr id="46" name="Shape 46"/>
                         <wps:spPr>
                           <a:xfrm rot="-5400000">
                             <a:off x="4682555" y="3048605"/>
@@ -1153,43 +885,40 @@
                           <w:txbxContent>
                             <w:p>
                               <w:pPr>
-                                <w:spacing w:after="0" w:before="0" w:line="240"/>
-                                <w:ind w:left="0" w:right="0" w:firstLine="0"/>
+                                <w:spacing w:after="0" w:line="240" w:lineRule="auto"/>
                                 <w:jc w:val="center"/>
                                 <w:textDirection w:val="btLr"/>
                               </w:pPr>
                               <w:r>
                                 <w:rPr>
-                                  <w:rFonts w:ascii="Arial" w:cs="Arial" w:eastAsia="Arial" w:hAnsi="Arial"/>
-                                  <w:b w:val="1"/>
-                                  <w:i w:val="0"/>
-                                  <w:smallCaps w:val="0"/>
-                                  <w:strike w:val="0"/>
-                                  <w:color w:val="000000"/>
+                                  <w:b/>
                                   <w:sz w:val="20"/>
-                                  <w:vertAlign w:val="baseline"/>
                                 </w:rPr>
-                                <w:t xml:space="preserve">velocity component along the line from the sun</w:t>
+                                <w:t>velocity component along the line from the sun</w:t>
                               </w:r>
                             </w:p>
                           </w:txbxContent>
                         </wps:txbx>
-                        <wps:bodyPr anchorCtr="0" anchor="t" bIns="45000" lIns="90000" spcFirstLastPara="1" rIns="90000" wrap="square" tIns="45000">
+                        <wps:bodyPr spcFirstLastPara="1" wrap="square" lIns="90000" tIns="45000" rIns="90000" bIns="45000" anchor="t" anchorCtr="0">
                           <a:noAutofit/>
                         </wps:bodyPr>
                       </wps:wsp>
                       <wps:wsp>
+                        <wps:cNvPr id="1562098026" name="Freeform: Shape 1562098026"/>
                         <wps:cNvSpPr/>
-                        <wps:cNvPr id="47" name="Shape 47"/>
                         <wps:spPr>
                           <a:xfrm>
                             <a:off x="6156938" y="2896175"/>
                             <a:ext cx="1420571" cy="1071725"/>
                           </a:xfrm>
                           <a:custGeom>
-                            <a:rect b="b" l="l" r="r" t="t"/>
+                            <a:avLst/>
+                            <a:gdLst/>
+                            <a:ahLst/>
+                            <a:cxnLst/>
+                            <a:rect l="l" t="t" r="r" b="b"/>
                             <a:pathLst>
-                              <a:path extrusionOk="0" h="37578" w="45162">
+                              <a:path w="45162" h="37578" extrusionOk="0">
                                 <a:moveTo>
                                   <a:pt x="0" y="37578"/>
                                 </a:moveTo>
@@ -1207,23 +936,23 @@
                             </a:pathLst>
                           </a:custGeom>
                           <a:noFill/>
-                          <a:ln cap="flat" cmpd="sng" w="19050">
+                          <a:ln w="19050" cap="flat" cmpd="sng">
                             <a:solidFill>
                               <a:srgbClr val="000000"/>
                             </a:solidFill>
                             <a:prstDash val="solid"/>
                             <a:round/>
-                            <a:headEnd len="med" w="med" type="none"/>
-                            <a:tailEnd len="med" w="med" type="none"/>
+                            <a:headEnd type="none" w="med" len="med"/>
+                            <a:tailEnd type="none" w="med" len="med"/>
                           </a:ln>
                         </wps:spPr>
-                        <wps:bodyPr anchorCtr="0" anchor="ctr" bIns="91425" lIns="91425" spcFirstLastPara="1" rIns="91425" wrap="square" tIns="91425">
+                        <wps:bodyPr spcFirstLastPara="1" wrap="square" lIns="91425" tIns="91425" rIns="91425" bIns="91425" anchor="ctr" anchorCtr="0">
                           <a:noAutofit/>
                         </wps:bodyPr>
                       </wps:wsp>
                       <wps:wsp>
+                        <wps:cNvPr id="1664846857" name="Oval 1664846857"/>
                         <wps:cNvSpPr/>
-                        <wps:cNvPr id="48" name="Shape 48"/>
                         <wps:spPr>
                           <a:xfrm>
                             <a:off x="6304413" y="3366945"/>
@@ -1233,35 +962,33 @@
                             <a:avLst/>
                           </a:prstGeom>
                           <a:noFill/>
-                          <a:ln cap="flat" cmpd="sng" w="19050">
+                          <a:ln w="19050" cap="flat" cmpd="sng">
                             <a:solidFill>
                               <a:srgbClr val="00FF00"/>
                             </a:solidFill>
                             <a:prstDash val="solid"/>
                             <a:round/>
-                            <a:headEnd len="sm" w="sm" type="none"/>
-                            <a:tailEnd len="sm" w="sm" type="none"/>
+                            <a:headEnd type="none" w="sm" len="sm"/>
+                            <a:tailEnd type="none" w="sm" len="sm"/>
                           </a:ln>
                         </wps:spPr>
                         <wps:txbx>
                           <w:txbxContent>
                             <w:p>
                               <w:pPr>
-                                <w:spacing w:after="0" w:before="0" w:line="240"/>
-                                <w:ind w:left="0" w:right="0" w:firstLine="0"/>
-                                <w:jc w:val="left"/>
+                                <w:spacing w:after="0" w:line="240" w:lineRule="auto"/>
                                 <w:textDirection w:val="btLr"/>
                               </w:pPr>
                             </w:p>
                           </w:txbxContent>
                         </wps:txbx>
-                        <wps:bodyPr anchorCtr="0" anchor="ctr" bIns="91425" lIns="91425" spcFirstLastPara="1" rIns="91425" wrap="square" tIns="91425">
+                        <wps:bodyPr spcFirstLastPara="1" wrap="square" lIns="91425" tIns="91425" rIns="91425" bIns="91425" anchor="ctr" anchorCtr="0">
                           <a:noAutofit/>
                         </wps:bodyPr>
                       </wps:wsp>
                       <wps:wsp>
+                        <wps:cNvPr id="1351244501" name="Text Box 1351244501"/>
                         <wps:cNvSpPr txBox="1"/>
-                        <wps:cNvPr id="49" name="Shape 49"/>
                         <wps:spPr>
                           <a:xfrm>
                             <a:off x="6038022" y="3339600"/>
@@ -1279,34 +1006,26 @@
                           <w:txbxContent>
                             <w:p>
                               <w:pPr>
-                                <w:spacing w:after="0" w:before="0" w:line="240"/>
-                                <w:ind w:left="0" w:right="0" w:firstLine="0"/>
-                                <w:jc w:val="left"/>
+                                <w:spacing w:after="0" w:line="240" w:lineRule="auto"/>
                                 <w:textDirection w:val="btLr"/>
                               </w:pPr>
                               <w:r>
                                 <w:rPr>
-                                  <w:rFonts w:ascii="Arial" w:cs="Arial" w:eastAsia="Arial" w:hAnsi="Arial"/>
-                                  <w:b w:val="0"/>
-                                  <w:i w:val="0"/>
-                                  <w:smallCaps w:val="0"/>
-                                  <w:strike w:val="0"/>
-                                  <w:color w:val="00ff00"/>
+                                  <w:color w:val="00FF00"/>
                                   <w:sz w:val="20"/>
-                                  <w:vertAlign w:val="baseline"/>
                                 </w:rPr>
-                                <w:t xml:space="preserve">A</w:t>
+                                <w:t>A</w:t>
                               </w:r>
                             </w:p>
                           </w:txbxContent>
                         </wps:txbx>
-                        <wps:bodyPr anchorCtr="0" anchor="t" bIns="91425" lIns="91425" spcFirstLastPara="1" rIns="91425" wrap="square" tIns="91425">
+                        <wps:bodyPr spcFirstLastPara="1" wrap="square" lIns="91425" tIns="91425" rIns="91425" bIns="91425" anchor="t" anchorCtr="0">
                           <a:noAutofit/>
                         </wps:bodyPr>
                       </wps:wsp>
                       <wps:wsp>
+                        <wps:cNvPr id="1128061687" name="Oval 1128061687"/>
                         <wps:cNvSpPr/>
-                        <wps:cNvPr id="50" name="Shape 50"/>
                         <wps:spPr>
                           <a:xfrm>
                             <a:off x="6748563" y="2816300"/>
@@ -1316,35 +1035,33 @@
                             <a:avLst/>
                           </a:prstGeom>
                           <a:noFill/>
-                          <a:ln cap="flat" cmpd="sng" w="19050">
+                          <a:ln w="19050" cap="flat" cmpd="sng">
                             <a:solidFill>
                               <a:srgbClr val="0000FF"/>
                             </a:solidFill>
                             <a:prstDash val="solid"/>
                             <a:round/>
-                            <a:headEnd len="sm" w="sm" type="none"/>
-                            <a:tailEnd len="sm" w="sm" type="none"/>
+                            <a:headEnd type="none" w="sm" len="sm"/>
+                            <a:tailEnd type="none" w="sm" len="sm"/>
                           </a:ln>
                         </wps:spPr>
                         <wps:txbx>
                           <w:txbxContent>
                             <w:p>
                               <w:pPr>
-                                <w:spacing w:after="0" w:before="0" w:line="240"/>
-                                <w:ind w:left="0" w:right="0" w:firstLine="0"/>
-                                <w:jc w:val="left"/>
+                                <w:spacing w:after="0" w:line="240" w:lineRule="auto"/>
                                 <w:textDirection w:val="btLr"/>
                               </w:pPr>
                             </w:p>
                           </w:txbxContent>
                         </wps:txbx>
-                        <wps:bodyPr anchorCtr="0" anchor="ctr" bIns="91425" lIns="91425" spcFirstLastPara="1" rIns="91425" wrap="square" tIns="91425">
+                        <wps:bodyPr spcFirstLastPara="1" wrap="square" lIns="91425" tIns="91425" rIns="91425" bIns="91425" anchor="ctr" anchorCtr="0">
                           <a:noAutofit/>
                         </wps:bodyPr>
                       </wps:wsp>
                       <wps:wsp>
+                        <wps:cNvPr id="82777575" name="Text Box 82777575"/>
                         <wps:cNvSpPr txBox="1"/>
-                        <wps:cNvPr id="51" name="Shape 51"/>
                         <wps:spPr>
                           <a:xfrm>
                             <a:off x="3449022" y="3273200"/>
@@ -1362,34 +1079,26 @@
                           <w:txbxContent>
                             <w:p>
                               <w:pPr>
-                                <w:spacing w:after="0" w:before="0" w:line="240"/>
-                                <w:ind w:left="0" w:right="0" w:firstLine="0"/>
-                                <w:jc w:val="left"/>
+                                <w:spacing w:after="0" w:line="240" w:lineRule="auto"/>
                                 <w:textDirection w:val="btLr"/>
                               </w:pPr>
                               <w:r>
                                 <w:rPr>
-                                  <w:rFonts w:ascii="Arial" w:cs="Arial" w:eastAsia="Arial" w:hAnsi="Arial"/>
-                                  <w:b w:val="0"/>
-                                  <w:i w:val="0"/>
-                                  <w:smallCaps w:val="0"/>
-                                  <w:strike w:val="0"/>
-                                  <w:color w:val="0000ff"/>
+                                  <w:color w:val="0000FF"/>
                                   <w:sz w:val="20"/>
-                                  <w:vertAlign w:val="baseline"/>
                                 </w:rPr>
-                                <w:t xml:space="preserve">B</w:t>
+                                <w:t>B</w:t>
                               </w:r>
                             </w:p>
                           </w:txbxContent>
                         </wps:txbx>
-                        <wps:bodyPr anchorCtr="0" anchor="t" bIns="91425" lIns="91425" spcFirstLastPara="1" rIns="91425" wrap="square" tIns="91425">
+                        <wps:bodyPr spcFirstLastPara="1" wrap="square" lIns="91425" tIns="91425" rIns="91425" bIns="91425" anchor="t" anchorCtr="0">
                           <a:noAutofit/>
                         </wps:bodyPr>
                       </wps:wsp>
                       <wps:wsp>
+                        <wps:cNvPr id="922180728" name="Oval 922180728"/>
                         <wps:cNvSpPr/>
-                        <wps:cNvPr id="52" name="Shape 52"/>
                         <wps:spPr>
                           <a:xfrm>
                             <a:off x="7205763" y="3349700"/>
@@ -1399,35 +1108,33 @@
                             <a:avLst/>
                           </a:prstGeom>
                           <a:noFill/>
-                          <a:ln cap="flat" cmpd="sng" w="19050">
+                          <a:ln w="19050" cap="flat" cmpd="sng">
                             <a:solidFill>
                               <a:srgbClr val="FF0000"/>
                             </a:solidFill>
                             <a:prstDash val="solid"/>
                             <a:round/>
-                            <a:headEnd len="sm" w="sm" type="none"/>
-                            <a:tailEnd len="sm" w="sm" type="none"/>
+                            <a:headEnd type="none" w="sm" len="sm"/>
+                            <a:tailEnd type="none" w="sm" len="sm"/>
                           </a:ln>
                         </wps:spPr>
                         <wps:txbx>
                           <w:txbxContent>
                             <w:p>
                               <w:pPr>
-                                <w:spacing w:after="0" w:before="0" w:line="240"/>
-                                <w:ind w:left="0" w:right="0" w:firstLine="0"/>
-                                <w:jc w:val="left"/>
+                                <w:spacing w:after="0" w:line="240" w:lineRule="auto"/>
                                 <w:textDirection w:val="btLr"/>
                               </w:pPr>
                             </w:p>
                           </w:txbxContent>
                         </wps:txbx>
-                        <wps:bodyPr anchorCtr="0" anchor="ctr" bIns="91425" lIns="91425" spcFirstLastPara="1" rIns="91425" wrap="square" tIns="91425">
+                        <wps:bodyPr spcFirstLastPara="1" wrap="square" lIns="91425" tIns="91425" rIns="91425" bIns="91425" anchor="ctr" anchorCtr="0">
                           <a:noAutofit/>
                         </wps:bodyPr>
                       </wps:wsp>
                       <wps:wsp>
+                        <wps:cNvPr id="2123310395" name="Text Box 2123310395"/>
                         <wps:cNvSpPr txBox="1"/>
-                        <wps:cNvPr id="53" name="Shape 53"/>
                         <wps:spPr>
                           <a:xfrm>
                             <a:off x="3241238" y="2795950"/>
@@ -1445,32 +1152,25 @@
                           <w:txbxContent>
                             <w:p>
                               <w:pPr>
-                                <w:spacing w:after="0" w:before="0" w:line="240"/>
-                                <w:ind w:left="0" w:right="0" w:firstLine="0"/>
-                                <w:jc w:val="left"/>
+                                <w:spacing w:after="0" w:line="240" w:lineRule="auto"/>
                                 <w:textDirection w:val="btLr"/>
                               </w:pPr>
                               <w:r>
                                 <w:rPr>
-                                  <w:rFonts w:ascii="Arial" w:cs="Arial" w:eastAsia="Arial" w:hAnsi="Arial"/>
-                                  <w:b w:val="0"/>
-                                  <w:i w:val="0"/>
-                                  <w:smallCaps w:val="0"/>
-                                  <w:strike w:val="0"/>
-                                  <w:color w:val="ff0000"/>
+                                  <w:color w:val="FF0000"/>
                                   <w:sz w:val="20"/>
-                                  <w:vertAlign w:val="baseline"/>
                                 </w:rPr>
-                                <w:t xml:space="preserve">C</w:t>
+                                <w:t>C</w:t>
                               </w:r>
                             </w:p>
                           </w:txbxContent>
                         </wps:txbx>
-                        <wps:bodyPr anchorCtr="0" anchor="t" bIns="91425" lIns="91425" spcFirstLastPara="1" rIns="91425" wrap="square" tIns="91425">
+                        <wps:bodyPr spcFirstLastPara="1" wrap="square" lIns="91425" tIns="91425" rIns="91425" bIns="91425" anchor="t" anchorCtr="0">
                           <a:noAutofit/>
                         </wps:bodyPr>
                       </wps:wsp>
                       <wps:wsp>
+                        <wps:cNvPr id="827329052" name="Straight Arrow Connector 827329052"/>
                         <wps:cNvCnPr/>
                         <wps:spPr>
                           <a:xfrm rot="10800000">
@@ -1481,21 +1181,20 @@
                             <a:avLst/>
                           </a:prstGeom>
                           <a:noFill/>
-                          <a:ln cap="flat" cmpd="sng" w="19050">
+                          <a:ln w="19050" cap="flat" cmpd="sng">
                             <a:solidFill>
                               <a:srgbClr val="00FF00"/>
                             </a:solidFill>
                             <a:prstDash val="solid"/>
                             <a:round/>
-                            <a:headEnd len="sm" w="sm" type="none"/>
-                            <a:tailEnd len="med" w="med" type="triangle"/>
+                            <a:headEnd type="none" w="sm" len="sm"/>
+                            <a:tailEnd type="triangle" w="med" len="med"/>
                           </a:ln>
                         </wps:spPr>
-                        <wps:bodyPr anchorCtr="0" anchor="ctr" bIns="91425" lIns="91425" spcFirstLastPara="1" rIns="91425" wrap="square" tIns="91425">
-                          <a:noAutofit/>
-                        </wps:bodyPr>
+                        <wps:bodyPr/>
                       </wps:wsp>
                       <wps:wsp>
+                        <wps:cNvPr id="990766073" name="Straight Arrow Connector 990766073"/>
                         <wps:cNvCnPr/>
                         <wps:spPr>
                           <a:xfrm rot="10800000">
@@ -1506,23 +1205,21 @@
                             <a:avLst/>
                           </a:prstGeom>
                           <a:noFill/>
-                          <a:ln cap="flat" cmpd="sng" w="19050">
+                          <a:ln w="19050" cap="flat" cmpd="sng">
                             <a:solidFill>
                               <a:srgbClr val="FF0000"/>
                             </a:solidFill>
                             <a:prstDash val="solid"/>
                             <a:round/>
-                            <a:headEnd len="sm" w="sm" type="none"/>
-                            <a:tailEnd len="med" w="med" type="triangle"/>
+                            <a:headEnd type="none" w="sm" len="sm"/>
+                            <a:tailEnd type="triangle" w="med" len="med"/>
                           </a:ln>
                         </wps:spPr>
-                        <wps:bodyPr anchorCtr="0" anchor="ctr" bIns="91425" lIns="91425" spcFirstLastPara="1" rIns="91425" wrap="square" tIns="91425">
-                          <a:noAutofit/>
-                        </wps:bodyPr>
+                        <wps:bodyPr/>
                       </wps:wsp>
                       <wps:wsp>
+                        <wps:cNvPr id="1245834633" name="Sun 1245834633"/>
                         <wps:cNvSpPr/>
-                        <wps:cNvPr id="56" name="Shape 56"/>
                         <wps:spPr>
                           <a:xfrm>
                             <a:off x="3908725" y="4588475"/>
@@ -1530,41 +1227,39 @@
                           </a:xfrm>
                           <a:prstGeom prst="sun">
                             <a:avLst>
-                              <a:gd fmla="val 12500" name="adj"/>
+                              <a:gd name="adj" fmla="val 12500"/>
                             </a:avLst>
                           </a:prstGeom>
                           <a:solidFill>
                             <a:srgbClr val="FFD966"/>
                           </a:solidFill>
-                          <a:ln cap="flat" cmpd="sng" w="9525">
+                          <a:ln w="9525" cap="flat" cmpd="sng">
                             <a:solidFill>
                               <a:srgbClr val="BF9000"/>
                             </a:solidFill>
                             <a:prstDash val="solid"/>
                             <a:round/>
-                            <a:headEnd len="sm" w="sm" type="none"/>
-                            <a:tailEnd len="sm" w="sm" type="none"/>
+                            <a:headEnd type="none" w="sm" len="sm"/>
+                            <a:tailEnd type="none" w="sm" len="sm"/>
                           </a:ln>
                         </wps:spPr>
                         <wps:txbx>
                           <w:txbxContent>
                             <w:p>
                               <w:pPr>
-                                <w:spacing w:after="0" w:before="0" w:line="240"/>
-                                <w:ind w:left="0" w:right="0" w:firstLine="0"/>
-                                <w:jc w:val="left"/>
+                                <w:spacing w:after="0" w:line="240" w:lineRule="auto"/>
                                 <w:textDirection w:val="btLr"/>
                               </w:pPr>
                             </w:p>
                           </w:txbxContent>
                         </wps:txbx>
-                        <wps:bodyPr anchorCtr="0" anchor="ctr" bIns="91425" lIns="91425" spcFirstLastPara="1" rIns="91425" wrap="square" tIns="91425">
+                        <wps:bodyPr spcFirstLastPara="1" wrap="square" lIns="91425" tIns="91425" rIns="91425" bIns="91425" anchor="ctr" anchorCtr="0">
                           <a:noAutofit/>
                         </wps:bodyPr>
                       </wps:wsp>
                       <wps:wsp>
+                        <wps:cNvPr id="1546538718" name="Text Box 1546538718"/>
                         <wps:cNvSpPr txBox="1"/>
-                        <wps:cNvPr id="57" name="Shape 57"/>
                         <wps:spPr>
                           <a:xfrm>
                             <a:off x="3687646" y="3803988"/>
@@ -1582,34 +1277,26 @@
                           <w:txbxContent>
                             <w:p>
                               <w:pPr>
-                                <w:spacing w:after="0" w:before="0" w:line="240"/>
-                                <w:ind w:left="0" w:right="0" w:firstLine="0"/>
-                                <w:jc w:val="left"/>
+                                <w:spacing w:after="0" w:line="240" w:lineRule="auto"/>
                                 <w:textDirection w:val="btLr"/>
                               </w:pPr>
                               <w:r>
                                 <w:rPr>
-                                  <w:rFonts w:ascii="Arial" w:cs="Arial" w:eastAsia="Arial" w:hAnsi="Arial"/>
-                                  <w:b w:val="0"/>
-                                  <w:i w:val="0"/>
-                                  <w:smallCaps w:val="0"/>
-                                  <w:strike w:val="0"/>
-                                  <w:color w:val="00ff00"/>
+                                  <w:color w:val="00FF00"/>
                                   <w:sz w:val="20"/>
-                                  <w:vertAlign w:val="baseline"/>
                                 </w:rPr>
-                                <w:t xml:space="preserve">A</w:t>
+                                <w:t>A</w:t>
                               </w:r>
                             </w:p>
                           </w:txbxContent>
                         </wps:txbx>
-                        <wps:bodyPr anchorCtr="0" anchor="t" bIns="91425" lIns="91425" spcFirstLastPara="1" rIns="91425" wrap="square" tIns="91425">
+                        <wps:bodyPr spcFirstLastPara="1" wrap="square" lIns="91425" tIns="91425" rIns="91425" bIns="91425" anchor="t" anchorCtr="0">
                           <a:noAutofit/>
                         </wps:bodyPr>
                       </wps:wsp>
                       <wps:wsp>
+                        <wps:cNvPr id="1669862738" name="Text Box 1669862738"/>
                         <wps:cNvSpPr txBox="1"/>
-                        <wps:cNvPr id="58" name="Shape 58"/>
                         <wps:spPr>
                           <a:xfrm>
                             <a:off x="6734013" y="2917000"/>
@@ -1627,34 +1314,26 @@
                           <w:txbxContent>
                             <w:p>
                               <w:pPr>
-                                <w:spacing w:after="0" w:before="0" w:line="240"/>
-                                <w:ind w:left="0" w:right="0" w:firstLine="0"/>
-                                <w:jc w:val="left"/>
+                                <w:spacing w:after="0" w:line="240" w:lineRule="auto"/>
                                 <w:textDirection w:val="btLr"/>
                               </w:pPr>
                               <w:r>
                                 <w:rPr>
-                                  <w:rFonts w:ascii="Arial" w:cs="Arial" w:eastAsia="Arial" w:hAnsi="Arial"/>
-                                  <w:b w:val="0"/>
-                                  <w:i w:val="0"/>
-                                  <w:smallCaps w:val="0"/>
-                                  <w:strike w:val="0"/>
-                                  <w:color w:val="0000ff"/>
+                                  <w:color w:val="0000FF"/>
                                   <w:sz w:val="20"/>
-                                  <w:vertAlign w:val="baseline"/>
                                 </w:rPr>
-                                <w:t xml:space="preserve">B</w:t>
+                                <w:t>B</w:t>
                               </w:r>
                             </w:p>
                           </w:txbxContent>
                         </wps:txbx>
-                        <wps:bodyPr anchorCtr="0" anchor="t" bIns="91425" lIns="91425" spcFirstLastPara="1" rIns="91425" wrap="square" tIns="91425">
+                        <wps:bodyPr spcFirstLastPara="1" wrap="square" lIns="91425" tIns="91425" rIns="91425" bIns="91425" anchor="t" anchorCtr="0">
                           <a:noAutofit/>
                         </wps:bodyPr>
                       </wps:wsp>
                       <wps:wsp>
+                        <wps:cNvPr id="784558790" name="Text Box 784558790"/>
                         <wps:cNvSpPr txBox="1"/>
-                        <wps:cNvPr id="59" name="Shape 59"/>
                         <wps:spPr>
                           <a:xfrm>
                             <a:off x="7371363" y="3292250"/>
@@ -1672,28 +1351,20 @@
                           <w:txbxContent>
                             <w:p>
                               <w:pPr>
-                                <w:spacing w:after="0" w:before="0" w:line="240"/>
-                                <w:ind w:left="0" w:right="0" w:firstLine="0"/>
-                                <w:jc w:val="left"/>
+                                <w:spacing w:after="0" w:line="240" w:lineRule="auto"/>
                                 <w:textDirection w:val="btLr"/>
                               </w:pPr>
                               <w:r>
                                 <w:rPr>
-                                  <w:rFonts w:ascii="Arial" w:cs="Arial" w:eastAsia="Arial" w:hAnsi="Arial"/>
-                                  <w:b w:val="0"/>
-                                  <w:i w:val="0"/>
-                                  <w:smallCaps w:val="0"/>
-                                  <w:strike w:val="0"/>
-                                  <w:color w:val="ff0000"/>
+                                  <w:color w:val="FF0000"/>
                                   <w:sz w:val="20"/>
-                                  <w:vertAlign w:val="baseline"/>
                                 </w:rPr>
-                                <w:t xml:space="preserve">C</w:t>
+                                <w:t>C</w:t>
                               </w:r>
                             </w:p>
                           </w:txbxContent>
                         </wps:txbx>
-                        <wps:bodyPr anchorCtr="0" anchor="t" bIns="91425" lIns="91425" spcFirstLastPara="1" rIns="91425" wrap="square" tIns="91425">
+                        <wps:bodyPr spcFirstLastPara="1" wrap="square" lIns="91425" tIns="91425" rIns="91425" bIns="91425" anchor="t" anchorCtr="0">
                           <a:noAutofit/>
                         </wps:bodyPr>
                       </wps:wsp>
@@ -1704,245 +1375,603 @@
             </w:drawing>
           </mc:Choice>
           <mc:Fallback>
-            <w:drawing>
-              <wp:inline distT="0" distB="0" distL="0" distR="0">
-                <wp:extent cx="5080000" cy="3104972"/>
-                <wp:effectExtent b="0" l="0" r="0" t="0"/>
-                <wp:docPr id="2" name="image2.png"/>
-                <a:graphic>
-                  <a:graphicData uri="http://schemas.openxmlformats.org/drawingml/2006/picture">
-                    <pic:pic>
-                      <pic:nvPicPr>
-                        <pic:cNvPr id="0" name="image2.png"/>
-                        <pic:cNvPicPr preferRelativeResize="0"/>
-                      </pic:nvPicPr>
-                      <pic:blipFill>
-                        <a:blip r:embed="rId6"/>
-                        <a:srcRect/>
-                        <a:stretch>
-                          <a:fillRect/>
-                        </a:stretch>
-                      </pic:blipFill>
-                      <pic:spPr>
-                        <a:xfrm>
-                          <a:off x="0" y="0"/>
-                          <a:ext cx="5080000" cy="3104972"/>
-                        </a:xfrm>
-                        <a:prstGeom prst="rect"/>
-                        <a:ln/>
-                      </pic:spPr>
-                    </pic:pic>
-                  </a:graphicData>
-                </a:graphic>
-              </wp:inline>
-            </w:drawing>
+            <w:pict>
+              <v:group w14:anchorId="27CDB5F0" id="Group 2" o:spid="_x0000_s1026" style="width:400pt;height:244.5pt;mso-position-horizontal-relative:char;mso-position-vertical-relative:line" coordorigin="28063,23553" coordsize="50796,30911" o:gfxdata="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">
+                <v:shapetype id="_x0000_t32" coordsize="21600,21600" o:spt="32" o:oned="t" path="m,l21600,21600e" filled="f">
+                  <v:path arrowok="t" fillok="f" o:connecttype="none"/>
+                  <o:lock v:ext="edit" shapetype="t"/>
+                </v:shapetype>
+                <v:shape id="Straight Arrow Connector 1437397096" o:spid="_x0000_s1027" type="#_x0000_t32" style="position:absolute;left:39533;top:23553;width:7;height:24638;rotation:180;visibility:visible;mso-wrap-style:square" o:connectortype="straight" o:gfxdata="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" strokeweight="1.5pt">
+                  <v:stroke startarrow="classic" endarrow="classic"/>
+                </v:shape>
+                <v:rect id="Rectangle 50293084" o:spid="_x0000_s1028" style="position:absolute;left:39461;top:32041;width:3888;height:2294;visibility:visible;mso-wrap-style:square;v-text-anchor:top" o:gfxdata="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" filled="f" stroked="f">
+                  <v:textbox inset="2.5mm,1.25mm,2.5mm,1.25mm">
+                    <w:txbxContent>
+                      <w:p>
+                        <w:pPr>
+                          <w:spacing w:after="0" w:line="240" w:lineRule="auto"/>
+                          <w:jc w:val="center"/>
+                          <w:textDirection w:val="btLr"/>
+                        </w:pPr>
+                        <w:r>
+                          <w:rPr>
+                            <w:b/>
+                            <w:sz w:val="16"/>
+                          </w:rPr>
+                          <w:t>GC</w:t>
+                        </w:r>
+                      </w:p>
+                    </w:txbxContent>
+                  </v:textbox>
+                </v:rect>
+                <v:rect id="Rectangle 1957826846" o:spid="_x0000_s1029" style="position:absolute;left:39591;top:45224;width:4116;height:2328;visibility:visible;mso-wrap-style:square;v-text-anchor:top" o:gfxdata="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" filled="f" stroked="f">
+                  <v:textbox inset="2.5mm,1.25mm,2.5mm,1.25mm">
+                    <w:txbxContent>
+                      <w:p>
+                        <w:pPr>
+                          <w:spacing w:after="0" w:line="240" w:lineRule="auto"/>
+                          <w:textDirection w:val="btLr"/>
+                        </w:pPr>
+                        <w:r>
+                          <w:rPr>
+                            <w:b/>
+                            <w:sz w:val="16"/>
+                          </w:rPr>
+                          <w:t>sun</w:t>
+                        </w:r>
+                      </w:p>
+                    </w:txbxContent>
+                  </v:textbox>
+                </v:rect>
+                <v:rect id="Rectangle 1933345198" o:spid="_x0000_s1030" style="position:absolute;left:28063;top:28431;width:3924;height:3535;visibility:visible;mso-wrap-style:square;v-text-anchor:top" o:gfxdata="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" filled="f" stroked="f">
+                  <v:textbox inset="2.5mm,1.25mm,2.5mm,1.25mm">
+                    <w:txbxContent>
+                      <w:p>
+                        <w:pPr>
+                          <w:spacing w:after="0" w:line="240" w:lineRule="auto"/>
+                          <w:jc w:val="center"/>
+                          <w:textDirection w:val="btLr"/>
+                        </w:pPr>
+                        <w:r>
+                          <w:rPr>
+                            <w:b/>
+                            <w:color w:val="CE181E"/>
+                            <w:sz w:val="16"/>
+                          </w:rPr>
+                          <w:t>Too far</w:t>
+                        </w:r>
+                      </w:p>
+                    </w:txbxContent>
+                  </v:textbox>
+                </v:rect>
+                <v:shape id="Straight Arrow Connector 1426909879" o:spid="_x0000_s1031" type="#_x0000_t32" style="position:absolute;left:30126;top:24386;width:9357;height:22257;rotation:180;visibility:visible;mso-wrap-style:square" o:connectortype="straight" o:gfxdata="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">
+                  <v:stroke dashstyle="dash" startarrowwidth="narrow" startarrowlength="short" endarrow="classic"/>
+                </v:shape>
+                <v:rect id="Rectangle 112771008" o:spid="_x0000_s1032" style="position:absolute;left:33132;top:40051;width:4425;height:3532;visibility:visible;mso-wrap-style:square;v-text-anchor:top" o:gfxdata="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" filled="f" stroked="f">
+                  <v:textbox inset="2.5mm,1.25mm,2.5mm,1.25mm">
+                    <w:txbxContent>
+                      <w:p>
+                        <w:pPr>
+                          <w:spacing w:after="0" w:line="240" w:lineRule="auto"/>
+                          <w:jc w:val="center"/>
+                          <w:textDirection w:val="btLr"/>
+                        </w:pPr>
+                        <w:r>
+                          <w:rPr>
+                            <w:b/>
+                            <w:color w:val="009900"/>
+                            <w:sz w:val="16"/>
+                          </w:rPr>
+                          <w:t>Too close</w:t>
+                        </w:r>
+                      </w:p>
+                    </w:txbxContent>
+                  </v:textbox>
+                </v:rect>
+                <v:rect id="Rectangle 749366084" o:spid="_x0000_s1033" style="position:absolute;left:29143;top:33813;width:5685;height:3535;visibility:visible;mso-wrap-style:square;v-text-anchor:top" o:gfxdata="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" filled="f" stroked="f">
+                  <v:textbox inset="2.5mm,1.25mm,2.5mm,1.25mm">
+                    <w:txbxContent>
+                      <w:p>
+                        <w:pPr>
+                          <w:spacing w:after="0" w:line="240" w:lineRule="auto"/>
+                          <w:jc w:val="center"/>
+                          <w:textDirection w:val="btLr"/>
+                        </w:pPr>
+                        <w:r>
+                          <w:rPr>
+                            <w:b/>
+                            <w:color w:val="0066FF"/>
+                            <w:sz w:val="16"/>
+                          </w:rPr>
+                          <w:t>Tangent point</w:t>
+                        </w:r>
+                      </w:p>
+                    </w:txbxContent>
+                  </v:textbox>
+                </v:rect>
+                <v:oval id="Oval 220499623" o:spid="_x0000_s1034" style="position:absolute;left:34281;top:27660;width:10616;height:10717;visibility:visible;mso-wrap-style:square;v-text-anchor:middle" o:gfxdata="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" filled="f" strokecolor="#666" strokeweight="1.5pt">
+                  <v:stroke dashstyle="dash" startarrowwidth="narrow" startarrowlength="short" endarrowwidth="narrow" endarrowlength="short"/>
+                  <v:textbox inset="2.53958mm,2.53958mm,2.53958mm,2.53958mm">
+                    <w:txbxContent>
+                      <w:p>
+                        <w:pPr>
+                          <w:spacing w:after="0" w:line="240" w:lineRule="auto"/>
+                          <w:textDirection w:val="btLr"/>
+                        </w:pPr>
+                      </w:p>
+                    </w:txbxContent>
+                  </v:textbox>
+                </v:oval>
+                <v:oval id="Oval 1570618537" o:spid="_x0000_s1035" style="position:absolute;left:39393;top:32920;width:417;height:425;visibility:visible;mso-wrap-style:square;v-text-anchor:middle" o:gfxdata="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" fillcolor="black">
+                  <v:stroke startarrowwidth="narrow" startarrowlength="short" endarrowwidth="narrow" endarrowlength="short"/>
+                  <v:textbox inset="2.53958mm,2.53958mm,2.53958mm,2.53958mm">
+                    <w:txbxContent>
+                      <w:p>
+                        <w:pPr>
+                          <w:spacing w:after="0" w:line="240" w:lineRule="auto"/>
+                          <w:textDirection w:val="btLr"/>
+                        </w:pPr>
+                      </w:p>
+                    </w:txbxContent>
+                  </v:textbox>
+                </v:oval>
+                <v:oval id="Oval 649513152" o:spid="_x0000_s1036" style="position:absolute;left:31876;top:25291;width:15321;height:15456;visibility:visible;mso-wrap-style:square;v-text-anchor:middle" o:gfxdata="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" filled="f" strokecolor="#666" strokeweight="1.5pt">
+                  <v:stroke startarrowwidth="narrow" startarrowlength="short" endarrowwidth="narrow" endarrowlength="short"/>
+                  <v:textbox inset="2.53958mm,2.53958mm,2.53958mm,2.53958mm">
+                    <w:txbxContent>
+                      <w:p>
+                        <w:pPr>
+                          <w:spacing w:after="0" w:line="240" w:lineRule="auto"/>
+                          <w:textDirection w:val="btLr"/>
+                        </w:pPr>
+                      </w:p>
+                    </w:txbxContent>
+                  </v:textbox>
+                </v:oval>
+                <v:shape id="Straight Arrow Connector 1407102818" o:spid="_x0000_s1037" type="#_x0000_t32" style="position:absolute;left:32412;top:25489;width:1951;height:4317;rotation:180;flip:x;visibility:visible;mso-wrap-style:square" o:connectortype="straight" o:gfxdata="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" strokecolor="#f33" strokeweight=".50972mm">
+                  <v:stroke startarrowwidth="narrow" startarrowlength="short" endarrow="block"/>
+                </v:shape>
+                <v:shape id="Straight Arrow Connector 2091292027" o:spid="_x0000_s1038" type="#_x0000_t32" style="position:absolute;left:32808;top:38550;width:3816;height:1645;rotation:180;visibility:visible;mso-wrap-style:square" o:connectortype="straight" o:gfxdata="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" strokecolor="lime" strokeweight=".50972mm">
+                  <v:stroke startarrowwidth="narrow" startarrowlength="short" endarrow="block"/>
+                </v:shape>
+                <v:shape id="Straight Arrow Connector 790837572" o:spid="_x0000_s1039" type="#_x0000_t32" style="position:absolute;left:32916;top:31059;width:1656;height:4021;rotation:180;visibility:visible;mso-wrap-style:square" o:connectortype="straight" o:gfxdata="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" strokecolor="#06f" strokeweight=".75972mm">
+                  <v:stroke startarrowwidth="narrow" startarrowlength="short" endarrow="block"/>
+                </v:shape>
+                <v:oval id="Oval 660263498" o:spid="_x0000_s1040" style="position:absolute;left:35924;top:39344;width:1347;height:1353;visibility:visible;mso-wrap-style:square;v-text-anchor:middle" o:gfxdata="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" filled="f" strokecolor="lime">
+                  <v:stroke startarrowwidth="narrow" startarrowlength="short" endarrowwidth="narrow" endarrowlength="short"/>
+                  <v:textbox inset="2.5mm,1.25mm,2.5mm,1.25mm">
+                    <w:txbxContent>
+                      <w:p>
+                        <w:pPr>
+                          <w:spacing w:after="0" w:line="240" w:lineRule="auto"/>
+                          <w:jc w:val="center"/>
+                          <w:textDirection w:val="btLr"/>
+                        </w:pPr>
+                      </w:p>
+                    </w:txbxContent>
+                  </v:textbox>
+                </v:oval>
+                <v:oval id="Oval 470041996" o:spid="_x0000_s1041" style="position:absolute;left:33856;top:34255;width:1338;height:1347;visibility:visible;mso-wrap-style:square;v-text-anchor:middle" o:gfxdata="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" filled="f" strokecolor="#06f">
+                  <v:stroke startarrowwidth="narrow" startarrowlength="short" endarrowwidth="narrow" endarrowlength="short"/>
+                  <v:textbox inset="2.5mm,1.25mm,2.5mm,1.25mm">
+                    <w:txbxContent>
+                      <w:p>
+                        <w:pPr>
+                          <w:spacing w:after="0" w:line="240" w:lineRule="auto"/>
+                          <w:jc w:val="center"/>
+                          <w:textDirection w:val="btLr"/>
+                        </w:pPr>
+                      </w:p>
+                    </w:txbxContent>
+                  </v:textbox>
+                </v:oval>
+                <v:oval id="Oval 117058308" o:spid="_x0000_s1042" style="position:absolute;left:31847;top:29170;width:1332;height:1347;visibility:visible;mso-wrap-style:square;v-text-anchor:middle" o:gfxdata="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" filled="f" strokecolor="#f33">
+                  <v:stroke startarrowwidth="narrow" startarrowlength="short" endarrowwidth="narrow" endarrowlength="short"/>
+                  <v:textbox inset="2.5mm,1.25mm,2.5mm,1.25mm">
+                    <w:txbxContent>
+                      <w:p>
+                        <w:pPr>
+                          <w:spacing w:after="0" w:line="240" w:lineRule="auto"/>
+                          <w:jc w:val="center"/>
+                          <w:textDirection w:val="btLr"/>
+                        </w:pPr>
+                      </w:p>
+                    </w:txbxContent>
+                  </v:textbox>
+                </v:oval>
+                <v:rect id="Rectangle 1320376857" o:spid="_x0000_s1043" style="position:absolute;left:47197;top:50147;width:8787;height:4317;visibility:visible;mso-wrap-style:square;v-text-anchor:top" o:gfxdata="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" filled="f" stroked="f">
+                  <v:textbox inset="0,0,0,0">
+                    <w:txbxContent>
+                      <w:p>
+                        <w:pPr>
+                          <w:spacing w:before="86" w:after="0" w:line="240" w:lineRule="auto"/>
+                          <w:jc w:val="center"/>
+                          <w:textDirection w:val="btLr"/>
+                        </w:pPr>
+                        <w:r>
+                          <w:rPr>
+                            <w:b/>
+                          </w:rPr>
+                          <w:t>Figure 1</w:t>
+                        </w:r>
+                      </w:p>
+                    </w:txbxContent>
+                  </v:textbox>
+                </v:rect>
+                <v:shape id="Straight Arrow Connector 857253330" o:spid="_x0000_s1044" type="#_x0000_t32" style="position:absolute;left:58894;top:42773;width:19965;height:0;visibility:visible;mso-wrap-style:square" o:connectortype="straight" o:gfxdata="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" strokeweight=".50972mm">
+                  <v:stroke startarrowwidth="narrow" startarrowlength="short" endarrow="block"/>
+                </v:shape>
+                <v:shape id="Straight Arrow Connector 45574746" o:spid="_x0000_s1045" type="#_x0000_t32" style="position:absolute;left:58995;top:24942;width:0;height:17957;rotation:180;visibility:visible;mso-wrap-style:square" o:connectortype="straight" o:gfxdata="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" strokeweight=".50972mm">
+                  <v:stroke startarrowwidth="narrow" startarrowlength="short" endarrow="block"/>
+                </v:shape>
+                <v:rect id="Rectangle 612032371" o:spid="_x0000_s1046" style="position:absolute;left:61014;top:43428;width:16710;height:3066;visibility:visible;mso-wrap-style:square;v-text-anchor:top" o:gfxdata="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" filled="f" stroked="f">
+                  <v:textbox inset="2.5mm,1.25mm,2.5mm,1.25mm">
+                    <w:txbxContent>
+                      <w:p>
+                        <w:pPr>
+                          <w:spacing w:after="0" w:line="240" w:lineRule="auto"/>
+                          <w:jc w:val="center"/>
+                          <w:textDirection w:val="btLr"/>
+                        </w:pPr>
+                        <w:r>
+                          <w:rPr>
+                            <w:b/>
+                            <w:sz w:val="20"/>
+                          </w:rPr>
+                          <w:t>distance from the sun</w:t>
+                        </w:r>
+                      </w:p>
+                    </w:txbxContent>
+                  </v:textbox>
+                </v:rect>
+                <v:rect id="Rectangle 307130555" o:spid="_x0000_s1047" style="position:absolute;left:46825;top:30486;width:17979;height:4965;rotation:-90;visibility:visible;mso-wrap-style:square;v-text-anchor:top" o:gfxdata="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" filled="f" stroked="f">
+                  <v:textbox inset="2.5mm,1.25mm,2.5mm,1.25mm">
+                    <w:txbxContent>
+                      <w:p>
+                        <w:pPr>
+                          <w:spacing w:after="0" w:line="240" w:lineRule="auto"/>
+                          <w:jc w:val="center"/>
+                          <w:textDirection w:val="btLr"/>
+                        </w:pPr>
+                        <w:r>
+                          <w:rPr>
+                            <w:b/>
+                            <w:sz w:val="20"/>
+                          </w:rPr>
+                          <w:t>velocity component along the line from the sun</w:t>
+                        </w:r>
+                      </w:p>
+                    </w:txbxContent>
+                  </v:textbox>
+                </v:rect>
+                <v:shape id="Freeform: Shape 1562098026" o:spid="_x0000_s1048" style="position:absolute;left:61569;top:28961;width:14206;height:10718;visibility:visible;mso-wrap-style:square;v-text-anchor:middle" coordsize="45162,37578" o:gfxdata="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" path="m,37578c3537,31321,13694,306,21221,34v7527,-272,19951,29927,23941,35912e" filled="f" strokeweight="1.5pt">
+                  <v:path arrowok="t" o:extrusionok="f"/>
+                </v:shape>
+                <v:oval id="Oval 1664846857" o:spid="_x0000_s1049" style="position:absolute;left:63044;top:33669;width:1950;height:1656;visibility:visible;mso-wrap-style:square;v-text-anchor:middle" o:gfxdata="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" filled="f" strokecolor="lime" strokeweight="1.5pt">
+                  <v:stroke startarrowwidth="narrow" startarrowlength="short" endarrowwidth="narrow" endarrowlength="short"/>
+                  <v:textbox inset="2.53958mm,2.53958mm,2.53958mm,2.53958mm">
+                    <w:txbxContent>
+                      <w:p>
+                        <w:pPr>
+                          <w:spacing w:after="0" w:line="240" w:lineRule="auto"/>
+                          <w:textDirection w:val="btLr"/>
+                        </w:pPr>
+                      </w:p>
+                    </w:txbxContent>
+                  </v:textbox>
+                </v:oval>
+                <v:shapetype id="_x0000_t202" coordsize="21600,21600" o:spt="202" path="m,l,21600r21600,l21600,xe">
+                  <v:stroke joinstyle="miter"/>
+                  <v:path gradientshapeok="t" o:connecttype="rect"/>
+                </v:shapetype>
+                <v:shape id="Text Box 1351244501" o:spid="_x0000_s1050" type="#_x0000_t202" style="position:absolute;left:60380;top:33396;width:2664;height:3066;visibility:visible;mso-wrap-style:square;v-text-anchor:top" o:gfxdata="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" filled="f" stroked="f">
+                  <v:textbox inset="2.53958mm,2.53958mm,2.53958mm,2.53958mm">
+                    <w:txbxContent>
+                      <w:p>
+                        <w:pPr>
+                          <w:spacing w:after="0" w:line="240" w:lineRule="auto"/>
+                          <w:textDirection w:val="btLr"/>
+                        </w:pPr>
+                        <w:r>
+                          <w:rPr>
+                            <w:color w:val="00FF00"/>
+                            <w:sz w:val="20"/>
+                          </w:rPr>
+                          <w:t>A</w:t>
+                        </w:r>
+                      </w:p>
+                    </w:txbxContent>
+                  </v:textbox>
+                </v:shape>
+                <v:oval id="Oval 1128061687" o:spid="_x0000_s1051" style="position:absolute;left:67485;top:28163;width:1656;height:1656;visibility:visible;mso-wrap-style:square;v-text-anchor:middle" o:gfxdata="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" filled="f" strokecolor="blue" strokeweight="1.5pt">
+                  <v:stroke startarrowwidth="narrow" startarrowlength="short" endarrowwidth="narrow" endarrowlength="short"/>
+                  <v:textbox inset="2.53958mm,2.53958mm,2.53958mm,2.53958mm">
+                    <w:txbxContent>
+                      <w:p>
+                        <w:pPr>
+                          <w:spacing w:after="0" w:line="240" w:lineRule="auto"/>
+                          <w:textDirection w:val="btLr"/>
+                        </w:pPr>
+                      </w:p>
+                    </w:txbxContent>
+                  </v:textbox>
+                </v:oval>
+                <v:shape id="Text Box 82777575" o:spid="_x0000_s1052" type="#_x0000_t202" style="position:absolute;left:34490;top:32732;width:2664;height:3531;visibility:visible;mso-wrap-style:square;v-text-anchor:top" o:gfxdata="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" filled="f" stroked="f">
+                  <v:textbox inset="2.53958mm,2.53958mm,2.53958mm,2.53958mm">
+                    <w:txbxContent>
+                      <w:p>
+                        <w:pPr>
+                          <w:spacing w:after="0" w:line="240" w:lineRule="auto"/>
+                          <w:textDirection w:val="btLr"/>
+                        </w:pPr>
+                        <w:r>
+                          <w:rPr>
+                            <w:color w:val="0000FF"/>
+                            <w:sz w:val="20"/>
+                          </w:rPr>
+                          <w:t>B</w:t>
+                        </w:r>
+                      </w:p>
+                    </w:txbxContent>
+                  </v:textbox>
+                </v:shape>
+                <v:oval id="Oval 922180728" o:spid="_x0000_s1053" style="position:absolute;left:72057;top:33497;width:1656;height:1656;visibility:visible;mso-wrap-style:square;v-text-anchor:middle" o:gfxdata="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" filled="f" strokecolor="red" strokeweight="1.5pt">
+                  <v:stroke startarrowwidth="narrow" startarrowlength="short" endarrowwidth="narrow" endarrowlength="short"/>
+                  <v:textbox inset="2.53958mm,2.53958mm,2.53958mm,2.53958mm">
+                    <w:txbxContent>
+                      <w:p>
+                        <w:pPr>
+                          <w:spacing w:after="0" w:line="240" w:lineRule="auto"/>
+                          <w:textDirection w:val="btLr"/>
+                        </w:pPr>
+                      </w:p>
+                    </w:txbxContent>
+                  </v:textbox>
+                </v:oval>
+                <v:shape id="Text Box 2123310395" o:spid="_x0000_s1054" type="#_x0000_t202" style="position:absolute;left:32412;top:27959;width:2664;height:3150;visibility:visible;mso-wrap-style:square;v-text-anchor:top" o:gfxdata="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" filled="f" stroked="f">
+                  <v:textbox inset="2.53958mm,2.53958mm,2.53958mm,2.53958mm">
+                    <w:txbxContent>
+                      <w:p>
+                        <w:pPr>
+                          <w:spacing w:after="0" w:line="240" w:lineRule="auto"/>
+                          <w:textDirection w:val="btLr"/>
+                        </w:pPr>
+                        <w:r>
+                          <w:rPr>
+                            <w:color w:val="FF0000"/>
+                            <w:sz w:val="20"/>
+                          </w:rPr>
+                          <w:t>C</w:t>
+                        </w:r>
+                      </w:p>
+                    </w:txbxContent>
+                  </v:textbox>
+                </v:shape>
+                <v:shape id="Straight Arrow Connector 827329052" o:spid="_x0000_s1055" type="#_x0000_t32" style="position:absolute;left:35529;top:37327;width:1122;height:2664;rotation:180;visibility:visible;mso-wrap-style:square" o:connectortype="straight" o:gfxdata="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" strokecolor="lime" strokeweight="1.5pt">
+                  <v:stroke startarrowwidth="narrow" startarrowlength="short" endarrow="block"/>
+                </v:shape>
+                <v:shape id="Straight Arrow Connector 990766073" o:spid="_x0000_s1056" type="#_x0000_t32" style="position:absolute;left:31383;top:27280;width:1029;height:2526;rotation:180;visibility:visible;mso-wrap-style:square" o:connectortype="straight" o:gfxdata="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" strokecolor="red" strokeweight="1.5pt">
+                  <v:stroke startarrowwidth="narrow" startarrowlength="short" endarrow="block"/>
+                </v:shape>
+                <v:shapetype id="_x0000_t183" coordsize="21600,21600" o:spt="183" adj="5400" path="m21600,10800l@15@14@15@18xem18436,3163l@17@12@16@13xem10800,l@14@10@18@10xem3163,3163l@12@13@13@12xem,10800l@10@18@10@14xem3163,18436l@13@16@12@17xem10800,21600l@18@15@14@15xem18436,18436l@16@17@17@16xem10800@19qx@19,10800,10800@20@20,10800,10800@19xe">
+                  <v:stroke joinstyle="miter"/>
+                  <v:formulas>
+                    <v:f eqn="sum 10800 0 #0"/>
+                    <v:f eqn="prod @0 30274 32768"/>
+                    <v:f eqn="prod @0 12540 32768"/>
+                    <v:f eqn="sum @1 10800 0"/>
+                    <v:f eqn="sum @2 10800 0"/>
+                    <v:f eqn="sum 10800 0 @1"/>
+                    <v:f eqn="sum 10800 0 @2"/>
+                    <v:f eqn="prod @0 23170 32768"/>
+                    <v:f eqn="sum @7 10800 0"/>
+                    <v:f eqn="sum 10800 0 @7"/>
+                    <v:f eqn="prod @5 3 4"/>
+                    <v:f eqn="prod @6 3 4"/>
+                    <v:f eqn="sum @10 791 0"/>
+                    <v:f eqn="sum @11 791 0"/>
+                    <v:f eqn="sum @11 2700 0"/>
+                    <v:f eqn="sum 21600 0 @10"/>
+                    <v:f eqn="sum 21600 0 @12"/>
+                    <v:f eqn="sum 21600 0 @13"/>
+                    <v:f eqn="sum 21600 0 @14"/>
+                    <v:f eqn="val #0"/>
+                    <v:f eqn="sum 21600 0 #0"/>
+                  </v:formulas>
+                  <v:path o:connecttype="rect" textboxrect="@9,@9,@8,@8"/>
+                  <v:handles>
+                    <v:h position="#0,center" xrange="2700,10125"/>
+                  </v:handles>
+                </v:shapetype>
+                <v:shape id="Sun 1245834633" o:spid="_x0000_s1057" type="#_x0000_t183" style="position:absolute;left:39087;top:45884;width:1029;height:1008;visibility:visible;mso-wrap-style:square;v-text-anchor:middle" o:gfxdata="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" adj="2700" fillcolor="#ffd966" strokecolor="#bf9000">
+                  <v:stroke startarrowwidth="narrow" startarrowlength="short" endarrowwidth="narrow" endarrowlength="short" joinstyle="round"/>
+                  <v:textbox inset="2.53958mm,2.53958mm,2.53958mm,2.53958mm">
+                    <w:txbxContent>
+                      <w:p>
+                        <w:pPr>
+                          <w:spacing w:after="0" w:line="240" w:lineRule="auto"/>
+                          <w:textDirection w:val="btLr"/>
+                        </w:pPr>
+                      </w:p>
+                    </w:txbxContent>
+                  </v:textbox>
+                </v:shape>
+                <v:shape id="Text Box 1546538718" o:spid="_x0000_s1058" type="#_x0000_t202" style="position:absolute;left:36876;top:38039;width:2664;height:3150;visibility:visible;mso-wrap-style:square;v-text-anchor:top" o:gfxdata="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" filled="f" stroked="f">
+                  <v:textbox inset="2.53958mm,2.53958mm,2.53958mm,2.53958mm">
+                    <w:txbxContent>
+                      <w:p>
+                        <w:pPr>
+                          <w:spacing w:after="0" w:line="240" w:lineRule="auto"/>
+                          <w:textDirection w:val="btLr"/>
+                        </w:pPr>
+                        <w:r>
+                          <w:rPr>
+                            <w:color w:val="00FF00"/>
+                            <w:sz w:val="20"/>
+                          </w:rPr>
+                          <w:t>A</w:t>
+                        </w:r>
+                      </w:p>
+                    </w:txbxContent>
+                  </v:textbox>
+                </v:shape>
+                <v:shape id="Text Box 1669862738" o:spid="_x0000_s1059" type="#_x0000_t202" style="position:absolute;left:67340;top:29170;width:2664;height:3531;visibility:visible;mso-wrap-style:square;v-text-anchor:top" o:gfxdata="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" filled="f" stroked="f">
+                  <v:textbox inset="2.53958mm,2.53958mm,2.53958mm,2.53958mm">
+                    <w:txbxContent>
+                      <w:p>
+                        <w:pPr>
+                          <w:spacing w:after="0" w:line="240" w:lineRule="auto"/>
+                          <w:textDirection w:val="btLr"/>
+                        </w:pPr>
+                        <w:r>
+                          <w:rPr>
+                            <w:color w:val="0000FF"/>
+                            <w:sz w:val="20"/>
+                          </w:rPr>
+                          <w:t>B</w:t>
+                        </w:r>
+                      </w:p>
+                    </w:txbxContent>
+                  </v:textbox>
+                </v:shape>
+                <v:shape id="Text Box 784558790" o:spid="_x0000_s1060" type="#_x0000_t202" style="position:absolute;left:73713;top:32922;width:2664;height:3150;visibility:visible;mso-wrap-style:square;v-text-anchor:top" o:gfxdata="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" filled="f" stroked="f">
+                  <v:textbox inset="2.53958mm,2.53958mm,2.53958mm,2.53958mm">
+                    <w:txbxContent>
+                      <w:p>
+                        <w:pPr>
+                          <w:spacing w:after="0" w:line="240" w:lineRule="auto"/>
+                          <w:textDirection w:val="btLr"/>
+                        </w:pPr>
+                        <w:r>
+                          <w:rPr>
+                            <w:color w:val="FF0000"/>
+                            <w:sz w:val="20"/>
+                          </w:rPr>
+                          <w:t>C</w:t>
+                        </w:r>
+                      </w:p>
+                    </w:txbxContent>
+                  </v:textbox>
+                </v:shape>
+                <w10:anchorlock/>
+              </v:group>
+            </w:pict>
           </mc:Fallback>
         </mc:AlternateContent>
       </w:r>
     </w:p>
     <w:p>
       <w:pPr>
-        <w:widowControl w:val="1"/>
         <w:tabs>
-          <w:tab w:val="left" w:leader="none" w:pos="360"/>
+          <w:tab w:val="left" w:pos="360"/>
         </w:tabs>
-        <w:spacing w:after="0" w:before="120" w:lineRule="auto"/>
+        <w:spacing w:before="120" w:after="0"/>
         <w:rPr>
-          <w:sz w:val="22"/>
+          <w:szCs w:val="22"/>
+        </w:rPr>
+      </w:pPr>
+    </w:p>
+    <w:p>
+      <w:pPr>
+        <w:tabs>
+          <w:tab w:val="left" w:pos="360"/>
+        </w:tabs>
+        <w:spacing w:before="120" w:after="0"/>
+        <w:rPr>
+          <w:szCs w:val="22"/>
+        </w:rPr>
+      </w:pPr>
+    </w:p>
+    <w:p>
+      <w:pPr>
+        <w:numPr>
+          <w:ilvl w:val="1"/>
+          <w:numId w:val="1"/>
+        </w:numPr>
+        <w:tabs>
+          <w:tab w:val="left" w:pos="360"/>
+        </w:tabs>
+        <w:spacing w:before="120" w:after="120"/>
+        <w:ind w:left="900"/>
+        <w:rPr>
           <w:szCs w:val="22"/>
         </w:rPr>
       </w:pPr>
       <w:r>
         <w:rPr>
-          <w:rtl w:val="0"/>
-          <w:rFonts w:ascii="Arial" w:hAnsi="Arial" w:cs="Arial" w:eastAsia="Arial"/>
-          <w:sz w:val="22"/>
           <w:szCs w:val="22"/>
         </w:rPr>
+        <w:t xml:space="preserve">The velocity of the hydrogen </w:t>
+      </w:r>
+      <w:r>
+        <w:rPr>
+          <w:b/>
+          <w:bCs/>
+          <w:i/>
+          <w:iCs/>
+          <w:szCs w:val="22"/>
+        </w:rPr>
+        <w:t>relative</w:t>
+      </w:r>
+      <w:r>
+        <w:rPr>
+          <w:szCs w:val="22"/>
+        </w:rPr>
+        <w:t xml:space="preserve"> to the earth can be determined using the Doppler shift.</w:t>
       </w:r>
     </w:p>
     <w:p>
       <w:pPr>
-        <w:widowControl w:val="1"/>
         <w:tabs>
-          <w:tab w:val="left" w:leader="none" w:pos="360"/>
+          <w:tab w:val="left" w:pos="360"/>
         </w:tabs>
-        <w:spacing w:after="0" w:before="120" w:lineRule="auto"/>
+        <w:spacing w:before="120" w:after="0"/>
         <w:rPr>
-          <w:sz w:val="22"/>
+          <w:szCs w:val="22"/>
+        </w:rPr>
+      </w:pPr>
+    </w:p>
+    <w:p>
+      <w:pPr>
+        <w:numPr>
+          <w:ilvl w:val="1"/>
+          <w:numId w:val="1"/>
+        </w:numPr>
+        <w:tabs>
+          <w:tab w:val="left" w:pos="360"/>
+        </w:tabs>
+        <w:spacing w:before="120" w:after="120"/>
+        <w:ind w:left="900"/>
+        <w:rPr>
           <w:szCs w:val="22"/>
         </w:rPr>
       </w:pPr>
       <w:r>
         <w:rPr>
-          <w:rtl w:val="0"/>
-          <w:rFonts w:ascii="Arial" w:hAnsi="Arial" w:cs="Arial" w:eastAsia="Arial"/>
-          <w:sz w:val="22"/>
           <w:szCs w:val="22"/>
         </w:rPr>
+        <w:lastRenderedPageBreak/>
+        <w:t>The motion of the sun must be taken into account when determining the actual velocity of the detected hydrogen. The sun's (our) velocity along the direction of the tangent line to the point of interest must be added to the measured relative velocity:</w:t>
       </w:r>
     </w:p>
     <w:p>
       <w:pPr>
-        <w:widowControl w:val="1"/>
         <w:numPr>
-          <w:ilvl w:val="1"/>
+          <w:ilvl w:val="3"/>
           <w:numId w:val="1"/>
         </w:numPr>
         <w:tabs>
-          <w:tab w:val="left" w:leader="none" w:pos="360"/>
+          <w:tab w:val="left" w:pos="360"/>
         </w:tabs>
-        <w:spacing w:after="120" w:before="120" w:lineRule="auto" w:line="264"/>
-        <w:ind w:left="900" w:hanging="360"/>
+        <w:spacing w:before="120" w:after="0"/>
+        <w:ind w:left="900"/>
         <w:rPr>
-          <w:sz w:val="22"/>
-          <w:szCs w:val="22"/>
-          <w:u w:val="none"/>
-        </w:rPr>
-      </w:pPr>
-      <w:r>
-        <w:rPr>
-          <w:i w:val="0"/>
-          <w:iCs w:val="0"/>
-          <w:sz w:val="22"/>
-          <w:szCs w:val="22"/>
-          <w:vertAlign w:val="baseline"/>
-          <w:rtl w:val="0"/>
-          <w:rFonts w:ascii="Arial" w:hAnsi="Arial" w:cs="Arial" w:eastAsia="Arial"/>
-        </w:rPr>
-        <w:t xml:space="preserve">The velocity of the hydrogen </w:t>
-      </w:r>
-      <w:r>
-        <w:rPr>
-          <w:b w:val="1"/>
-          <w:bCs w:val="1"/>
-          <w:i w:val="1"/>
-          <w:iCs w:val="1"/>
-          <w:sz w:val="22"/>
-          <w:szCs w:val="22"/>
-          <w:vertAlign w:val="baseline"/>
-          <w:rtl w:val="0"/>
-          <w:rFonts w:ascii="Arial" w:hAnsi="Arial" w:cs="Arial" w:eastAsia="Arial"/>
-        </w:rPr>
-        <w:t xml:space="preserve">relative</w:t>
-      </w:r>
-      <w:r>
-        <w:rPr>
-          <w:i w:val="0"/>
-          <w:iCs w:val="0"/>
-          <w:sz w:val="22"/>
-          <w:szCs w:val="22"/>
-          <w:vertAlign w:val="baseline"/>
-          <w:rtl w:val="0"/>
-          <w:rFonts w:ascii="Arial" w:hAnsi="Arial" w:cs="Arial" w:eastAsia="Arial"/>
-        </w:rPr>
-        <w:t xml:space="preserve"> to the earth can be determined using the Doppler shift.</w:t>
-      </w:r>
-      <w:r>
-        <w:rPr>
-          <w:rtl w:val="0"/>
-          <w:rFonts w:ascii="Arial" w:hAnsi="Arial" w:cs="Arial" w:eastAsia="Arial"/>
-          <w:sz w:val="22"/>
-          <w:szCs w:val="22"/>
-        </w:rPr>
-      </w:r>
-    </w:p>
-    <w:p>
-      <w:pPr>
-        <w:widowControl w:val="1"/>
-        <w:tabs>
-          <w:tab w:val="left" w:leader="none" w:pos="360"/>
-        </w:tabs>
-        <w:spacing w:after="0" w:before="120" w:lineRule="auto"/>
-        <w:ind w:left="0" w:firstLine="0"/>
-        <w:rPr>
-          <w:sz w:val="22"/>
           <w:szCs w:val="22"/>
         </w:rPr>
       </w:pPr>
       <w:r>
         <w:rPr>
-          <w:rFonts w:ascii="Arial" w:hAnsi="Arial" w:cs="Arial" w:eastAsia="Arial"/>
-          <w:sz w:val="22"/>
           <w:szCs w:val="22"/>
-        </w:rPr>
-      </w:r>
-      <w:r>
-        <w:rPr>
-          <w:rtl w:val="0"/>
-          <w:rFonts w:ascii="Arial" w:hAnsi="Arial" w:cs="Arial" w:eastAsia="Arial"/>
-          <w:sz w:val="22"/>
-          <w:szCs w:val="22"/>
-        </w:rPr>
-      </w:r>
-    </w:p>
-    <w:p>
-      <w:pPr>
-        <w:widowControl w:val="1"/>
-        <w:numPr>
-          <w:ilvl w:val="1"/>
-          <w:numId w:val="1"/>
-        </w:numPr>
-        <w:tabs>
-          <w:tab w:val="left" w:leader="none" w:pos="360"/>
-        </w:tabs>
-        <w:spacing w:after="120" w:before="120" w:lineRule="auto" w:line="264"/>
-        <w:ind w:left="900" w:hanging="360"/>
-        <w:rPr>
-          <w:i w:val="0"/>
-          <w:iCs w:val="0"/>
-          <w:sz w:val="22"/>
-          <w:szCs w:val="22"/>
-          <w:u w:val="none"/>
-          <w:vertAlign w:val="baseline"/>
-        </w:rPr>
-      </w:pPr>
-      <w:r>
-        <w:rPr>
-          <w:sz w:val="22"/>
-          <w:szCs w:val="22"/>
-          <w:rtl w:val="0"/>
-          <w:rFonts w:ascii="Arial" w:hAnsi="Arial" w:cs="Arial" w:eastAsia="Arial"/>
-        </w:rPr>
-        <w:t xml:space="preserve">The motion of the sun must be taken into account when determining the actual velocity of the detected hydrogen. T</w:t>
-      </w:r>
-      <w:r>
-        <w:rPr>
-          <w:i w:val="0"/>
-          <w:iCs w:val="0"/>
-          <w:sz w:val="22"/>
-          <w:szCs w:val="22"/>
-          <w:vertAlign w:val="baseline"/>
-          <w:rtl w:val="0"/>
-          <w:rFonts w:ascii="Arial" w:hAnsi="Arial" w:cs="Arial" w:eastAsia="Arial"/>
-        </w:rPr>
-        <w:t xml:space="preserve">he sun's (our) velocity along the direction of the tangent line to the point of interest must be added to the measured relative velocity:</w:t>
-      </w:r>
-    </w:p>
-    <w:p>
-      <w:pPr>
-        <w:widowControl w:val="1"/>
-        <w:numPr>
-          <w:ilvl w:val="3"/>
-          <w:numId w:val="1"/>
-        </w:numPr>
-        <w:tabs>
-          <w:tab w:val="left" w:leader="none" w:pos="360"/>
-        </w:tabs>
-        <w:spacing w:after="0" w:before="120" w:lineRule="auto"/>
-        <w:ind w:left="900" w:hanging="360"/>
-        <w:rPr>
-          <w:sz w:val="22"/>
-          <w:szCs w:val="22"/>
-          <w:u w:val="none"/>
-        </w:rPr>
-      </w:pPr>
-      <w:r>
-        <w:rPr>
-          <w:sz w:val="22"/>
-          <w:szCs w:val="22"/>
-          <w:rtl w:val="0"/>
-          <w:rFonts w:ascii="Arial" w:hAnsi="Arial" w:cs="Arial" w:eastAsia="Arial"/>
         </w:rPr>
         <w:tab/>
       </w:r>
@@ -1951,7 +1980,7 @@
           <m:sSubPr>
             <m:ctrlPr>
               <w:rPr>
-                <w:sz w:val="22"/>
+                <w:rFonts w:ascii="Cambria Math" w:hAnsi="Cambria Math"/>
                 <w:szCs w:val="22"/>
               </w:rPr>
             </m:ctrlPr>
@@ -1959,25 +1988,25 @@
           <m:e>
             <m:r>
               <w:rPr>
-                <w:sz w:val="22"/>
+                <w:rFonts w:ascii="Cambria Math" w:hAnsi="Cambria Math"/>
                 <w:szCs w:val="22"/>
               </w:rPr>
-              <m:t xml:space="preserve">v</m:t>
+              <m:t>v</m:t>
             </m:r>
           </m:e>
           <m:sub>
             <m:r>
               <w:rPr>
-                <w:sz w:val="22"/>
+                <w:rFonts w:ascii="Cambria Math" w:hAnsi="Cambria Math"/>
                 <w:szCs w:val="22"/>
               </w:rPr>
-              <m:t xml:space="preserve">tangent pt</m:t>
+              <m:t>tangent pt</m:t>
             </m:r>
           </m:sub>
         </m:sSub>
         <m:r>
           <w:rPr>
-            <w:sz w:val="22"/>
+            <w:rFonts w:ascii="Cambria Math" w:hAnsi="Cambria Math"/>
             <w:szCs w:val="22"/>
           </w:rPr>
           <m:t xml:space="preserve"> = </m:t>
@@ -1986,7 +2015,7 @@
           <m:sSubPr>
             <m:ctrlPr>
               <w:rPr>
-                <w:sz w:val="22"/>
+                <w:rFonts w:ascii="Cambria Math" w:hAnsi="Cambria Math"/>
                 <w:szCs w:val="22"/>
               </w:rPr>
             </m:ctrlPr>
@@ -1994,25 +2023,25 @@
           <m:e>
             <m:r>
               <w:rPr>
-                <w:sz w:val="22"/>
+                <w:rFonts w:ascii="Cambria Math" w:hAnsi="Cambria Math"/>
                 <w:szCs w:val="22"/>
               </w:rPr>
-              <m:t xml:space="preserve">v</m:t>
+              <m:t>v</m:t>
             </m:r>
           </m:e>
           <m:sub>
             <m:r>
               <w:rPr>
-                <w:sz w:val="22"/>
+                <w:rFonts w:ascii="Cambria Math" w:hAnsi="Cambria Math"/>
                 <w:szCs w:val="22"/>
               </w:rPr>
-              <m:t xml:space="preserve">radio telescope spectrum</m:t>
+              <m:t>radio telescope spectrum</m:t>
             </m:r>
           </m:sub>
         </m:sSub>
         <m:r>
           <w:rPr>
-            <w:sz w:val="22"/>
+            <w:rFonts w:ascii="Cambria Math" w:hAnsi="Cambria Math"/>
             <w:szCs w:val="22"/>
           </w:rPr>
           <m:t xml:space="preserve"> + </m:t>
@@ -2021,7 +2050,7 @@
           <m:sSubPr>
             <m:ctrlPr>
               <w:rPr>
-                <w:sz w:val="22"/>
+                <w:rFonts w:ascii="Cambria Math" w:hAnsi="Cambria Math"/>
                 <w:szCs w:val="22"/>
               </w:rPr>
             </m:ctrlPr>
@@ -2029,63 +2058,49 @@
           <m:e>
             <m:r>
               <w:rPr>
-                <w:sz w:val="22"/>
+                <w:rFonts w:ascii="Cambria Math" w:hAnsi="Cambria Math"/>
                 <w:szCs w:val="22"/>
               </w:rPr>
-              <m:t xml:space="preserve">v</m:t>
+              <m:t>v</m:t>
             </m:r>
           </m:e>
           <m:sub>
             <m:r>
               <w:rPr>
-                <w:sz w:val="22"/>
+                <w:rFonts w:ascii="Cambria Math" w:hAnsi="Cambria Math"/>
                 <w:szCs w:val="22"/>
               </w:rPr>
-              <m:t xml:space="preserve">sun tangent line</m:t>
+              <m:t>sun tangent line</m:t>
             </m:r>
           </m:sub>
         </m:sSub>
         <m:r>
           <w:rPr>
-            <w:sz w:val="22"/>
+            <w:rFonts w:ascii="Cambria Math" w:hAnsi="Cambria Math"/>
             <w:szCs w:val="22"/>
           </w:rPr>
           <m:t xml:space="preserve">  </m:t>
         </m:r>
       </m:oMath>
-      <w:r>
-        <w:rPr>
-          <w:rtl w:val="0"/>
-          <w:rFonts w:ascii="Arial" w:hAnsi="Arial" w:cs="Arial" w:eastAsia="Arial"/>
-          <w:sz w:val="22"/>
-          <w:szCs w:val="22"/>
-        </w:rPr>
-      </w:r>
     </w:p>
     <w:p>
       <w:pPr>
-        <w:widowControl w:val="1"/>
         <w:numPr>
           <w:ilvl w:val="3"/>
           <w:numId w:val="1"/>
         </w:numPr>
         <w:tabs>
-          <w:tab w:val="left" w:leader="none" w:pos="360"/>
+          <w:tab w:val="left" w:pos="360"/>
         </w:tabs>
-        <w:spacing w:after="0" w:before="120" w:lineRule="auto"/>
-        <w:ind w:left="900" w:hanging="360"/>
+        <w:spacing w:before="120" w:after="0"/>
+        <w:ind w:left="900"/>
         <w:rPr>
-          <w:sz w:val="22"/>
           <w:szCs w:val="22"/>
-          <w:u w:val="none"/>
         </w:rPr>
       </w:pPr>
       <w:r>
         <w:rPr>
-          <w:sz w:val="22"/>
           <w:szCs w:val="22"/>
-          <w:rtl w:val="0"/>
-          <w:rFonts w:ascii="Arial" w:hAnsi="Arial" w:cs="Arial" w:eastAsia="Arial"/>
         </w:rPr>
         <w:tab/>
       </w:r>
@@ -2094,7 +2109,7 @@
           <m:sSubPr>
             <m:ctrlPr>
               <w:rPr>
-                <w:sz w:val="22"/>
+                <w:rFonts w:ascii="Cambria Math" w:hAnsi="Cambria Math"/>
                 <w:szCs w:val="22"/>
               </w:rPr>
             </m:ctrlPr>
@@ -2102,25 +2117,25 @@
           <m:e>
             <m:r>
               <w:rPr>
-                <w:sz w:val="22"/>
+                <w:rFonts w:ascii="Cambria Math" w:hAnsi="Cambria Math"/>
                 <w:szCs w:val="22"/>
               </w:rPr>
-              <m:t xml:space="preserve">v</m:t>
+              <m:t>v</m:t>
             </m:r>
           </m:e>
           <m:sub>
             <m:r>
               <w:rPr>
-                <w:sz w:val="22"/>
+                <w:rFonts w:ascii="Cambria Math" w:hAnsi="Cambria Math"/>
                 <w:szCs w:val="22"/>
               </w:rPr>
-              <m:t xml:space="preserve">tangent pt</m:t>
+              <m:t>tangent pt</m:t>
             </m:r>
           </m:sub>
         </m:sSub>
         <m:r>
           <w:rPr>
-            <w:sz w:val="22"/>
+            <w:rFonts w:ascii="Cambria Math" w:hAnsi="Cambria Math"/>
             <w:szCs w:val="22"/>
           </w:rPr>
           <m:t xml:space="preserve"> = </m:t>
@@ -2129,7 +2144,7 @@
           <m:sSubPr>
             <m:ctrlPr>
               <w:rPr>
-                <w:sz w:val="22"/>
+                <w:rFonts w:ascii="Cambria Math" w:hAnsi="Cambria Math"/>
                 <w:szCs w:val="22"/>
               </w:rPr>
             </m:ctrlPr>
@@ -2137,25 +2152,25 @@
           <m:e>
             <m:r>
               <w:rPr>
-                <w:sz w:val="22"/>
+                <w:rFonts w:ascii="Cambria Math" w:hAnsi="Cambria Math"/>
                 <w:szCs w:val="22"/>
               </w:rPr>
-              <m:t xml:space="preserve">v</m:t>
+              <m:t>v</m:t>
             </m:r>
           </m:e>
           <m:sub>
             <m:r>
               <w:rPr>
-                <w:sz w:val="22"/>
+                <w:rFonts w:ascii="Cambria Math" w:hAnsi="Cambria Math"/>
                 <w:szCs w:val="22"/>
               </w:rPr>
-              <m:t xml:space="preserve">radio telescope spectrum</m:t>
+              <m:t>radio telescope spectrum</m:t>
             </m:r>
           </m:sub>
         </m:sSub>
         <m:r>
           <w:rPr>
-            <w:sz w:val="22"/>
+            <w:rFonts w:ascii="Cambria Math" w:hAnsi="Cambria Math"/>
             <w:szCs w:val="22"/>
           </w:rPr>
           <m:t xml:space="preserve"> + </m:t>
@@ -2164,7 +2179,7 @@
           <m:sSubPr>
             <m:ctrlPr>
               <w:rPr>
-                <w:sz w:val="22"/>
+                <w:rFonts w:ascii="Cambria Math" w:hAnsi="Cambria Math"/>
                 <w:szCs w:val="22"/>
               </w:rPr>
             </m:ctrlPr>
@@ -2172,25 +2187,25 @@
           <m:e>
             <m:r>
               <w:rPr>
-                <w:sz w:val="22"/>
+                <w:rFonts w:ascii="Cambria Math" w:hAnsi="Cambria Math"/>
                 <w:szCs w:val="22"/>
               </w:rPr>
-              <m:t xml:space="preserve">v</m:t>
+              <m:t>v</m:t>
             </m:r>
           </m:e>
           <m:sub>
             <m:r>
               <w:rPr>
-                <w:sz w:val="22"/>
+                <w:rFonts w:ascii="Cambria Math" w:hAnsi="Cambria Math"/>
                 <w:szCs w:val="22"/>
               </w:rPr>
-              <m:t xml:space="preserve">sun</m:t>
+              <m:t>sun</m:t>
             </m:r>
           </m:sub>
         </m:sSub>
         <m:r>
           <w:rPr>
-            <w:sz w:val="22"/>
+            <w:rFonts w:ascii="Cambria Math" w:hAnsi="Cambria Math"/>
             <w:szCs w:val="22"/>
           </w:rPr>
           <m:t xml:space="preserve"> sin </m:t>
@@ -2199,7 +2214,7 @@
           <m:sSubPr>
             <m:ctrlPr>
               <w:rPr>
-                <w:sz w:val="22"/>
+                <w:rFonts w:ascii="Cambria Math" w:hAnsi="Cambria Math"/>
                 <w:szCs w:val="22"/>
               </w:rPr>
             </m:ctrlPr>
@@ -2209,9 +2224,9 @@
               <m:sSubPr>
                 <m:ctrlPr>
                   <w:rPr>
-                    <w:rFonts w:ascii="Arial" w:cs="Arial" w:eastAsia="Arial" w:hAnsi="Arial"/>
-                    <w:sz w:val="26.666666"/>
-                    <w:szCs w:val="26.666666"/>
+                    <w:rFonts w:ascii="Cambria Math" w:hAnsi="Cambria Math"/>
+                    <w:sz w:val="26"/>
+                    <w:szCs w:val="26"/>
                     <w:vertAlign w:val="subscript"/>
                   </w:rPr>
                 </m:ctrlPr>
@@ -2219,22 +2234,25 @@
               <m:e>
                 <m:r>
                   <w:rPr>
-                    <w:rFonts w:ascii="Arial" w:cs="Arial" w:eastAsia="Arial" w:hAnsi="Arial"/>
+                    <w:rFonts w:ascii="Cambria Math" w:hAnsi="Cambria Math"/>
                     <w:sz w:val="16"/>
                     <w:szCs w:val="16"/>
                   </w:rPr>
-                  <m:t xml:space="preserve">θ</m:t>
+                  <m:t>θ</m:t>
                 </m:r>
               </m:e>
               <m:sub>
                 <m:r>
+                  <m:rPr>
+                    <m:scr m:val="script"/>
+                  </m:rPr>
                   <w:rPr>
-                    <w:rFonts w:ascii="Arial" w:cs="Arial" w:eastAsia="Arial" w:hAnsi="Arial"/>
-                    <w:sz w:val="26.666666"/>
-                    <w:szCs w:val="26.666666"/>
+                    <w:rFonts w:ascii="Cambria Math" w:hAnsi="Cambria Math"/>
+                    <w:sz w:val="26"/>
+                    <w:szCs w:val="26"/>
                     <w:vertAlign w:val="subscript"/>
                   </w:rPr>
-                  <m:t xml:space="preserve">ℓ</m:t>
+                  <m:t>l</m:t>
                 </m:r>
               </m:sub>
             </m:sSub>
@@ -2243,6 +2261,7 @@
         </m:sSub>
         <m:r>
           <w:rPr>
+            <w:rFonts w:ascii="Cambria Math" w:hAnsi="Cambria Math"/>
             <w:sz w:val="28"/>
             <w:szCs w:val="28"/>
             <w:vertAlign w:val="subscript"/>
@@ -2250,116 +2269,68 @@
           <m:t xml:space="preserve"> </m:t>
         </m:r>
       </m:oMath>
-      <w:r>
-        <w:rPr>
-          <w:rtl w:val="0"/>
-          <w:rFonts w:ascii="Arial" w:hAnsi="Arial" w:cs="Arial" w:eastAsia="Arial"/>
-          <w:sz w:val="22"/>
-          <w:szCs w:val="22"/>
-        </w:rPr>
-      </w:r>
     </w:p>
     <w:p>
       <w:pPr>
-        <w:widowControl w:val="1"/>
         <w:numPr>
           <w:ilvl w:val="3"/>
           <w:numId w:val="1"/>
         </w:numPr>
         <w:tabs>
-          <w:tab w:val="left" w:leader="none" w:pos="360"/>
+          <w:tab w:val="left" w:pos="360"/>
         </w:tabs>
-        <w:spacing w:after="120" w:before="240" w:lineRule="auto" w:line="264"/>
-        <w:ind w:left="900" w:hanging="360"/>
+        <w:spacing w:before="240" w:after="120"/>
+        <w:ind w:left="900"/>
         <w:rPr>
-          <w:sz w:val="22"/>
-          <w:szCs w:val="22"/>
-          <w:u w:val="none"/>
-        </w:rPr>
-      </w:pPr>
-      <w:r>
-        <w:rPr>
-          <w:i w:val="0"/>
-          <w:iCs w:val="0"/>
-          <w:sz w:val="22"/>
-          <w:szCs w:val="22"/>
-          <w:vertAlign w:val="baseline"/>
-          <w:rtl w:val="0"/>
-          <w:rFonts w:ascii="Arial" w:hAnsi="Arial" w:cs="Arial" w:eastAsia="Arial"/>
-        </w:rPr>
-        <w:t xml:space="preserve">See Figure </w:t>
-      </w:r>
-      <w:r>
-        <w:rPr>
-          <w:sz w:val="22"/>
-          <w:szCs w:val="22"/>
-          <w:rtl w:val="0"/>
-          <w:rFonts w:ascii="Arial" w:hAnsi="Arial" w:cs="Arial" w:eastAsia="Arial"/>
-        </w:rPr>
-        <w:t xml:space="preserve">2</w:t>
-      </w:r>
-      <w:r>
-        <w:rPr>
-          <w:i w:val="0"/>
-          <w:iCs w:val="0"/>
-          <w:sz w:val="22"/>
-          <w:szCs w:val="22"/>
-          <w:vertAlign w:val="baseline"/>
-          <w:rtl w:val="0"/>
-          <w:rFonts w:ascii="Arial" w:hAnsi="Arial" w:cs="Arial" w:eastAsia="Arial"/>
-        </w:rPr>
-        <w:t xml:space="preserve"> below.</w:t>
-      </w:r>
-    </w:p>
-    <w:p>
-      <w:pPr>
-        <w:widowControl w:val="1"/>
-        <w:tabs>
-          <w:tab w:val="left" w:leader="none" w:pos="360"/>
-        </w:tabs>
-        <w:spacing w:after="0" w:before="120" w:lineRule="auto"/>
-        <w:ind w:left="720" w:firstLine="0"/>
-        <w:rPr>
-          <w:sz w:val="22"/>
           <w:szCs w:val="22"/>
         </w:rPr>
       </w:pPr>
       <w:r>
         <w:rPr>
-          <w:rtl w:val="0"/>
-          <w:rFonts w:ascii="Arial" w:hAnsi="Arial" w:cs="Arial" w:eastAsia="Arial"/>
-          <w:sz w:val="22"/>
           <w:szCs w:val="22"/>
         </w:rPr>
+        <w:t>See Figure 2 below.</w:t>
       </w:r>
+    </w:p>
+    <w:p>
+      <w:pPr>
+        <w:tabs>
+          <w:tab w:val="left" w:pos="360"/>
+        </w:tabs>
+        <w:spacing w:before="120" w:after="0"/>
+        <w:ind w:left="720"/>
+        <w:rPr>
+          <w:szCs w:val="22"/>
+        </w:rPr>
+      </w:pPr>
       <w:r>
         <w:rPr>
-          <w:rFonts w:ascii="Arial" w:hAnsi="Arial" w:cs="Arial" w:eastAsia="Arial"/>
-          <w:sz w:val="22"/>
+          <w:noProof/>
           <w:szCs w:val="22"/>
         </w:rPr>
         <mc:AlternateContent>
           <mc:Choice Requires="wpg">
             <w:drawing>
-              <wp:inline distT="0" distB="0" distL="0" distR="0">
+              <wp:inline distT="0" distB="0" distL="0" distR="0" wp14:anchorId="603F7E67" wp14:editId="7EE10F2E">
                 <wp:extent cx="6029960" cy="2655971"/>
-                <wp:effectExtent b="0" l="0" r="0" t="0"/>
-                <wp:docPr id="1" name=""/>
-                <a:graphic>
+                <wp:effectExtent l="0" t="0" r="0" b="0"/>
+                <wp:docPr id="1" name="Group 1"/>
+                <wp:cNvGraphicFramePr/>
+                <a:graphic xmlns:a="http://schemas.openxmlformats.org/drawingml/2006/main">
                   <a:graphicData uri="http://schemas.microsoft.com/office/word/2010/wordprocessingGroup">
                     <wpg:wgp>
                       <wpg:cNvGrpSpPr/>
                       <wpg:grpSpPr>
                         <a:xfrm>
-                          <a:off x="1764075" y="2056475"/>
+                          <a:off x="0" y="0"/>
                           <a:ext cx="6029960" cy="2655971"/>
                           <a:chOff x="1764075" y="2056475"/>
                           <a:chExt cx="8234075" cy="3617925"/>
                         </a:xfrm>
                       </wpg:grpSpPr>
                       <wps:wsp>
+                        <wps:cNvPr id="673995410" name="Rectangle 673995410"/>
                         <wps:cNvSpPr/>
-                        <wps:cNvPr id="2" name="Shape 2"/>
                         <wps:spPr>
                           <a:xfrm>
                             <a:off x="4837499" y="5302978"/>
@@ -2377,47 +2348,27 @@
                           <w:txbxContent>
                             <w:p>
                               <w:pPr>
-                                <w:spacing w:after="0" w:before="86.00000381469727" w:line="240"/>
-                                <w:ind w:left="0" w:right="0" w:firstLine="0"/>
+                                <w:spacing w:before="86" w:after="0" w:line="240" w:lineRule="auto"/>
                                 <w:jc w:val="center"/>
                                 <w:textDirection w:val="btLr"/>
                               </w:pPr>
                               <w:r>
                                 <w:rPr>
-                                  <w:rFonts w:ascii="Arial" w:cs="Arial" w:eastAsia="Arial" w:hAnsi="Arial"/>
-                                  <w:b w:val="1"/>
-                                  <w:i w:val="0"/>
-                                  <w:smallCaps w:val="0"/>
-                                  <w:strike w:val="0"/>
-                                  <w:color w:val="000000"/>
+                                  <w:b/>
                                   <w:sz w:val="28"/>
-                                  <w:vertAlign w:val="baseline"/>
                                 </w:rPr>
-                                <w:t xml:space="preserve">Figure </w:t>
-                              </w:r>
-                              <w:r>
-                                <w:rPr>
-                                  <w:rFonts w:ascii="Arial" w:cs="Arial" w:eastAsia="Arial" w:hAnsi="Arial"/>
-                                  <w:b w:val="1"/>
-                                  <w:i w:val="0"/>
-                                  <w:smallCaps w:val="0"/>
-                                  <w:strike w:val="0"/>
-                                  <w:color w:val="000000"/>
-                                  <w:sz w:val="28"/>
-                                  <w:vertAlign w:val="baseline"/>
-                                </w:rPr>
-                                <w:t xml:space="preserve">2</w:t>
+                                <w:t>Figure 2</w:t>
                               </w:r>
                             </w:p>
                           </w:txbxContent>
                         </wps:txbx>
-                        <wps:bodyPr anchorCtr="0" anchor="t" bIns="0" lIns="0" spcFirstLastPara="1" rIns="0" wrap="square" tIns="0">
+                        <wps:bodyPr spcFirstLastPara="1" wrap="square" lIns="0" tIns="0" rIns="0" bIns="0" anchor="t" anchorCtr="0">
                           <a:noAutofit/>
                         </wps:bodyPr>
                       </wps:wsp>
                       <wps:wsp>
+                        <wps:cNvPr id="2107026139" name="Rectangle 2107026139"/>
                         <wps:cNvSpPr/>
-                        <wps:cNvPr id="3" name="Shape 3"/>
                         <wps:spPr>
                           <a:xfrm>
                             <a:off x="5590850" y="2482750"/>
@@ -2435,391 +2386,188 @@
                           <w:txbxContent>
                             <w:p>
                               <w:pPr>
-                                <w:spacing w:after="0" w:before="0" w:line="275.9999942779541"/>
-                                <w:ind w:left="0" w:right="0" w:firstLine="0"/>
-                                <w:jc w:val="left"/>
+                                <w:spacing w:after="0" w:line="275" w:lineRule="auto"/>
                                 <w:textDirection w:val="btLr"/>
                               </w:pPr>
                               <w:r>
                                 <w:rPr>
-                                  <w:rFonts w:ascii="Arial" w:cs="Arial" w:eastAsia="Arial" w:hAnsi="Arial"/>
-                                  <w:b w:val="0"/>
-                                  <w:i w:val="1"/>
-                                  <w:smallCaps w:val="0"/>
-                                  <w:strike w:val="0"/>
-                                  <w:color w:val="000000"/>
+                                  <w:i/>
                                   <w:sz w:val="28"/>
-                                  <w:vertAlign w:val="baseline"/>
                                 </w:rPr>
-                                <w:t xml:space="preserve">R</w:t>
+                                <w:t>R</w:t>
                               </w:r>
                               <w:r>
                                 <w:rPr>
-                                  <w:rFonts w:ascii="Arial" w:cs="Arial" w:eastAsia="Arial" w:hAnsi="Arial"/>
-                                  <w:b w:val="0"/>
-                                  <w:i w:val="1"/>
-                                  <w:smallCaps w:val="0"/>
-                                  <w:strike w:val="0"/>
-                                  <w:color w:val="000000"/>
+                                  <w:i/>
                                   <w:sz w:val="28"/>
                                   <w:vertAlign w:val="subscript"/>
                                 </w:rPr>
-                                <w:t xml:space="preserve">o</w:t>
+                                <w:t>o</w:t>
                               </w:r>
                               <w:r>
                                 <w:rPr>
-                                  <w:rFonts w:ascii="Arial" w:cs="Arial" w:eastAsia="Arial" w:hAnsi="Arial"/>
-                                  <w:b w:val="0"/>
-                                  <w:i w:val="0"/>
-                                  <w:smallCaps w:val="0"/>
-                                  <w:strike w:val="0"/>
-                                  <w:color w:val="000000"/>
                                   <w:sz w:val="28"/>
-                                  <w:vertAlign w:val="baseline"/>
                                 </w:rPr>
                                 <w:t xml:space="preserve"> = distance of sun from GC = 8.0 kpc</w:t>
                               </w:r>
                             </w:p>
                             <w:p>
                               <w:pPr>
-                                <w:spacing w:after="0" w:before="86.00000381469727" w:line="275.9999942779541"/>
-                                <w:ind w:left="0" w:right="0" w:firstLine="0"/>
-                                <w:jc w:val="left"/>
+                                <w:spacing w:before="86" w:after="0" w:line="275" w:lineRule="auto"/>
                                 <w:textDirection w:val="btLr"/>
                               </w:pPr>
                               <w:r>
                                 <w:rPr>
-                                  <w:rFonts w:ascii="Arial" w:cs="Arial" w:eastAsia="Arial" w:hAnsi="Arial"/>
-                                  <w:b w:val="0"/>
-                                  <w:i w:val="0"/>
-                                  <w:smallCaps w:val="0"/>
-                                  <w:strike w:val="0"/>
-                                  <w:color w:val="000000"/>
+                                  <w:i/>
                                   <w:sz w:val="28"/>
-                                  <w:vertAlign w:val="baseline"/>
                                 </w:rPr>
+                                <w:t>d</w:t>
                               </w:r>
                               <w:r>
                                 <w:rPr>
-                                  <w:rFonts w:ascii="Arial" w:cs="Arial" w:eastAsia="Arial" w:hAnsi="Arial"/>
-                                  <w:b w:val="0"/>
-                                  <w:i w:val="1"/>
-                                  <w:smallCaps w:val="0"/>
-                                  <w:strike w:val="0"/>
-                                  <w:color w:val="000000"/>
                                   <w:sz w:val="28"/>
-                                  <w:vertAlign w:val="baseline"/>
                                 </w:rPr>
-                                <w:t xml:space="preserve">d</w:t>
+                                <w:t xml:space="preserve"> = distance of tangent point from GC = </w:t>
                               </w:r>
                               <w:r>
                                 <w:rPr>
-                                  <w:rFonts w:ascii="Arial" w:cs="Arial" w:eastAsia="Arial" w:hAnsi="Arial"/>
-                                  <w:b w:val="0"/>
-                                  <w:i w:val="0"/>
-                                  <w:smallCaps w:val="0"/>
-                                  <w:strike w:val="0"/>
-                                  <w:color w:val="000000"/>
+                                  <w:i/>
                                   <w:sz w:val="28"/>
-                                  <w:vertAlign w:val="baseline"/>
                                 </w:rPr>
-                                <w:t xml:space="preserve"> = distance of tangent point from GC</w:t>
+                                <w:t>R</w:t>
                               </w:r>
                               <w:r>
                                 <w:rPr>
-                                  <w:rFonts w:ascii="Arial" w:cs="Arial" w:eastAsia="Arial" w:hAnsi="Arial"/>
-                                  <w:b w:val="0"/>
-                                  <w:i w:val="0"/>
-                                  <w:smallCaps w:val="0"/>
-                                  <w:strike w:val="0"/>
-                                  <w:color w:val="000000"/>
+                                  <w:i/>
                                   <w:sz w:val="28"/>
-                                  <w:vertAlign w:val="baseline"/>
+                                  <w:vertAlign w:val="subscript"/>
                                 </w:rPr>
-                                <w:t xml:space="preserve"> = </w:t>
+                                <w:t>o</w:t>
                               </w:r>
                               <w:r>
                                 <w:rPr>
-                                  <w:rFonts w:ascii="Arial" w:cs="Arial" w:eastAsia="Arial" w:hAnsi="Arial"/>
-                                  <w:b w:val="0"/>
-                                  <w:i w:val="1"/>
-                                  <w:smallCaps w:val="0"/>
-                                  <w:strike w:val="0"/>
-                                  <w:color w:val="000000"/>
                                   <w:sz w:val="28"/>
-                                  <w:vertAlign w:val="baseline"/>
-                                </w:rPr>
-                                <w:t xml:space="preserve">R</w:t>
-                              </w:r>
-                              <w:r>
-                                <w:rPr>
-                                  <w:rFonts w:ascii="Arial" w:cs="Arial" w:eastAsia="Arial" w:hAnsi="Arial"/>
-                                  <w:b w:val="0"/>
-                                  <w:i w:val="1"/>
-                                  <w:smallCaps w:val="0"/>
-                                  <w:strike w:val="0"/>
-                                  <w:color w:val="000000"/>
-                                  <w:sz w:val="28"/>
-                                  <w:vertAlign w:val="subscript"/>
-                                </w:rPr>
-                                <w:t xml:space="preserve">o</w:t>
-                              </w:r>
-                              <w:r>
-                                <w:rPr>
-                                  <w:rFonts w:ascii="Arial" w:cs="Arial" w:eastAsia="Arial" w:hAnsi="Arial"/>
-                                  <w:b w:val="0"/>
-                                  <w:i w:val="0"/>
-                                  <w:smallCaps w:val="0"/>
-                                  <w:strike w:val="0"/>
-                                  <w:color w:val="000000"/>
-                                  <w:sz w:val="28"/>
-                                  <w:vertAlign w:val="baseline"/>
                                 </w:rPr>
                                 <w:t xml:space="preserve"> sinθ</w:t>
                               </w:r>
                               <w:r>
                                 <w:rPr>
-                                  <w:rFonts w:ascii="Arial" w:cs="Arial" w:eastAsia="Arial" w:hAnsi="Arial"/>
-                                  <w:b w:val="0"/>
-                                  <w:i w:val="0"/>
-                                  <w:smallCaps w:val="0"/>
-                                  <w:strike w:val="0"/>
-                                  <w:color w:val="000000"/>
                                   <w:sz w:val="28"/>
                                   <w:vertAlign w:val="subscript"/>
                                 </w:rPr>
-                                <w:t xml:space="preserve">ℓ</w:t>
+                                <w:t>ℓ</w:t>
                               </w:r>
                               <w:r>
                                 <w:rPr>
-                                  <w:rFonts w:ascii="Arial" w:cs="Arial" w:eastAsia="Arial" w:hAnsi="Arial"/>
-                                  <w:b w:val="0"/>
-                                  <w:i w:val="0"/>
-                                  <w:smallCaps w:val="0"/>
-                                  <w:strike w:val="0"/>
-                                  <w:color w:val="000000"/>
                                   <w:sz w:val="28"/>
-                                  <w:vertAlign w:val="baseline"/>
                                 </w:rPr>
                                 <w:t xml:space="preserve"> </w:t>
                               </w:r>
                             </w:p>
                             <w:p>
                               <w:pPr>
-                                <w:spacing w:after="0" w:before="115" w:line="275.9999942779541"/>
-                                <w:ind w:left="0" w:right="0" w:firstLine="0"/>
-                                <w:jc w:val="left"/>
+                                <w:spacing w:before="115" w:after="0" w:line="275" w:lineRule="auto"/>
                                 <w:textDirection w:val="btLr"/>
                               </w:pPr>
                               <w:r>
                                 <w:rPr>
-                                  <w:rFonts w:ascii="Arial" w:cs="Arial" w:eastAsia="Arial" w:hAnsi="Arial"/>
-                                  <w:b w:val="0"/>
-                                  <w:i w:val="0"/>
-                                  <w:smallCaps w:val="0"/>
-                                  <w:strike w:val="0"/>
-                                  <w:color w:val="000000"/>
                                   <w:sz w:val="28"/>
-                                  <w:vertAlign w:val="baseline"/>
                                 </w:rPr>
+                                <w:t>v</w:t>
                               </w:r>
                               <w:r>
                                 <w:rPr>
-                                  <w:rFonts w:ascii="Arial" w:cs="Arial" w:eastAsia="Arial" w:hAnsi="Arial"/>
-                                  <w:b w:val="0"/>
-                                  <w:i w:val="0"/>
-                                  <w:smallCaps w:val="0"/>
-                                  <w:strike w:val="0"/>
-                                  <w:color w:val="000000"/>
                                   <w:sz w:val="28"/>
-                                  <w:vertAlign w:val="baseline"/>
+                                  <w:vertAlign w:val="subscript"/>
                                 </w:rPr>
-                                <w:t xml:space="preserve">v</w:t>
+                                <w:t>sun, ⎜⎜</w:t>
                               </w:r>
                               <w:r>
                                 <w:rPr>
-                                  <w:rFonts w:ascii="Arial" w:cs="Arial" w:eastAsia="Arial" w:hAnsi="Arial"/>
-                                  <w:b w:val="0"/>
-                                  <w:i w:val="0"/>
-                                  <w:smallCaps w:val="0"/>
-                                  <w:strike w:val="0"/>
-                                  <w:color w:val="000000"/>
                                   <w:sz w:val="28"/>
-                                  <w:vertAlign w:val="subscript"/>
-                                </w:rPr>
-                                <w:t xml:space="preserve">sun, ⎜⎜</w:t>
-                              </w:r>
-                              <w:r>
-                                <w:rPr>
-                                  <w:rFonts w:ascii="Arial" w:cs="Arial" w:eastAsia="Arial" w:hAnsi="Arial"/>
-                                  <w:b w:val="0"/>
-                                  <w:i w:val="0"/>
-                                  <w:smallCaps w:val="0"/>
-                                  <w:strike w:val="0"/>
-                                  <w:color w:val="000000"/>
-                                  <w:sz w:val="28"/>
-                                  <w:vertAlign w:val="baseline"/>
                                 </w:rPr>
                                 <w:t xml:space="preserve"> = v</w:t>
                               </w:r>
                               <w:r>
                                 <w:rPr>
-                                  <w:rFonts w:ascii="Arial" w:cs="Arial" w:eastAsia="Arial" w:hAnsi="Arial"/>
-                                  <w:b w:val="0"/>
-                                  <w:i w:val="0"/>
-                                  <w:smallCaps w:val="0"/>
-                                  <w:strike w:val="0"/>
-                                  <w:color w:val="000000"/>
                                   <w:sz w:val="28"/>
                                   <w:vertAlign w:val="subscript"/>
                                 </w:rPr>
-                                <w:t xml:space="preserve">sun</w:t>
+                                <w:t>sun</w:t>
                               </w:r>
                               <w:r>
                                 <w:rPr>
-                                  <w:rFonts w:ascii="Arial" w:cs="Arial" w:eastAsia="Arial" w:hAnsi="Arial"/>
-                                  <w:b w:val="0"/>
-                                  <w:i w:val="0"/>
-                                  <w:smallCaps w:val="0"/>
-                                  <w:strike w:val="0"/>
-                                  <w:color w:val="000000"/>
                                   <w:sz w:val="28"/>
-                                  <w:vertAlign w:val="baseline"/>
                                 </w:rPr>
                                 <w:t xml:space="preserve"> ·sinθ</w:t>
                               </w:r>
                               <w:r>
                                 <w:rPr>
-                                  <w:rFonts w:ascii="Arial" w:cs="Arial" w:eastAsia="Arial" w:hAnsi="Arial"/>
-                                  <w:b w:val="0"/>
-                                  <w:i w:val="0"/>
-                                  <w:smallCaps w:val="0"/>
-                                  <w:strike w:val="0"/>
-                                  <w:color w:val="000000"/>
                                   <w:sz w:val="28"/>
                                   <w:vertAlign w:val="subscript"/>
                                 </w:rPr>
-                                <w:t xml:space="preserve">ℓ</w:t>
+                                <w:t>ℓ</w:t>
                               </w:r>
                               <w:r>
                                 <w:rPr>
-                                  <w:rFonts w:ascii="Arial" w:cs="Arial" w:eastAsia="Arial" w:hAnsi="Arial"/>
-                                  <w:b w:val="0"/>
-                                  <w:i w:val="0"/>
-                                  <w:smallCaps w:val="0"/>
-                                  <w:strike w:val="0"/>
-                                  <w:color w:val="000000"/>
                                   <w:sz w:val="28"/>
-                                  <w:vertAlign w:val="baseline"/>
                                 </w:rPr>
                                 <w:t xml:space="preserve"> = motion of sun along tangent line</w:t>
                               </w:r>
                             </w:p>
                             <w:p>
                               <w:pPr>
-                                <w:spacing w:after="0" w:before="115" w:line="275.9999942779541"/>
-                                <w:ind w:left="0" w:right="0" w:firstLine="0"/>
-                                <w:jc w:val="left"/>
+                                <w:spacing w:before="115" w:after="0" w:line="275" w:lineRule="auto"/>
                                 <w:textDirection w:val="btLr"/>
                               </w:pPr>
                               <w:r>
                                 <w:rPr>
-                                  <w:rFonts w:ascii="Arial" w:cs="Arial" w:eastAsia="Arial" w:hAnsi="Arial"/>
-                                  <w:b w:val="0"/>
-                                  <w:i w:val="0"/>
-                                  <w:smallCaps w:val="0"/>
-                                  <w:strike w:val="0"/>
-                                  <w:color w:val="000000"/>
                                   <w:sz w:val="28"/>
-                                  <w:vertAlign w:val="baseline"/>
                                 </w:rPr>
+                                <w:t>v</w:t>
                               </w:r>
                               <w:r>
                                 <w:rPr>
-                                  <w:rFonts w:ascii="Arial" w:cs="Arial" w:eastAsia="Arial" w:hAnsi="Arial"/>
-                                  <w:b w:val="0"/>
-                                  <w:i w:val="0"/>
-                                  <w:smallCaps w:val="0"/>
-                                  <w:strike w:val="0"/>
-                                  <w:color w:val="000000"/>
                                   <w:sz w:val="28"/>
-                                  <w:vertAlign w:val="baseline"/>
+                                  <w:vertAlign w:val="subscript"/>
                                 </w:rPr>
-                                <w:t xml:space="preserve">v</w:t>
+                                <w:t>tangent pt</w:t>
                               </w:r>
                               <w:r>
                                 <w:rPr>
-                                  <w:rFonts w:ascii="Arial" w:cs="Arial" w:eastAsia="Arial" w:hAnsi="Arial"/>
-                                  <w:b w:val="0"/>
-                                  <w:i w:val="0"/>
-                                  <w:smallCaps w:val="0"/>
-                                  <w:strike w:val="0"/>
-                                  <w:color w:val="000000"/>
                                   <w:sz w:val="28"/>
-                                  <w:vertAlign w:val="subscript"/>
-                                </w:rPr>
-                                <w:t xml:space="preserve">tangent pt</w:t>
-                              </w:r>
-                              <w:r>
-                                <w:rPr>
-                                  <w:rFonts w:ascii="Arial" w:cs="Arial" w:eastAsia="Arial" w:hAnsi="Arial"/>
-                                  <w:b w:val="0"/>
-                                  <w:i w:val="0"/>
-                                  <w:smallCaps w:val="0"/>
-                                  <w:strike w:val="0"/>
-                                  <w:color w:val="000000"/>
-                                  <w:sz w:val="28"/>
-                                  <w:vertAlign w:val="baseline"/>
                                 </w:rPr>
                                 <w:t xml:space="preserve"> = v</w:t>
                               </w:r>
                               <w:r>
                                 <w:rPr>
-                                  <w:rFonts w:ascii="Arial" w:cs="Arial" w:eastAsia="Arial" w:hAnsi="Arial"/>
-                                  <w:b w:val="0"/>
-                                  <w:i w:val="0"/>
-                                  <w:smallCaps w:val="0"/>
-                                  <w:strike w:val="0"/>
-                                  <w:color w:val="000000"/>
                                   <w:sz w:val="28"/>
                                   <w:vertAlign w:val="subscript"/>
                                 </w:rPr>
-                                <w:t xml:space="preserve">radio telescope</w:t>
+                                <w:t>radio telescope</w:t>
                               </w:r>
                               <w:r>
                                 <w:rPr>
-                                  <w:rFonts w:ascii="Arial" w:cs="Arial" w:eastAsia="Arial" w:hAnsi="Arial"/>
-                                  <w:b w:val="0"/>
-                                  <w:i w:val="0"/>
-                                  <w:smallCaps w:val="0"/>
-                                  <w:strike w:val="0"/>
-                                  <w:color w:val="000000"/>
                                   <w:sz w:val="28"/>
-                                  <w:vertAlign w:val="baseline"/>
                                 </w:rPr>
                                 <w:t xml:space="preserve"> + v</w:t>
                               </w:r>
                               <w:r>
                                 <w:rPr>
-                                  <w:rFonts w:ascii="Arial" w:cs="Arial" w:eastAsia="Arial" w:hAnsi="Arial"/>
-                                  <w:b w:val="0"/>
-                                  <w:i w:val="0"/>
-                                  <w:smallCaps w:val="0"/>
-                                  <w:strike w:val="0"/>
-                                  <w:color w:val="000000"/>
                                   <w:sz w:val="28"/>
                                   <w:vertAlign w:val="subscript"/>
                                 </w:rPr>
-                                <w:t xml:space="preserve">sun, ⎜⎜</w:t>
+                                <w:t>sun, ⎜⎜</w:t>
                               </w:r>
                             </w:p>
                           </w:txbxContent>
                         </wps:txbx>
-                        <wps:bodyPr anchorCtr="0" anchor="t" bIns="45000" lIns="90000" spcFirstLastPara="1" rIns="90000" wrap="square" tIns="45000">
+                        <wps:bodyPr spcFirstLastPara="1" wrap="square" lIns="90000" tIns="45000" rIns="90000" bIns="45000" anchor="t" anchorCtr="0">
                           <a:noAutofit/>
                         </wps:bodyPr>
                       </wps:wsp>
                       <wpg:grpSp>
+                        <wpg:cNvPr id="541309457" name="Group 541309457"/>
                         <wpg:cNvGrpSpPr/>
                         <wpg:grpSpPr>
                           <a:xfrm>
@@ -2830,6 +2578,7 @@
                           </a:xfrm>
                         </wpg:grpSpPr>
                         <wps:wsp>
+                          <wps:cNvPr id="1166276500" name="Straight Arrow Connector 1166276500"/>
                           <wps:cNvCnPr/>
                           <wps:spPr>
                             <a:xfrm rot="10800000">
@@ -2840,23 +2589,21 @@
                               <a:avLst/>
                             </a:prstGeom>
                             <a:noFill/>
-                            <a:ln cap="flat" cmpd="sng" w="9525">
+                            <a:ln w="9525" cap="flat" cmpd="sng">
                               <a:solidFill>
                                 <a:srgbClr val="000000"/>
                               </a:solidFill>
                               <a:prstDash val="solid"/>
                               <a:round/>
-                              <a:headEnd len="med" w="med" type="stealth"/>
-                              <a:tailEnd len="med" w="med" type="stealth"/>
+                              <a:headEnd type="stealth" w="med" len="med"/>
+                              <a:tailEnd type="stealth" w="med" len="med"/>
                             </a:ln>
                           </wps:spPr>
-                          <wps:bodyPr anchorCtr="0" anchor="ctr" bIns="91425" lIns="91425" spcFirstLastPara="1" rIns="91425" wrap="square" tIns="91425">
-                            <a:noAutofit/>
-                          </wps:bodyPr>
+                          <wps:bodyPr/>
                         </wps:wsp>
                         <wps:wsp>
+                          <wps:cNvPr id="1338948720" name="Rectangle 1338948720"/>
                           <wps:cNvSpPr/>
-                          <wps:cNvPr id="6" name="Shape 6"/>
                           <wps:spPr>
                             <a:xfrm>
                               <a:off x="3720240" y="3374820"/>
@@ -2874,34 +2621,27 @@
                             <w:txbxContent>
                               <w:p>
                                 <w:pPr>
-                                  <w:spacing w:after="0" w:before="0" w:line="240"/>
-                                  <w:ind w:left="0" w:right="0" w:firstLine="0"/>
+                                  <w:spacing w:after="0" w:line="240" w:lineRule="auto"/>
                                   <w:jc w:val="center"/>
                                   <w:textDirection w:val="btLr"/>
                                 </w:pPr>
                                 <w:r>
                                   <w:rPr>
-                                    <w:rFonts w:ascii="Arial" w:cs="Arial" w:eastAsia="Arial" w:hAnsi="Arial"/>
-                                    <w:b w:val="1"/>
-                                    <w:i w:val="0"/>
-                                    <w:smallCaps w:val="0"/>
-                                    <w:strike w:val="0"/>
-                                    <w:color w:val="000000"/>
+                                    <w:b/>
                                     <w:sz w:val="16"/>
-                                    <w:vertAlign w:val="baseline"/>
                                   </w:rPr>
-                                  <w:t xml:space="preserve">GC</w:t>
+                                  <w:t>GC</w:t>
                                 </w:r>
                               </w:p>
                             </w:txbxContent>
                           </wps:txbx>
-                          <wps:bodyPr anchorCtr="0" anchor="t" bIns="45000" lIns="90000" spcFirstLastPara="1" rIns="90000" wrap="square" tIns="45000">
+                          <wps:bodyPr spcFirstLastPara="1" wrap="square" lIns="90000" tIns="45000" rIns="90000" bIns="45000" anchor="t" anchorCtr="0">
                             <a:noAutofit/>
                           </wps:bodyPr>
                         </wps:wsp>
                         <wps:wsp>
+                          <wps:cNvPr id="1797963779" name="Rectangle 1797963779"/>
                           <wps:cNvSpPr/>
-                          <wps:cNvPr id="7" name="Shape 7"/>
                           <wps:spPr>
                             <a:xfrm>
                               <a:off x="3708217" y="4860465"/>
@@ -2919,34 +2659,26 @@
                             <w:txbxContent>
                               <w:p>
                                 <w:pPr>
-                                  <w:spacing w:after="0" w:before="0" w:line="240"/>
-                                  <w:ind w:left="0" w:right="0" w:firstLine="0"/>
-                                  <w:jc w:val="left"/>
+                                  <w:spacing w:after="0" w:line="240" w:lineRule="auto"/>
                                   <w:textDirection w:val="btLr"/>
                                 </w:pPr>
                                 <w:r>
                                   <w:rPr>
-                                    <w:rFonts w:ascii="Arial" w:cs="Arial" w:eastAsia="Arial" w:hAnsi="Arial"/>
-                                    <w:b w:val="1"/>
-                                    <w:i w:val="0"/>
-                                    <w:smallCaps w:val="0"/>
-                                    <w:strike w:val="0"/>
-                                    <w:color w:val="000000"/>
+                                    <w:b/>
                                     <w:sz w:val="16"/>
-                                    <w:vertAlign w:val="baseline"/>
                                   </w:rPr>
-                                  <w:t xml:space="preserve">sun</w:t>
+                                  <w:t>sun</w:t>
                                 </w:r>
                               </w:p>
                             </w:txbxContent>
                           </wps:txbx>
-                          <wps:bodyPr anchorCtr="0" anchor="t" bIns="45000" lIns="90000" spcFirstLastPara="1" rIns="90000" wrap="square" tIns="45000">
+                          <wps:bodyPr spcFirstLastPara="1" wrap="square" lIns="90000" tIns="45000" rIns="90000" bIns="45000" anchor="t" anchorCtr="0">
                             <a:noAutofit/>
                           </wps:bodyPr>
                         </wps:wsp>
                         <wps:wsp>
+                          <wps:cNvPr id="1481034176" name="Oval 1481034176"/>
                           <wps:cNvSpPr/>
-                          <wps:cNvPr id="8" name="Shape 8"/>
                           <wps:spPr>
                             <a:xfrm>
                               <a:off x="3713040" y="4895100"/>
@@ -2958,33 +2690,32 @@
                             <a:solidFill>
                               <a:srgbClr val="000000"/>
                             </a:solidFill>
-                            <a:ln cap="flat" cmpd="sng" w="9525">
+                            <a:ln w="9525" cap="flat" cmpd="sng">
                               <a:solidFill>
                                 <a:srgbClr val="000000"/>
                               </a:solidFill>
                               <a:prstDash val="solid"/>
                               <a:round/>
-                              <a:headEnd len="sm" w="sm" type="none"/>
-                              <a:tailEnd len="sm" w="sm" type="none"/>
+                              <a:headEnd type="none" w="sm" len="sm"/>
+                              <a:tailEnd type="none" w="sm" len="sm"/>
                             </a:ln>
                           </wps:spPr>
                           <wps:txbx>
                             <w:txbxContent>
                               <w:p>
                                 <w:pPr>
-                                  <w:spacing w:after="0" w:before="0" w:line="240"/>
-                                  <w:ind w:left="0" w:right="0" w:firstLine="0"/>
-                                  <w:jc w:val="left"/>
+                                  <w:spacing w:after="0" w:line="240" w:lineRule="auto"/>
                                   <w:textDirection w:val="btLr"/>
                                 </w:pPr>
                               </w:p>
                             </w:txbxContent>
                           </wps:txbx>
-                          <wps:bodyPr anchorCtr="0" anchor="ctr" bIns="91425" lIns="91425" spcFirstLastPara="1" rIns="91425" wrap="square" tIns="91425">
+                          <wps:bodyPr spcFirstLastPara="1" wrap="square" lIns="91425" tIns="91425" rIns="91425" bIns="91425" anchor="ctr" anchorCtr="0">
                             <a:noAutofit/>
                           </wps:bodyPr>
                         </wps:wsp>
                         <wps:wsp>
+                          <wps:cNvPr id="484274953" name="Straight Arrow Connector 484274953"/>
                           <wps:cNvCnPr/>
                           <wps:spPr>
                             <a:xfrm rot="10800000">
@@ -2995,23 +2726,21 @@
                               <a:avLst/>
                             </a:prstGeom>
                             <a:noFill/>
-                            <a:ln cap="flat" cmpd="sng" w="9525">
+                            <a:ln w="9525" cap="flat" cmpd="sng">
                               <a:solidFill>
                                 <a:srgbClr val="000000"/>
                               </a:solidFill>
                               <a:prstDash val="solid"/>
                               <a:round/>
-                              <a:headEnd len="sm" w="sm" type="none"/>
-                              <a:tailEnd len="med" w="med" type="stealth"/>
+                              <a:headEnd type="none" w="sm" len="sm"/>
+                              <a:tailEnd type="stealth" w="med" len="med"/>
                             </a:ln>
                           </wps:spPr>
-                          <wps:bodyPr anchorCtr="0" anchor="ctr" bIns="91425" lIns="91425" spcFirstLastPara="1" rIns="91425" wrap="square" tIns="91425">
-                            <a:noAutofit/>
-                          </wps:bodyPr>
+                          <wps:bodyPr/>
                         </wps:wsp>
                         <wps:wsp>
+                          <wps:cNvPr id="1576485402" name="Rectangle 1576485402"/>
                           <wps:cNvSpPr/>
-                          <wps:cNvPr id="10" name="Shape 10"/>
                           <wps:spPr>
                             <a:xfrm>
                               <a:off x="2679480" y="3604140"/>
@@ -3029,34 +2758,28 @@
                             <w:txbxContent>
                               <w:p>
                                 <w:pPr>
-                                  <w:spacing w:after="0" w:before="0" w:line="240"/>
-                                  <w:ind w:left="0" w:right="0" w:firstLine="0"/>
+                                  <w:spacing w:after="0" w:line="240" w:lineRule="auto"/>
                                   <w:jc w:val="center"/>
                                   <w:textDirection w:val="btLr"/>
                                 </w:pPr>
                                 <w:r>
                                   <w:rPr>
-                                    <w:rFonts w:ascii="Arial" w:cs="Arial" w:eastAsia="Arial" w:hAnsi="Arial"/>
-                                    <w:b w:val="1"/>
-                                    <w:i w:val="0"/>
-                                    <w:smallCaps w:val="0"/>
-                                    <w:strike w:val="0"/>
-                                    <w:color w:val="0066ff"/>
+                                    <w:b/>
+                                    <w:color w:val="0066FF"/>
                                     <w:sz w:val="16"/>
-                                    <w:vertAlign w:val="baseline"/>
                                   </w:rPr>
-                                  <w:t xml:space="preserve">Tangent point</w:t>
+                                  <w:t>Tangent point</w:t>
                                 </w:r>
                               </w:p>
                             </w:txbxContent>
                           </wps:txbx>
-                          <wps:bodyPr anchorCtr="0" anchor="t" bIns="45000" lIns="90000" spcFirstLastPara="1" rIns="90000" wrap="square" tIns="45000">
+                          <wps:bodyPr spcFirstLastPara="1" wrap="square" lIns="90000" tIns="45000" rIns="90000" bIns="45000" anchor="t" anchorCtr="0">
                             <a:noAutofit/>
                           </wps:bodyPr>
                         </wps:wsp>
                         <wps:wsp>
+                          <wps:cNvPr id="1478090991" name="Oval 1478090991"/>
                           <wps:cNvSpPr/>
-                          <wps:cNvPr id="11" name="Shape 11"/>
                           <wps:spPr>
                             <a:xfrm>
                               <a:off x="3175200" y="2914380"/>
@@ -3066,35 +2789,33 @@
                               <a:avLst/>
                             </a:prstGeom>
                             <a:noFill/>
-                            <a:ln cap="flat" cmpd="sng" w="19050">
+                            <a:ln w="19050" cap="flat" cmpd="sng">
                               <a:solidFill>
                                 <a:srgbClr val="666666"/>
                               </a:solidFill>
                               <a:prstDash val="dash"/>
                               <a:round/>
-                              <a:headEnd len="sm" w="sm" type="none"/>
-                              <a:tailEnd len="sm" w="sm" type="none"/>
+                              <a:headEnd type="none" w="sm" len="sm"/>
+                              <a:tailEnd type="none" w="sm" len="sm"/>
                             </a:ln>
                           </wps:spPr>
                           <wps:txbx>
                             <w:txbxContent>
                               <w:p>
                                 <w:pPr>
-                                  <w:spacing w:after="0" w:before="0" w:line="240"/>
-                                  <w:ind w:left="0" w:right="0" w:firstLine="0"/>
-                                  <w:jc w:val="left"/>
+                                  <w:spacing w:after="0" w:line="240" w:lineRule="auto"/>
                                   <w:textDirection w:val="btLr"/>
                                 </w:pPr>
                               </w:p>
                             </w:txbxContent>
                           </wps:txbx>
-                          <wps:bodyPr anchorCtr="0" anchor="ctr" bIns="91425" lIns="91425" spcFirstLastPara="1" rIns="91425" wrap="square" tIns="91425">
+                          <wps:bodyPr spcFirstLastPara="1" wrap="square" lIns="91425" tIns="91425" rIns="91425" bIns="91425" anchor="ctr" anchorCtr="0">
                             <a:noAutofit/>
                           </wps:bodyPr>
                         </wps:wsp>
                         <wps:wsp>
+                          <wps:cNvPr id="58650347" name="Oval 58650347"/>
                           <wps:cNvSpPr/>
-                          <wps:cNvPr id="12" name="Shape 12"/>
                           <wps:spPr>
                             <a:xfrm>
                               <a:off x="3712320" y="3466260"/>
@@ -3106,33 +2827,32 @@
                             <a:solidFill>
                               <a:srgbClr val="000000"/>
                             </a:solidFill>
-                            <a:ln cap="flat" cmpd="sng" w="9525">
+                            <a:ln w="9525" cap="flat" cmpd="sng">
                               <a:solidFill>
                                 <a:srgbClr val="000000"/>
                               </a:solidFill>
                               <a:prstDash val="solid"/>
                               <a:round/>
-                              <a:headEnd len="sm" w="sm" type="none"/>
-                              <a:tailEnd len="sm" w="sm" type="none"/>
+                              <a:headEnd type="none" w="sm" len="sm"/>
+                              <a:tailEnd type="none" w="sm" len="sm"/>
                             </a:ln>
                           </wps:spPr>
                           <wps:txbx>
                             <w:txbxContent>
                               <w:p>
                                 <w:pPr>
-                                  <w:spacing w:after="0" w:before="0" w:line="240"/>
-                                  <w:ind w:left="0" w:right="0" w:firstLine="0"/>
-                                  <w:jc w:val="left"/>
+                                  <w:spacing w:after="0" w:line="240" w:lineRule="auto"/>
                                   <w:textDirection w:val="btLr"/>
                                 </w:pPr>
                               </w:p>
                             </w:txbxContent>
                           </wps:txbx>
-                          <wps:bodyPr anchorCtr="0" anchor="ctr" bIns="91425" lIns="91425" spcFirstLastPara="1" rIns="91425" wrap="square" tIns="91425">
+                          <wps:bodyPr spcFirstLastPara="1" wrap="square" lIns="91425" tIns="91425" rIns="91425" bIns="91425" anchor="ctr" anchorCtr="0">
                             <a:noAutofit/>
                           </wps:bodyPr>
                         </wps:wsp>
                         <wps:wsp>
+                          <wps:cNvPr id="119082516" name="Straight Arrow Connector 119082516"/>
                           <wps:cNvCnPr/>
                           <wps:spPr>
                             <a:xfrm rot="10800000">
@@ -3143,23 +2863,21 @@
                               <a:avLst/>
                             </a:prstGeom>
                             <a:noFill/>
-                            <a:ln cap="flat" cmpd="sng" w="27350">
+                            <a:ln w="27350" cap="flat" cmpd="sng">
                               <a:solidFill>
                                 <a:srgbClr val="0066FF"/>
                               </a:solidFill>
                               <a:prstDash val="solid"/>
                               <a:round/>
-                              <a:headEnd len="sm" w="sm" type="none"/>
-                              <a:tailEnd len="med" w="med" type="triangle"/>
+                              <a:headEnd type="none" w="sm" len="sm"/>
+                              <a:tailEnd type="triangle" w="med" len="med"/>
                             </a:ln>
                           </wps:spPr>
-                          <wps:bodyPr anchorCtr="0" anchor="ctr" bIns="91425" lIns="91425" spcFirstLastPara="1" rIns="91425" wrap="square" tIns="91425">
-                            <a:noAutofit/>
-                          </wps:bodyPr>
+                          <wps:bodyPr/>
                         </wps:wsp>
                         <wps:wsp>
+                          <wps:cNvPr id="1659153545" name="Oval 1659153545"/>
                           <wps:cNvSpPr/>
-                          <wps:cNvPr id="14" name="Shape 14"/>
                           <wps:spPr>
                             <a:xfrm>
                               <a:off x="2317735" y="2066005"/>
@@ -3169,33 +2887,32 @@
                               <a:avLst/>
                             </a:prstGeom>
                             <a:noFill/>
-                            <a:ln cap="flat" cmpd="sng" w="19050">
+                            <a:ln w="19050" cap="flat" cmpd="sng">
                               <a:solidFill>
                                 <a:srgbClr val="666666"/>
                               </a:solidFill>
                               <a:prstDash val="solid"/>
                               <a:round/>
-                              <a:headEnd len="sm" w="sm" type="none"/>
-                              <a:tailEnd len="sm" w="sm" type="none"/>
+                              <a:headEnd type="none" w="sm" len="sm"/>
+                              <a:tailEnd type="none" w="sm" len="sm"/>
                             </a:ln>
                           </wps:spPr>
                           <wps:txbx>
                             <w:txbxContent>
                               <w:p>
                                 <w:pPr>
-                                  <w:spacing w:after="0" w:before="0" w:line="240"/>
-                                  <w:ind w:left="0" w:right="0" w:firstLine="0"/>
-                                  <w:jc w:val="left"/>
+                                  <w:spacing w:after="0" w:line="240" w:lineRule="auto"/>
                                   <w:textDirection w:val="btLr"/>
                                 </w:pPr>
                               </w:p>
                             </w:txbxContent>
                           </wps:txbx>
-                          <wps:bodyPr anchorCtr="0" anchor="ctr" bIns="91425" lIns="91425" spcFirstLastPara="1" rIns="91425" wrap="square" tIns="91425">
+                          <wps:bodyPr spcFirstLastPara="1" wrap="square" lIns="91425" tIns="91425" rIns="91425" bIns="91425" anchor="ctr" anchorCtr="0">
                             <a:noAutofit/>
                           </wps:bodyPr>
                         </wps:wsp>
                         <wps:wsp>
+                          <wps:cNvPr id="1785875132" name="Straight Arrow Connector 1785875132"/>
                           <wps:cNvCnPr/>
                           <wps:spPr>
                             <a:xfrm rot="10800000">
@@ -3206,21 +2923,20 @@
                               <a:avLst/>
                             </a:prstGeom>
                             <a:noFill/>
-                            <a:ln cap="flat" cmpd="sng" w="19050">
+                            <a:ln w="19050" cap="flat" cmpd="sng">
                               <a:solidFill>
                                 <a:srgbClr val="CC9900"/>
                               </a:solidFill>
                               <a:prstDash val="solid"/>
                               <a:round/>
-                              <a:headEnd len="sm" w="sm" type="none"/>
-                              <a:tailEnd len="med" w="med" type="triangle"/>
+                              <a:headEnd type="none" w="sm" len="sm"/>
+                              <a:tailEnd type="triangle" w="med" len="med"/>
                             </a:ln>
                           </wps:spPr>
-                          <wps:bodyPr anchorCtr="0" anchor="ctr" bIns="91425" lIns="91425" spcFirstLastPara="1" rIns="91425" wrap="square" tIns="91425">
-                            <a:noAutofit/>
-                          </wps:bodyPr>
+                          <wps:bodyPr/>
                         </wps:wsp>
                         <wps:wsp>
+                          <wps:cNvPr id="401799919" name="Straight Arrow Connector 401799919"/>
                           <wps:cNvCnPr/>
                           <wps:spPr>
                             <a:xfrm rot="10800000">
@@ -3231,23 +2947,21 @@
                               <a:avLst/>
                             </a:prstGeom>
                             <a:noFill/>
-                            <a:ln cap="flat" cmpd="sng" w="19050">
+                            <a:ln w="19050" cap="flat" cmpd="sng">
                               <a:solidFill>
                                 <a:srgbClr val="CC9900"/>
                               </a:solidFill>
                               <a:prstDash val="solid"/>
                               <a:round/>
-                              <a:headEnd len="sm" w="sm" type="none"/>
-                              <a:tailEnd len="med" w="med" type="triangle"/>
+                              <a:headEnd type="none" w="sm" len="sm"/>
+                              <a:tailEnd type="triangle" w="med" len="med"/>
                             </a:ln>
                           </wps:spPr>
-                          <wps:bodyPr anchorCtr="0" anchor="ctr" bIns="91425" lIns="91425" spcFirstLastPara="1" rIns="91425" wrap="square" tIns="91425">
-                            <a:noAutofit/>
-                          </wps:bodyPr>
+                          <wps:bodyPr/>
                         </wps:wsp>
                         <wps:wsp>
+                          <wps:cNvPr id="527533130" name="Rectangle 527533130"/>
                           <wps:cNvSpPr/>
-                          <wps:cNvPr id="17" name="Shape 17"/>
                           <wps:spPr>
                             <a:xfrm>
                               <a:off x="3507150" y="4200998"/>
@@ -3265,47 +2979,32 @@
                             <w:txbxContent>
                               <w:p>
                                 <w:pPr>
-                                  <w:spacing w:after="0" w:before="0" w:line="240"/>
-                                  <w:ind w:left="0" w:right="0" w:firstLine="0"/>
-                                  <w:jc w:val="left"/>
+                                  <w:spacing w:after="0" w:line="240" w:lineRule="auto"/>
                                   <w:textDirection w:val="btLr"/>
                                 </w:pPr>
                                 <w:r>
                                   <w:rPr>
-                                    <w:rFonts w:ascii="Arial" w:cs="Arial" w:eastAsia="Arial" w:hAnsi="Arial"/>
-                                    <w:b w:val="0"/>
-                                    <w:i w:val="0"/>
-                                    <w:smallCaps w:val="0"/>
-                                    <w:strike w:val="0"/>
-                                    <w:color w:val="000000"/>
                                     <w:sz w:val="16"/>
-                                    <w:vertAlign w:val="baseline"/>
                                   </w:rPr>
-                                  <w:t xml:space="preserve">θ</w:t>
+                                  <w:t>θ</w:t>
                                 </w:r>
                                 <w:r>
                                   <w:rPr>
-                                    <w:rFonts w:ascii="Arial" w:cs="Arial" w:eastAsia="Arial" w:hAnsi="Arial"/>
-                                    <w:b w:val="0"/>
-                                    <w:i w:val="0"/>
-                                    <w:smallCaps w:val="0"/>
-                                    <w:strike w:val="0"/>
-                                    <w:color w:val="000000"/>
-                                    <w:sz w:val="26.66666603088379"/>
+                                    <w:sz w:val="26"/>
                                     <w:vertAlign w:val="subscript"/>
                                   </w:rPr>
-                                  <w:t xml:space="preserve">ℓ</w:t>
+                                  <w:t>ℓ</w:t>
                                 </w:r>
                               </w:p>
                             </w:txbxContent>
                           </wps:txbx>
-                          <wps:bodyPr anchorCtr="0" anchor="t" bIns="45000" lIns="90000" spcFirstLastPara="1" rIns="90000" wrap="square" tIns="45000">
+                          <wps:bodyPr spcFirstLastPara="1" wrap="square" lIns="90000" tIns="45000" rIns="90000" bIns="45000" anchor="t" anchorCtr="0">
                             <a:noAutofit/>
                           </wps:bodyPr>
                         </wps:wsp>
                         <wps:wsp>
+                          <wps:cNvPr id="1213167417" name="Rectangle 1213167417"/>
                           <wps:cNvSpPr/>
-                          <wps:cNvPr id="18" name="Shape 18"/>
                           <wps:spPr>
                             <a:xfrm>
                               <a:off x="3150338" y="4488551"/>
@@ -3323,48 +3022,34 @@
                             <w:txbxContent>
                               <w:p>
                                 <w:pPr>
-                                  <w:spacing w:after="0" w:before="0" w:line="240"/>
-                                  <w:ind w:left="0" w:right="0" w:firstLine="0"/>
-                                  <w:jc w:val="left"/>
+                                  <w:spacing w:after="0" w:line="240" w:lineRule="auto"/>
                                   <w:textDirection w:val="btLr"/>
                                 </w:pPr>
                                 <w:r>
                                   <w:rPr>
-                                    <w:rFonts w:ascii="Arial" w:cs="Arial" w:eastAsia="Arial" w:hAnsi="Arial"/>
-                                    <w:b w:val="0"/>
-                                    <w:i w:val="0"/>
-                                    <w:smallCaps w:val="0"/>
-                                    <w:strike w:val="0"/>
-                                    <w:color w:val="000000"/>
                                     <w:sz w:val="20"/>
-                                    <w:vertAlign w:val="baseline"/>
                                   </w:rPr>
-                                  <w:t xml:space="preserve">v</w:t>
+                                  <w:t>v</w:t>
                                 </w:r>
                                 <w:r>
                                   <w:rPr>
-                                    <w:rFonts w:ascii="Arial" w:cs="Arial" w:eastAsia="Arial" w:hAnsi="Arial"/>
-                                    <w:b w:val="0"/>
-                                    <w:i w:val="0"/>
-                                    <w:smallCaps w:val="0"/>
-                                    <w:strike w:val="0"/>
-                                    <w:color w:val="000000"/>
                                     <w:sz w:val="20"/>
                                     <w:vertAlign w:val="subscript"/>
                                   </w:rPr>
-                                  <w:t xml:space="preserve">sun, ⎜⎜</w:t>
+                                  <w:t>sun, ⎜⎜</w:t>
                                 </w:r>
                               </w:p>
                             </w:txbxContent>
                           </wps:txbx>
-                          <wps:bodyPr anchorCtr="0" anchor="t" bIns="45000" lIns="90000" spcFirstLastPara="1" rIns="90000" wrap="square" tIns="45000">
+                          <wps:bodyPr spcFirstLastPara="1" wrap="square" lIns="90000" tIns="45000" rIns="90000" bIns="45000" anchor="t" anchorCtr="0">
                             <a:noAutofit/>
                           </wps:bodyPr>
                         </wps:wsp>
                         <wps:wsp>
+                          <wps:cNvPr id="2030740733" name="Straight Arrow Connector 2030740733"/>
                           <wps:cNvCnPr/>
                           <wps:spPr>
-                            <a:xfrm flipH="1" rot="10800000">
+                            <a:xfrm rot="10800000" flipH="1">
                               <a:off x="3206880" y="3492900"/>
                               <a:ext cx="515520" cy="181440"/>
                             </a:xfrm>
@@ -3372,23 +3057,21 @@
                               <a:avLst/>
                             </a:prstGeom>
                             <a:noFill/>
-                            <a:ln cap="flat" cmpd="sng" w="9525">
+                            <a:ln w="9525" cap="flat" cmpd="sng">
                               <a:solidFill>
                                 <a:srgbClr val="000000"/>
                               </a:solidFill>
                               <a:prstDash val="solid"/>
                               <a:round/>
-                              <a:headEnd len="sm" w="sm" type="none"/>
-                              <a:tailEnd len="sm" w="sm" type="none"/>
+                              <a:headEnd type="none" w="sm" len="sm"/>
+                              <a:tailEnd type="none" w="sm" len="sm"/>
                             </a:ln>
                           </wps:spPr>
-                          <wps:bodyPr anchorCtr="0" anchor="ctr" bIns="91425" lIns="91425" spcFirstLastPara="1" rIns="91425" wrap="square" tIns="91425">
-                            <a:noAutofit/>
-                          </wps:bodyPr>
+                          <wps:bodyPr/>
                         </wps:wsp>
                         <wps:wsp>
+                          <wps:cNvPr id="223834423" name="Rectangle 223834423"/>
                           <wps:cNvSpPr/>
-                          <wps:cNvPr id="20" name="Shape 20"/>
                           <wps:spPr>
                             <a:xfrm>
                               <a:off x="3316320" y="3379860"/>
@@ -3406,34 +3089,26 @@
                             <w:txbxContent>
                               <w:p>
                                 <w:pPr>
-                                  <w:spacing w:after="0" w:before="0" w:line="240"/>
-                                  <w:ind w:left="0" w:right="0" w:firstLine="0"/>
-                                  <w:jc w:val="left"/>
+                                  <w:spacing w:after="0" w:line="240" w:lineRule="auto"/>
                                   <w:textDirection w:val="btLr"/>
                                 </w:pPr>
                                 <w:r>
                                   <w:rPr>
-                                    <w:rFonts w:ascii="Arial" w:cs="Arial" w:eastAsia="Arial" w:hAnsi="Arial"/>
-                                    <w:b w:val="0"/>
-                                    <w:i w:val="1"/>
-                                    <w:smallCaps w:val="0"/>
-                                    <w:strike w:val="0"/>
-                                    <w:color w:val="000000"/>
+                                    <w:i/>
                                     <w:sz w:val="18"/>
-                                    <w:vertAlign w:val="baseline"/>
                                   </w:rPr>
-                                  <w:t xml:space="preserve">d</w:t>
+                                  <w:t>d</w:t>
                                 </w:r>
                               </w:p>
                             </w:txbxContent>
                           </wps:txbx>
-                          <wps:bodyPr anchorCtr="0" anchor="t" bIns="45000" lIns="90000" spcFirstLastPara="1" rIns="90000" wrap="square" tIns="45000">
+                          <wps:bodyPr spcFirstLastPara="1" wrap="square" lIns="90000" tIns="45000" rIns="90000" bIns="45000" anchor="t" anchorCtr="0">
                             <a:noAutofit/>
                           </wps:bodyPr>
                         </wps:wsp>
                         <wps:wsp>
+                          <wps:cNvPr id="927783826" name="Rectangle 927783826"/>
                           <wps:cNvSpPr/>
-                          <wps:cNvPr id="21" name="Shape 21"/>
                           <wps:spPr>
                             <a:xfrm>
                               <a:off x="3676288" y="3988735"/>
@@ -3451,47 +3126,34 @@
                             <w:txbxContent>
                               <w:p>
                                 <w:pPr>
-                                  <w:spacing w:after="0" w:before="0" w:line="240"/>
-                                  <w:ind w:left="0" w:right="0" w:firstLine="0"/>
-                                  <w:jc w:val="left"/>
+                                  <w:spacing w:after="0" w:line="240" w:lineRule="auto"/>
                                   <w:textDirection w:val="btLr"/>
                                 </w:pPr>
                                 <w:r>
                                   <w:rPr>
-                                    <w:rFonts w:ascii="Arial" w:cs="Arial" w:eastAsia="Arial" w:hAnsi="Arial"/>
-                                    <w:b w:val="0"/>
-                                    <w:i w:val="1"/>
-                                    <w:smallCaps w:val="0"/>
-                                    <w:strike w:val="0"/>
-                                    <w:color w:val="000000"/>
+                                    <w:i/>
                                     <w:sz w:val="18"/>
-                                    <w:vertAlign w:val="baseline"/>
                                   </w:rPr>
-                                  <w:t xml:space="preserve">R</w:t>
+                                  <w:t>R</w:t>
                                 </w:r>
                                 <w:r>
                                   <w:rPr>
-                                    <w:rFonts w:ascii="Arial" w:cs="Arial" w:eastAsia="Arial" w:hAnsi="Arial"/>
-                                    <w:b w:val="0"/>
-                                    <w:i w:val="1"/>
-                                    <w:smallCaps w:val="0"/>
-                                    <w:strike w:val="0"/>
-                                    <w:color w:val="000000"/>
+                                    <w:i/>
                                     <w:sz w:val="30"/>
                                     <w:vertAlign w:val="subscript"/>
                                   </w:rPr>
-                                  <w:t xml:space="preserve">o</w:t>
+                                  <w:t>o</w:t>
                                 </w:r>
                               </w:p>
                             </w:txbxContent>
                           </wps:txbx>
-                          <wps:bodyPr anchorCtr="0" anchor="t" bIns="45000" lIns="90000" spcFirstLastPara="1" rIns="90000" wrap="square" tIns="45000">
+                          <wps:bodyPr spcFirstLastPara="1" wrap="square" lIns="90000" tIns="45000" rIns="90000" bIns="45000" anchor="t" anchorCtr="0">
                             <a:noAutofit/>
                           </wps:bodyPr>
                         </wps:wsp>
                         <wps:wsp>
+                          <wps:cNvPr id="1692508447" name="Rectangle 1692508447"/>
                           <wps:cNvSpPr/>
-                          <wps:cNvPr id="22" name="Shape 22"/>
                           <wps:spPr>
                             <a:xfrm>
                               <a:off x="3314310" y="4860470"/>
@@ -3509,47 +3171,32 @@
                             <w:txbxContent>
                               <w:p>
                                 <w:pPr>
-                                  <w:spacing w:after="0" w:before="0" w:line="240"/>
-                                  <w:ind w:left="0" w:right="0" w:firstLine="0"/>
-                                  <w:jc w:val="left"/>
+                                  <w:spacing w:after="0" w:line="240" w:lineRule="auto"/>
                                   <w:textDirection w:val="btLr"/>
                                 </w:pPr>
                                 <w:r>
                                   <w:rPr>
-                                    <w:rFonts w:ascii="Arial" w:cs="Arial" w:eastAsia="Arial" w:hAnsi="Arial"/>
-                                    <w:b w:val="0"/>
-                                    <w:i w:val="0"/>
-                                    <w:smallCaps w:val="0"/>
-                                    <w:strike w:val="0"/>
-                                    <w:color w:val="000000"/>
                                     <w:sz w:val="20"/>
-                                    <w:vertAlign w:val="baseline"/>
                                   </w:rPr>
-                                  <w:t xml:space="preserve">v</w:t>
+                                  <w:t>v</w:t>
                                 </w:r>
                                 <w:r>
                                   <w:rPr>
-                                    <w:rFonts w:ascii="Arial" w:cs="Arial" w:eastAsia="Arial" w:hAnsi="Arial"/>
-                                    <w:b w:val="0"/>
-                                    <w:i w:val="0"/>
-                                    <w:smallCaps w:val="0"/>
-                                    <w:strike w:val="0"/>
-                                    <w:color w:val="000000"/>
                                     <w:sz w:val="20"/>
                                     <w:vertAlign w:val="subscript"/>
                                   </w:rPr>
-                                  <w:t xml:space="preserve">sun</w:t>
+                                  <w:t>sun</w:t>
                                 </w:r>
                               </w:p>
                             </w:txbxContent>
                           </wps:txbx>
-                          <wps:bodyPr anchorCtr="0" anchor="t" bIns="45000" lIns="90000" spcFirstLastPara="1" rIns="90000" wrap="square" tIns="45000">
+                          <wps:bodyPr spcFirstLastPara="1" wrap="square" lIns="90000" tIns="45000" rIns="90000" bIns="45000" anchor="t" anchorCtr="0">
                             <a:noAutofit/>
                           </wps:bodyPr>
                         </wps:wsp>
                         <wps:wsp>
+                          <wps:cNvPr id="2107725237" name="Rectangle 2107725237"/>
                           <wps:cNvSpPr/>
-                          <wps:cNvPr id="23" name="Shape 23"/>
                           <wps:spPr>
                             <a:xfrm>
                               <a:off x="2542200" y="3288050"/>
@@ -3567,47 +3214,38 @@
                             <w:txbxContent>
                               <w:p>
                                 <w:pPr>
-                                  <w:spacing w:after="0" w:before="0" w:line="240"/>
-                                  <w:ind w:left="0" w:right="0" w:firstLine="0"/>
-                                  <w:jc w:val="left"/>
+                                  <w:spacing w:after="0" w:line="240" w:lineRule="auto"/>
                                   <w:textDirection w:val="btLr"/>
                                 </w:pPr>
                                 <w:r>
                                   <w:rPr>
-                                    <w:rFonts w:ascii="Arial" w:cs="Arial" w:eastAsia="Arial" w:hAnsi="Arial"/>
-                                    <w:b w:val="1"/>
-                                    <w:i w:val="1"/>
-                                    <w:smallCaps w:val="0"/>
-                                    <w:strike w:val="0"/>
-                                    <w:color w:val="0066ff"/>
+                                    <w:b/>
+                                    <w:i/>
+                                    <w:color w:val="0066FF"/>
                                     <w:sz w:val="20"/>
-                                    <w:vertAlign w:val="baseline"/>
                                   </w:rPr>
-                                  <w:t xml:space="preserve">v</w:t>
+                                  <w:t>v</w:t>
                                 </w:r>
                                 <w:r>
                                   <w:rPr>
-                                    <w:rFonts w:ascii="Arial" w:cs="Arial" w:eastAsia="Arial" w:hAnsi="Arial"/>
-                                    <w:b w:val="1"/>
-                                    <w:i w:val="1"/>
-                                    <w:smallCaps w:val="0"/>
-                                    <w:strike w:val="0"/>
-                                    <w:color w:val="0066ff"/>
+                                    <w:b/>
+                                    <w:i/>
+                                    <w:color w:val="0066FF"/>
                                     <w:sz w:val="20"/>
                                     <w:vertAlign w:val="subscript"/>
                                   </w:rPr>
-                                  <w:t xml:space="preserve">tangent pt</w:t>
+                                  <w:t>tangent pt</w:t>
                                 </w:r>
                               </w:p>
                             </w:txbxContent>
                           </wps:txbx>
-                          <wps:bodyPr anchorCtr="0" anchor="t" bIns="45000" lIns="90000" spcFirstLastPara="1" rIns="90000" wrap="square" tIns="45000">
+                          <wps:bodyPr spcFirstLastPara="1" wrap="square" lIns="90000" tIns="45000" rIns="90000" bIns="45000" anchor="t" anchorCtr="0">
                             <a:noAutofit/>
                           </wps:bodyPr>
                         </wps:wsp>
                         <wps:wsp>
+                          <wps:cNvPr id="2025849878" name="Rectangle 2025849878"/>
                           <wps:cNvSpPr/>
-                          <wps:cNvPr id="24" name="Shape 24"/>
                           <wps:spPr>
                             <a:xfrm rot="-1302950">
                               <a:off x="3212602" y="3658866"/>
@@ -3617,35 +3255,33 @@
                               <a:avLst/>
                             </a:prstGeom>
                             <a:noFill/>
-                            <a:ln cap="flat" cmpd="sng" w="9525">
+                            <a:ln w="9525" cap="flat" cmpd="sng">
                               <a:solidFill>
                                 <a:srgbClr val="000000"/>
                               </a:solidFill>
                               <a:prstDash val="solid"/>
                               <a:round/>
-                              <a:headEnd len="sm" w="sm" type="none"/>
-                              <a:tailEnd len="sm" w="sm" type="none"/>
+                              <a:headEnd type="none" w="sm" len="sm"/>
+                              <a:tailEnd type="none" w="sm" len="sm"/>
                             </a:ln>
                           </wps:spPr>
                           <wps:txbx>
                             <w:txbxContent>
                               <w:p>
                                 <w:pPr>
-                                  <w:spacing w:after="0" w:before="0" w:line="240"/>
-                                  <w:ind w:left="0" w:right="0" w:firstLine="0"/>
-                                  <w:jc w:val="left"/>
+                                  <w:spacing w:after="0" w:line="240" w:lineRule="auto"/>
                                   <w:textDirection w:val="btLr"/>
                                 </w:pPr>
                               </w:p>
                             </w:txbxContent>
                           </wps:txbx>
-                          <wps:bodyPr anchorCtr="0" anchor="t" bIns="91425" lIns="91425" spcFirstLastPara="1" rIns="91425" wrap="square" tIns="91425">
+                          <wps:bodyPr spcFirstLastPara="1" wrap="square" lIns="91425" tIns="91425" rIns="91425" bIns="91425" anchor="t" anchorCtr="0">
                             <a:noAutofit/>
                           </wps:bodyPr>
                         </wps:wsp>
                         <wps:wsp>
+                          <wps:cNvPr id="1001033871" name="Arc 1001033871"/>
                           <wps:cNvSpPr/>
-                          <wps:cNvPr id="25" name="Shape 25"/>
                           <wps:spPr>
                             <a:xfrm rot="-3966641">
                               <a:off x="3585658" y="4502105"/>
@@ -3653,34 +3289,32 @@
                             </a:xfrm>
                             <a:prstGeom prst="arc">
                               <a:avLst>
-                                <a:gd fmla="val 16200000" name="adj1"/>
-                                <a:gd fmla="val 20374437" name="adj2"/>
+                                <a:gd name="adj1" fmla="val 16200000"/>
+                                <a:gd name="adj2" fmla="val 20374437"/>
                               </a:avLst>
                             </a:prstGeom>
                             <a:noFill/>
-                            <a:ln cap="flat" cmpd="sng" w="9525">
+                            <a:ln w="9525" cap="flat" cmpd="sng">
                               <a:solidFill>
                                 <a:srgbClr val="000000"/>
                               </a:solidFill>
                               <a:prstDash val="solid"/>
                               <a:round/>
-                              <a:headEnd len="sm" w="sm" type="none"/>
-                              <a:tailEnd len="sm" w="sm" type="none"/>
+                              <a:headEnd type="none" w="sm" len="sm"/>
+                              <a:tailEnd type="none" w="sm" len="sm"/>
                             </a:ln>
                           </wps:spPr>
                           <wps:txbx>
                             <w:txbxContent>
                               <w:p>
                                 <w:pPr>
-                                  <w:spacing w:after="0" w:before="0" w:line="240"/>
-                                  <w:ind w:left="0" w:right="0" w:firstLine="0"/>
-                                  <w:jc w:val="left"/>
+                                  <w:spacing w:after="0" w:line="240" w:lineRule="auto"/>
                                   <w:textDirection w:val="btLr"/>
                                 </w:pPr>
                               </w:p>
                             </w:txbxContent>
                           </wps:txbx>
-                          <wps:bodyPr anchorCtr="0" anchor="ctr" bIns="91425" lIns="91425" spcFirstLastPara="1" rIns="91425" wrap="square" tIns="91425">
+                          <wps:bodyPr spcFirstLastPara="1" wrap="square" lIns="91425" tIns="91425" rIns="91425" bIns="91425" anchor="ctr" anchorCtr="0">
                             <a:noAutofit/>
                           </wps:bodyPr>
                         </wps:wsp>
@@ -3692,239 +3326,775 @@
             </w:drawing>
           </mc:Choice>
           <mc:Fallback>
-            <w:drawing>
-              <wp:inline distT="0" distB="0" distL="0" distR="0">
-                <wp:extent cx="6029960" cy="2655971"/>
-                <wp:effectExtent b="0" l="0" r="0" t="0"/>
-                <wp:docPr id="1" name="image1.png"/>
-                <a:graphic>
-                  <a:graphicData uri="http://schemas.openxmlformats.org/drawingml/2006/picture">
-                    <pic:pic>
-                      <pic:nvPicPr>
-                        <pic:cNvPr id="0" name="image1.png"/>
-                        <pic:cNvPicPr preferRelativeResize="0"/>
-                      </pic:nvPicPr>
-                      <pic:blipFill>
-                        <a:blip r:embed="rId6"/>
-                        <a:srcRect/>
-                        <a:stretch>
-                          <a:fillRect/>
-                        </a:stretch>
-                      </pic:blipFill>
-                      <pic:spPr>
-                        <a:xfrm>
-                          <a:off x="0" y="0"/>
-                          <a:ext cx="6029960" cy="2655971"/>
-                        </a:xfrm>
-                        <a:prstGeom prst="rect"/>
-                        <a:ln/>
-                      </pic:spPr>
-                    </pic:pic>
-                  </a:graphicData>
-                </a:graphic>
-              </wp:inline>
-            </w:drawing>
+            <w:pict>
+              <v:group w14:anchorId="603F7E67" id="Group 1" o:spid="_x0000_s1061" style="width:474.8pt;height:209.15pt;mso-position-horizontal-relative:char;mso-position-vertical-relative:line" coordorigin="17640,20564" coordsize="82340,36179" o:gfxdata="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">
+                <v:rect id="Rectangle 673995410" o:spid="_x0000_s1062" style="position:absolute;left:48374;top:53029;width:10170;height:3714;visibility:visible;mso-wrap-style:square;v-text-anchor:top" o:gfxdata="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" filled="f" stroked="f">
+                  <v:textbox inset="0,0,0,0">
+                    <w:txbxContent>
+                      <w:p>
+                        <w:pPr>
+                          <w:spacing w:before="86" w:after="0" w:line="240" w:lineRule="auto"/>
+                          <w:jc w:val="center"/>
+                          <w:textDirection w:val="btLr"/>
+                        </w:pPr>
+                        <w:r>
+                          <w:rPr>
+                            <w:b/>
+                            <w:sz w:val="28"/>
+                          </w:rPr>
+                          <w:t>Figure 2</w:t>
+                        </w:r>
+                      </w:p>
+                    </w:txbxContent>
+                  </v:textbox>
+                </v:rect>
+                <v:rect id="Rectangle 2107026139" o:spid="_x0000_s1063" style="position:absolute;left:55908;top:24827;width:44073;height:22326;visibility:visible;mso-wrap-style:square;v-text-anchor:top" o:gfxdata="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" filled="f" stroked="f">
+                  <v:textbox inset="2.5mm,1.25mm,2.5mm,1.25mm">
+                    <w:txbxContent>
+                      <w:p>
+                        <w:pPr>
+                          <w:spacing w:after="0" w:line="275" w:lineRule="auto"/>
+                          <w:textDirection w:val="btLr"/>
+                        </w:pPr>
+                        <w:r>
+                          <w:rPr>
+                            <w:i/>
+                            <w:sz w:val="28"/>
+                          </w:rPr>
+                          <w:t>R</w:t>
+                        </w:r>
+                        <w:r>
+                          <w:rPr>
+                            <w:i/>
+                            <w:sz w:val="28"/>
+                            <w:vertAlign w:val="subscript"/>
+                          </w:rPr>
+                          <w:t>o</w:t>
+                        </w:r>
+                        <w:r>
+                          <w:rPr>
+                            <w:sz w:val="28"/>
+                          </w:rPr>
+                          <w:t xml:space="preserve"> = distance of sun from GC = 8.0 kpc</w:t>
+                        </w:r>
+                      </w:p>
+                      <w:p>
+                        <w:pPr>
+                          <w:spacing w:before="86" w:after="0" w:line="275" w:lineRule="auto"/>
+                          <w:textDirection w:val="btLr"/>
+                        </w:pPr>
+                        <w:r>
+                          <w:rPr>
+                            <w:i/>
+                            <w:sz w:val="28"/>
+                          </w:rPr>
+                          <w:t>d</w:t>
+                        </w:r>
+                        <w:r>
+                          <w:rPr>
+                            <w:sz w:val="28"/>
+                          </w:rPr>
+                          <w:t xml:space="preserve"> = distance of tangent point from GC = </w:t>
+                        </w:r>
+                        <w:r>
+                          <w:rPr>
+                            <w:i/>
+                            <w:sz w:val="28"/>
+                          </w:rPr>
+                          <w:t>R</w:t>
+                        </w:r>
+                        <w:r>
+                          <w:rPr>
+                            <w:i/>
+                            <w:sz w:val="28"/>
+                            <w:vertAlign w:val="subscript"/>
+                          </w:rPr>
+                          <w:t>o</w:t>
+                        </w:r>
+                        <w:r>
+                          <w:rPr>
+                            <w:sz w:val="28"/>
+                          </w:rPr>
+                          <w:t xml:space="preserve"> sinθ</w:t>
+                        </w:r>
+                        <w:r>
+                          <w:rPr>
+                            <w:sz w:val="28"/>
+                            <w:vertAlign w:val="subscript"/>
+                          </w:rPr>
+                          <w:t>ℓ</w:t>
+                        </w:r>
+                        <w:r>
+                          <w:rPr>
+                            <w:sz w:val="28"/>
+                          </w:rPr>
+                          <w:t xml:space="preserve"> </w:t>
+                        </w:r>
+                      </w:p>
+                      <w:p>
+                        <w:pPr>
+                          <w:spacing w:before="115" w:after="0" w:line="275" w:lineRule="auto"/>
+                          <w:textDirection w:val="btLr"/>
+                        </w:pPr>
+                        <w:r>
+                          <w:rPr>
+                            <w:sz w:val="28"/>
+                          </w:rPr>
+                          <w:t>v</w:t>
+                        </w:r>
+                        <w:r>
+                          <w:rPr>
+                            <w:sz w:val="28"/>
+                            <w:vertAlign w:val="subscript"/>
+                          </w:rPr>
+                          <w:t>sun, ⎜⎜</w:t>
+                        </w:r>
+                        <w:r>
+                          <w:rPr>
+                            <w:sz w:val="28"/>
+                          </w:rPr>
+                          <w:t xml:space="preserve"> = v</w:t>
+                        </w:r>
+                        <w:r>
+                          <w:rPr>
+                            <w:sz w:val="28"/>
+                            <w:vertAlign w:val="subscript"/>
+                          </w:rPr>
+                          <w:t>sun</w:t>
+                        </w:r>
+                        <w:r>
+                          <w:rPr>
+                            <w:sz w:val="28"/>
+                          </w:rPr>
+                          <w:t xml:space="preserve"> ·sinθ</w:t>
+                        </w:r>
+                        <w:r>
+                          <w:rPr>
+                            <w:sz w:val="28"/>
+                            <w:vertAlign w:val="subscript"/>
+                          </w:rPr>
+                          <w:t>ℓ</w:t>
+                        </w:r>
+                        <w:r>
+                          <w:rPr>
+                            <w:sz w:val="28"/>
+                          </w:rPr>
+                          <w:t xml:space="preserve"> = motion of sun along tangent line</w:t>
+                        </w:r>
+                      </w:p>
+                      <w:p>
+                        <w:pPr>
+                          <w:spacing w:before="115" w:after="0" w:line="275" w:lineRule="auto"/>
+                          <w:textDirection w:val="btLr"/>
+                        </w:pPr>
+                        <w:r>
+                          <w:rPr>
+                            <w:sz w:val="28"/>
+                          </w:rPr>
+                          <w:t>v</w:t>
+                        </w:r>
+                        <w:r>
+                          <w:rPr>
+                            <w:sz w:val="28"/>
+                            <w:vertAlign w:val="subscript"/>
+                          </w:rPr>
+                          <w:t>tangent pt</w:t>
+                        </w:r>
+                        <w:r>
+                          <w:rPr>
+                            <w:sz w:val="28"/>
+                          </w:rPr>
+                          <w:t xml:space="preserve"> = v</w:t>
+                        </w:r>
+                        <w:r>
+                          <w:rPr>
+                            <w:sz w:val="28"/>
+                            <w:vertAlign w:val="subscript"/>
+                          </w:rPr>
+                          <w:t>radio telescope</w:t>
+                        </w:r>
+                        <w:r>
+                          <w:rPr>
+                            <w:sz w:val="28"/>
+                          </w:rPr>
+                          <w:t xml:space="preserve"> + v</w:t>
+                        </w:r>
+                        <w:r>
+                          <w:rPr>
+                            <w:sz w:val="28"/>
+                            <w:vertAlign w:val="subscript"/>
+                          </w:rPr>
+                          <w:t>sun, ⎜⎜</w:t>
+                        </w:r>
+                      </w:p>
+                    </w:txbxContent>
+                  </v:textbox>
+                </v:rect>
+                <v:group id="Group 541309457" o:spid="_x0000_s1064" style="position:absolute;left:17736;top:20660;width:28194;height:32369" coordorigin="23177,20660" coordsize="28194,32369" o:gfxdata="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">
+                  <v:shape id="Straight Arrow Connector 1166276500" o:spid="_x0000_s1065" type="#_x0000_t32" style="position:absolute;left:37270;top:24827;width:8;height:25884;rotation:180;visibility:visible;mso-wrap-style:square" o:connectortype="straight" o:gfxdata="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">
+                    <v:stroke startarrow="classic" endarrow="classic"/>
+                  </v:shape>
+                  <v:rect id="Rectangle 1338948720" o:spid="_x0000_s1066" style="position:absolute;left:37202;top:33748;width:4082;height:2408;visibility:visible;mso-wrap-style:square;v-text-anchor:top" o:gfxdata="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" filled="f" stroked="f">
+                    <v:textbox inset="2.5mm,1.25mm,2.5mm,1.25mm">
+                      <w:txbxContent>
+                        <w:p>
+                          <w:pPr>
+                            <w:spacing w:after="0" w:line="240" w:lineRule="auto"/>
+                            <w:jc w:val="center"/>
+                            <w:textDirection w:val="btLr"/>
+                          </w:pPr>
+                          <w:r>
+                            <w:rPr>
+                              <w:b/>
+                              <w:sz w:val="16"/>
+                            </w:rPr>
+                            <w:t>GC</w:t>
+                          </w:r>
+                        </w:p>
+                      </w:txbxContent>
+                    </v:textbox>
+                  </v:rect>
+                  <v:rect id="Rectangle 1797963779" o:spid="_x0000_s1067" style="position:absolute;left:37082;top:48604;width:4323;height:2451;visibility:visible;mso-wrap-style:square;v-text-anchor:top" o:gfxdata="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" filled="f" stroked="f">
+                    <v:textbox inset="2.5mm,1.25mm,2.5mm,1.25mm">
+                      <w:txbxContent>
+                        <w:p>
+                          <w:pPr>
+                            <w:spacing w:after="0" w:line="240" w:lineRule="auto"/>
+                            <w:textDirection w:val="btLr"/>
+                          </w:pPr>
+                          <w:r>
+                            <w:rPr>
+                              <w:b/>
+                              <w:sz w:val="16"/>
+                            </w:rPr>
+                            <w:t>sun</w:t>
+                          </w:r>
+                        </w:p>
+                      </w:txbxContent>
+                    </v:textbox>
+                  </v:rect>
+                  <v:oval id="Oval 1481034176" o:spid="_x0000_s1068" style="position:absolute;left:37130;top:48951;width:306;height:316;visibility:visible;mso-wrap-style:square;v-text-anchor:middle" o:gfxdata="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" fillcolor="black">
+                    <v:stroke startarrowwidth="narrow" startarrowlength="short" endarrowwidth="narrow" endarrowlength="short"/>
+                    <v:textbox inset="2.53958mm,2.53958mm,2.53958mm,2.53958mm">
+                      <w:txbxContent>
+                        <w:p>
+                          <w:pPr>
+                            <w:spacing w:after="0" w:line="240" w:lineRule="auto"/>
+                            <w:textDirection w:val="btLr"/>
+                          </w:pPr>
+                        </w:p>
+                      </w:txbxContent>
+                    </v:textbox>
+                  </v:oval>
+                  <v:shape id="Straight Arrow Connector 484274953" o:spid="_x0000_s1069" type="#_x0000_t32" style="position:absolute;left:27777;top:26749;width:9443;height:22328;rotation:180;visibility:visible;mso-wrap-style:square" o:connectortype="straight" o:gfxdata="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">
+                    <v:stroke startarrowwidth="narrow" startarrowlength="short" endarrow="classic"/>
+                  </v:shape>
+                  <v:rect id="Rectangle 1576485402" o:spid="_x0000_s1070" style="position:absolute;left:26794;top:36041;width:5969;height:3715;visibility:visible;mso-wrap-style:square;v-text-anchor:top" o:gfxdata="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" filled="f" stroked="f">
+                    <v:textbox inset="2.5mm,1.25mm,2.5mm,1.25mm">
+                      <w:txbxContent>
+                        <w:p>
+                          <w:pPr>
+                            <w:spacing w:after="0" w:line="240" w:lineRule="auto"/>
+                            <w:jc w:val="center"/>
+                            <w:textDirection w:val="btLr"/>
+                          </w:pPr>
+                          <w:r>
+                            <w:rPr>
+                              <w:b/>
+                              <w:color w:val="0066FF"/>
+                              <w:sz w:val="16"/>
+                            </w:rPr>
+                            <w:t>Tangent point</w:t>
+                          </w:r>
+                        </w:p>
+                      </w:txbxContent>
+                    </v:textbox>
+                  </v:rect>
+                  <v:oval id="Oval 1478090991" o:spid="_x0000_s1071" style="position:absolute;left:31752;top:29143;width:11156;height:11258;visibility:visible;mso-wrap-style:square;v-text-anchor:middle" o:gfxdata="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" filled="f" strokecolor="#666" strokeweight="1.5pt">
+                    <v:stroke dashstyle="dash" startarrowwidth="narrow" startarrowlength="short" endarrowwidth="narrow" endarrowlength="short"/>
+                    <v:textbox inset="2.53958mm,2.53958mm,2.53958mm,2.53958mm">
+                      <w:txbxContent>
+                        <w:p>
+                          <w:pPr>
+                            <w:spacing w:after="0" w:line="240" w:lineRule="auto"/>
+                            <w:textDirection w:val="btLr"/>
+                          </w:pPr>
+                        </w:p>
+                      </w:txbxContent>
+                    </v:textbox>
+                  </v:oval>
+                  <v:oval id="Oval 58650347" o:spid="_x0000_s1072" style="position:absolute;left:37123;top:34662;width:443;height:450;visibility:visible;mso-wrap-style:square;v-text-anchor:middle" o:gfxdata="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" fillcolor="black">
+                    <v:stroke startarrowwidth="narrow" startarrowlength="short" endarrowwidth="narrow" endarrowlength="short"/>
+                    <v:textbox inset="2.53958mm,2.53958mm,2.53958mm,2.53958mm">
+                      <w:txbxContent>
+                        <w:p>
+                          <w:pPr>
+                            <w:spacing w:after="0" w:line="240" w:lineRule="auto"/>
+                            <w:textDirection w:val="btLr"/>
+                          </w:pPr>
+                        </w:p>
+                      </w:txbxContent>
+                    </v:textbox>
+                  </v:oval>
+                  <v:shape id="Straight Arrow Connector 119082516" o:spid="_x0000_s1073" type="#_x0000_t32" style="position:absolute;left:30322;top:32707;width:1739;height:4223;rotation:180;visibility:visible;mso-wrap-style:square" o:connectortype="straight" o:gfxdata="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" strokecolor="#06f" strokeweight=".75972mm">
+                    <v:stroke startarrowwidth="narrow" startarrowlength="short" endarrow="block"/>
+                  </v:shape>
+                  <v:oval id="Oval 1659153545" o:spid="_x0000_s1074" style="position:absolute;left:23177;top:20660;width:28194;height:28455;visibility:visible;mso-wrap-style:square;v-text-anchor:middle" o:gfxdata="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" filled="f" strokecolor="#666" strokeweight="1.5pt">
+                    <v:stroke startarrowwidth="narrow" startarrowlength="short" endarrowwidth="narrow" endarrowlength="short"/>
+                    <v:textbox inset="2.53958mm,2.53958mm,2.53958mm,2.53958mm">
+                      <w:txbxContent>
+                        <w:p>
+                          <w:pPr>
+                            <w:spacing w:after="0" w:line="240" w:lineRule="auto"/>
+                            <w:textDirection w:val="btLr"/>
+                          </w:pPr>
+                        </w:p>
+                      </w:txbxContent>
+                    </v:textbox>
+                  </v:oval>
+                  <v:shape id="Straight Arrow Connector 1785875132" o:spid="_x0000_s1075" type="#_x0000_t32" style="position:absolute;left:35874;top:45808;width:1314;height:3276;rotation:180;visibility:visible;mso-wrap-style:square" o:connectortype="straight" o:gfxdata="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" strokecolor="#c90" strokeweight="1.5pt">
+                    <v:stroke startarrowwidth="narrow" startarrowlength="short" endarrow="block"/>
+                  </v:shape>
+                  <v:shape id="Straight Arrow Connector 401799919" o:spid="_x0000_s1076" type="#_x0000_t32" style="position:absolute;left:31503;top:49084;width:5688;height:0;rotation:180;visibility:visible;mso-wrap-style:square" o:connectortype="straight" o:gfxdata="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" strokecolor="#c90" strokeweight="1.5pt">
+                    <v:stroke startarrowwidth="narrow" startarrowlength="short" endarrow="block"/>
+                  </v:shape>
+                  <v:rect id="Rectangle 527533130" o:spid="_x0000_s1077" style="position:absolute;left:35071;top:42009;width:2919;height:3276;visibility:visible;mso-wrap-style:square;v-text-anchor:top" o:gfxdata="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" filled="f" stroked="f">
+                    <v:textbox inset="2.5mm,1.25mm,2.5mm,1.25mm">
+                      <w:txbxContent>
+                        <w:p>
+                          <w:pPr>
+                            <w:spacing w:after="0" w:line="240" w:lineRule="auto"/>
+                            <w:textDirection w:val="btLr"/>
+                          </w:pPr>
+                          <w:r>
+                            <w:rPr>
+                              <w:sz w:val="16"/>
+                            </w:rPr>
+                            <w:t>θ</w:t>
+                          </w:r>
+                          <w:r>
+                            <w:rPr>
+                              <w:sz w:val="26"/>
+                              <w:vertAlign w:val="subscript"/>
+                            </w:rPr>
+                            <w:t>ℓ</w:t>
+                          </w:r>
+                        </w:p>
+                      </w:txbxContent>
+                    </v:textbox>
+                  </v:rect>
+                  <v:rect id="Rectangle 1213167417" o:spid="_x0000_s1078" style="position:absolute;left:31503;top:44885;width:5154;height:3276;visibility:visible;mso-wrap-style:square;v-text-anchor:top" o:gfxdata="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" filled="f" stroked="f">
+                    <v:textbox inset="2.5mm,1.25mm,2.5mm,1.25mm">
+                      <w:txbxContent>
+                        <w:p>
+                          <w:pPr>
+                            <w:spacing w:after="0" w:line="240" w:lineRule="auto"/>
+                            <w:textDirection w:val="btLr"/>
+                          </w:pPr>
+                          <w:r>
+                            <w:rPr>
+                              <w:sz w:val="20"/>
+                            </w:rPr>
+                            <w:t>v</w:t>
+                          </w:r>
+                          <w:r>
+                            <w:rPr>
+                              <w:sz w:val="20"/>
+                              <w:vertAlign w:val="subscript"/>
+                            </w:rPr>
+                            <w:t>sun, ⎜⎜</w:t>
+                          </w:r>
+                        </w:p>
+                      </w:txbxContent>
+                    </v:textbox>
+                  </v:rect>
+                  <v:shape id="Straight Arrow Connector 2030740733" o:spid="_x0000_s1079" type="#_x0000_t32" style="position:absolute;left:32068;top:34929;width:5156;height:1814;rotation:180;flip:x;visibility:visible;mso-wrap-style:square" o:connectortype="straight" o:gfxdata="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">
+                    <v:stroke startarrowwidth="narrow" startarrowlength="short" endarrowwidth="narrow" endarrowlength="short"/>
+                  </v:shape>
+                  <v:rect id="Rectangle 223834423" o:spid="_x0000_s1080" style="position:absolute;left:33163;top:33798;width:2919;height:2221;visibility:visible;mso-wrap-style:square;v-text-anchor:top" o:gfxdata="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" filled="f" stroked="f">
+                    <v:textbox inset="2.5mm,1.25mm,2.5mm,1.25mm">
+                      <w:txbxContent>
+                        <w:p>
+                          <w:pPr>
+                            <w:spacing w:after="0" w:line="240" w:lineRule="auto"/>
+                            <w:textDirection w:val="btLr"/>
+                          </w:pPr>
+                          <w:r>
+                            <w:rPr>
+                              <w:i/>
+                              <w:sz w:val="18"/>
+                            </w:rPr>
+                            <w:t>d</w:t>
+                          </w:r>
+                        </w:p>
+                      </w:txbxContent>
+                    </v:textbox>
+                  </v:rect>
+                  <v:rect id="Rectangle 927783826" o:spid="_x0000_s1081" style="position:absolute;left:36762;top:39887;width:3327;height:3714;visibility:visible;mso-wrap-style:square;v-text-anchor:top" o:gfxdata="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" filled="f" stroked="f">
+                    <v:textbox inset="2.5mm,1.25mm,2.5mm,1.25mm">
+                      <w:txbxContent>
+                        <w:p>
+                          <w:pPr>
+                            <w:spacing w:after="0" w:line="240" w:lineRule="auto"/>
+                            <w:textDirection w:val="btLr"/>
+                          </w:pPr>
+                          <w:r>
+                            <w:rPr>
+                              <w:i/>
+                              <w:sz w:val="18"/>
+                            </w:rPr>
+                            <w:t>R</w:t>
+                          </w:r>
+                          <w:r>
+                            <w:rPr>
+                              <w:i/>
+                              <w:sz w:val="30"/>
+                              <w:vertAlign w:val="subscript"/>
+                            </w:rPr>
+                            <w:t>o</w:t>
+                          </w:r>
+                        </w:p>
+                      </w:txbxContent>
+                    </v:textbox>
+                  </v:rect>
+                  <v:rect id="Rectangle 1692508447" o:spid="_x0000_s1082" style="position:absolute;left:33143;top:48604;width:3858;height:4425;visibility:visible;mso-wrap-style:square;v-text-anchor:top" o:gfxdata="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" filled="f" stroked="f">
+                    <v:textbox inset="2.5mm,1.25mm,2.5mm,1.25mm">
+                      <w:txbxContent>
+                        <w:p>
+                          <w:pPr>
+                            <w:spacing w:after="0" w:line="240" w:lineRule="auto"/>
+                            <w:textDirection w:val="btLr"/>
+                          </w:pPr>
+                          <w:r>
+                            <w:rPr>
+                              <w:sz w:val="20"/>
+                            </w:rPr>
+                            <w:t>v</w:t>
+                          </w:r>
+                          <w:r>
+                            <w:rPr>
+                              <w:sz w:val="20"/>
+                              <w:vertAlign w:val="subscript"/>
+                            </w:rPr>
+                            <w:t>sun</w:t>
+                          </w:r>
+                        </w:p>
+                      </w:txbxContent>
+                    </v:textbox>
+                  </v:rect>
+                  <v:rect id="Rectangle 2107725237" o:spid="_x0000_s1083" style="position:absolute;left:25422;top:32880;width:6600;height:3276;visibility:visible;mso-wrap-style:square;v-text-anchor:top" o:gfxdata="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" filled="f" stroked="f">
+                    <v:textbox inset="2.5mm,1.25mm,2.5mm,1.25mm">
+                      <w:txbxContent>
+                        <w:p>
+                          <w:pPr>
+                            <w:spacing w:after="0" w:line="240" w:lineRule="auto"/>
+                            <w:textDirection w:val="btLr"/>
+                          </w:pPr>
+                          <w:r>
+                            <w:rPr>
+                              <w:b/>
+                              <w:i/>
+                              <w:color w:val="0066FF"/>
+                              <w:sz w:val="20"/>
+                            </w:rPr>
+                            <w:t>v</w:t>
+                          </w:r>
+                          <w:r>
+                            <w:rPr>
+                              <w:b/>
+                              <w:i/>
+                              <w:color w:val="0066FF"/>
+                              <w:sz w:val="20"/>
+                              <w:vertAlign w:val="subscript"/>
+                            </w:rPr>
+                            <w:t>tangent pt</w:t>
+                          </w:r>
+                        </w:p>
+                      </w:txbxContent>
+                    </v:textbox>
+                  </v:rect>
+                  <v:rect id="Rectangle 2025849878" o:spid="_x0000_s1084" style="position:absolute;left:32126;top:36588;width:745;height:684;rotation:-1423169fd;visibility:visible;mso-wrap-style:square;v-text-anchor:top" o:gfxdata="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" filled="f">
+                    <v:stroke startarrowwidth="narrow" startarrowlength="short" endarrowwidth="narrow" endarrowlength="short" joinstyle="round"/>
+                    <v:textbox inset="2.53958mm,2.53958mm,2.53958mm,2.53958mm">
+                      <w:txbxContent>
+                        <w:p>
+                          <w:pPr>
+                            <w:spacing w:after="0" w:line="240" w:lineRule="auto"/>
+                            <w:textDirection w:val="btLr"/>
+                          </w:pPr>
+                        </w:p>
+                      </w:txbxContent>
+                    </v:textbox>
+                  </v:rect>
+                  <v:shape id="Arc 1001033871" o:spid="_x0000_s1085" style="position:absolute;left:35856;top:45021;width:2385;height:2643;rotation:-4332630fd;visibility:visible;mso-wrap-style:square;v-text-anchor:middle" coordsize="238535,264336" o:spt="100" o:gfxdata="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" adj="-11796480,,5400" path="m119267,nsc170496,,216002,36253,232322,90065l119268,132168v,-44056,-1,-88112,-1,-132168xem119267,nfc170496,,216002,36253,232322,90065e" filled="f">
+                    <v:stroke startarrowwidth="narrow" startarrowlength="short" endarrowwidth="narrow" endarrowlength="short" joinstyle="round"/>
+                    <v:formulas/>
+                    <v:path arrowok="t" o:connecttype="custom" o:connectlocs="119267,0;232322,90065" o:connectangles="0,0" textboxrect="0,0,238535,264336"/>
+                    <v:textbox inset="2.53958mm,2.53958mm,2.53958mm,2.53958mm">
+                      <w:txbxContent>
+                        <w:p>
+                          <w:pPr>
+                            <w:spacing w:after="0" w:line="240" w:lineRule="auto"/>
+                            <w:textDirection w:val="btLr"/>
+                          </w:pPr>
+                        </w:p>
+                      </w:txbxContent>
+                    </v:textbox>
+                  </v:shape>
+                </v:group>
+                <w10:anchorlock/>
+              </v:group>
+            </w:pict>
           </mc:Fallback>
         </mc:AlternateContent>
       </w:r>
     </w:p>
     <w:p>
       <w:pPr>
-        <w:widowControl w:val="1"/>
         <w:tabs>
-          <w:tab w:val="left" w:leader="none" w:pos="360"/>
+          <w:tab w:val="left" w:pos="360"/>
         </w:tabs>
-        <w:spacing w:after="0" w:before="120" w:lineRule="auto"/>
-        <w:ind w:left="720" w:firstLine="0"/>
+        <w:spacing w:before="120" w:after="0"/>
+        <w:ind w:left="720"/>
         <w:rPr>
-          <w:sz w:val="22"/>
+          <w:szCs w:val="22"/>
+        </w:rPr>
+      </w:pPr>
+    </w:p>
+    <w:p>
+      <w:pPr>
+        <w:tabs>
+          <w:tab w:val="left" w:pos="360"/>
+        </w:tabs>
+        <w:spacing w:before="120" w:after="0"/>
+        <w:ind w:left="720"/>
+        <w:rPr>
+          <w:szCs w:val="22"/>
+        </w:rPr>
+      </w:pPr>
+    </w:p>
+    <w:p>
+      <w:pPr>
+        <w:numPr>
+          <w:ilvl w:val="1"/>
+          <w:numId w:val="1"/>
+        </w:numPr>
+        <w:tabs>
+          <w:tab w:val="left" w:pos="360"/>
+        </w:tabs>
+        <w:spacing w:before="120" w:after="120"/>
+        <w:ind w:left="900"/>
+        <w:rPr>
           <w:szCs w:val="22"/>
         </w:rPr>
       </w:pPr>
       <w:r>
         <w:rPr>
-          <w:rtl w:val="0"/>
-          <w:rFonts w:ascii="Arial" w:hAnsi="Arial" w:cs="Arial" w:eastAsia="Arial"/>
-          <w:sz w:val="22"/>
           <w:szCs w:val="22"/>
         </w:rPr>
+        <w:t>The sun's orbital speed, v</w:t>
+      </w:r>
+      <w:r>
+        <w:rPr>
+          <w:szCs w:val="22"/>
+          <w:vertAlign w:val="subscript"/>
+        </w:rPr>
+        <w:t>sun</w:t>
+      </w:r>
+      <w:r>
+        <w:rPr>
+          <w:szCs w:val="22"/>
+        </w:rPr>
+        <w:t>,  around the galactic center is approximately 200 km/s.</w:t>
       </w:r>
     </w:p>
     <w:p>
       <w:pPr>
-        <w:widowControl w:val="1"/>
+        <w:numPr>
+          <w:ilvl w:val="1"/>
+          <w:numId w:val="1"/>
+        </w:numPr>
         <w:tabs>
-          <w:tab w:val="left" w:leader="none" w:pos="360"/>
+          <w:tab w:val="left" w:pos="360"/>
         </w:tabs>
-        <w:spacing w:after="0" w:before="120" w:lineRule="auto"/>
-        <w:ind w:left="720" w:firstLine="0"/>
+        <w:spacing w:before="120" w:after="120"/>
+        <w:ind w:left="900"/>
         <w:rPr>
-          <w:sz w:val="22"/>
           <w:szCs w:val="22"/>
         </w:rPr>
       </w:pPr>
       <w:r>
         <w:rPr>
-          <w:rtl w:val="0"/>
-          <w:rFonts w:ascii="Arial" w:hAnsi="Arial" w:cs="Arial" w:eastAsia="Arial"/>
-          <w:sz w:val="22"/>
           <w:szCs w:val="22"/>
         </w:rPr>
-      </w:r>
-    </w:p>
-    <w:p>
-      <w:pPr>
-        <w:widowControl w:val="1"/>
-        <w:numPr>
-          <w:ilvl w:val="1"/>
-          <w:numId w:val="1"/>
-        </w:numPr>
-        <w:tabs>
-          <w:tab w:val="left" w:leader="none" w:pos="360"/>
-        </w:tabs>
-        <w:spacing w:after="120" w:before="120" w:lineRule="auto" w:line="264"/>
-        <w:ind w:left="900" w:hanging="360"/>
-        <w:rPr>
-          <w:i w:val="0"/>
-          <w:iCs w:val="0"/>
-          <w:sz w:val="22"/>
-          <w:szCs w:val="22"/>
-          <w:u w:val="none"/>
-          <w:vertAlign w:val="baseline"/>
-        </w:rPr>
-      </w:pPr>
-      <w:r>
-        <w:rPr>
-          <w:i w:val="0"/>
-          <w:iCs w:val="0"/>
-          <w:sz w:val="22"/>
-          <w:szCs w:val="22"/>
-          <w:vertAlign w:val="baseline"/>
-          <w:rtl w:val="0"/>
-          <w:rFonts w:ascii="Arial" w:hAnsi="Arial" w:cs="Arial" w:eastAsia="Arial"/>
-        </w:rPr>
-        <w:t xml:space="preserve">The sun's orbital </w:t>
-      </w:r>
-      <w:r>
-        <w:rPr>
-          <w:sz w:val="22"/>
-          <w:szCs w:val="22"/>
-          <w:rtl w:val="0"/>
-          <w:rFonts w:ascii="Arial" w:hAnsi="Arial" w:cs="Arial" w:eastAsia="Arial"/>
-        </w:rPr>
-        <w:t xml:space="preserve">speed, v</w:t>
-      </w:r>
-      <w:r>
-        <w:rPr>
-          <w:sz w:val="22"/>
-          <w:szCs w:val="22"/>
-          <w:vertAlign w:val="subscript"/>
-          <w:rtl w:val="0"/>
-          <w:rFonts w:ascii="Arial" w:hAnsi="Arial" w:cs="Arial" w:eastAsia="Arial"/>
-        </w:rPr>
-        <w:t xml:space="preserve">sun</w:t>
-      </w:r>
-      <w:r>
-        <w:rPr>
-          <w:sz w:val="22"/>
-          <w:szCs w:val="22"/>
-          <w:rtl w:val="0"/>
-          <w:rFonts w:ascii="Arial" w:hAnsi="Arial" w:cs="Arial" w:eastAsia="Arial"/>
-        </w:rPr>
-        <w:t xml:space="preserve">, </w:t>
-      </w:r>
-      <w:r>
-        <w:rPr>
-          <w:i w:val="0"/>
-          <w:iCs w:val="0"/>
-          <w:sz w:val="22"/>
-          <w:szCs w:val="22"/>
-          <w:vertAlign w:val="baseline"/>
-          <w:rtl w:val="0"/>
-          <w:rFonts w:ascii="Arial" w:hAnsi="Arial" w:cs="Arial" w:eastAsia="Arial"/>
-        </w:rPr>
-        <w:t xml:space="preserve"> around the galactic center is approximately 200 km/s.</w:t>
-      </w:r>
-    </w:p>
-    <w:p>
-      <w:pPr>
-        <w:widowControl w:val="1"/>
-        <w:numPr>
-          <w:ilvl w:val="1"/>
-          <w:numId w:val="1"/>
-        </w:numPr>
-        <w:tabs>
-          <w:tab w:val="left" w:leader="none" w:pos="360"/>
-        </w:tabs>
-        <w:spacing w:after="120" w:before="120" w:lineRule="auto" w:line="264"/>
-        <w:ind w:left="900" w:hanging="360"/>
-        <w:rPr>
-          <w:sz w:val="22"/>
-          <w:szCs w:val="22"/>
-          <w:u w:val="none"/>
-        </w:rPr>
-      </w:pPr>
-      <w:r>
-        <w:rPr>
-          <w:sz w:val="22"/>
-          <w:szCs w:val="22"/>
-          <w:rtl w:val="0"/>
-          <w:rFonts w:ascii="Arial" w:hAnsi="Arial" w:cs="Arial" w:eastAsia="Arial"/>
-        </w:rPr>
-        <w:t xml:space="preserve">The distance of the tangent point from the galactic center can be calculated using the trigonometric identity indicated in Figure 2.</w:t>
+        <w:t>The distance of the tangent point from the galactic center can be calculated using the trigonometric identity indicated in Figure 2.</w:t>
       </w:r>
     </w:p>
     <w:sectPr>
-      <w:headerReference r:id="rId7" w:type="default"/>
-      <w:footerReference w:type="default" r:id="rId8"/>
-      <w:pgSz w:h="15840" w:w="12240" w:orient="portrait"/>
-      <w:pgMar w:bottom="1080" w:top="1080" w:left="1080" w:right="1080" w:header="432" w:footer="432"/>
+      <w:headerReference w:type="even" r:id="rId7"/>
+      <w:headerReference w:type="default" r:id="rId8"/>
+      <w:footerReference w:type="even" r:id="rId9"/>
+      <w:footerReference w:type="default" r:id="rId10"/>
+      <w:headerReference w:type="first" r:id="rId11"/>
+      <w:footerReference w:type="first" r:id="rId12"/>
+      <w:pgSz w:w="12240" w:h="15840"/>
+      <w:pgMar w:top="1512" w:right="1080" w:bottom="1080" w:left="1080" w:header="432" w:footer="432" w:gutter="0"/>
       <w:pgNumType w:start="1"/>
+      <w:cols w:space="720"/>
     </w:sectPr>
   </w:body>
 </w:document>
 </file>
 
+<file path=word/endnotes.xml><?xml version="1.0" encoding="utf-8"?>
+<w:endnotes xmlns:wpc="http://schemas.microsoft.com/office/word/2010/wordprocessingCanvas" xmlns:cx="http://schemas.microsoft.com/office/drawing/2014/chartex" xmlns:cx1="http://schemas.microsoft.com/office/drawing/2015/9/8/chartex" xmlns:cx2="http://schemas.microsoft.com/office/drawing/2015/10/21/chartex" xmlns:cx3="http://schemas.microsoft.com/office/drawing/2016/5/9/chartex" xmlns:cx4="http://schemas.microsoft.com/office/drawing/2016/5/10/chartex" xmlns:cx5="http://schemas.microsoft.com/office/drawing/2016/5/11/chartex" xmlns:cx6="http://schemas.microsoft.com/office/drawing/2016/5/12/chartex" xmlns:cx7="http://schemas.microsoft.com/office/drawing/2016/5/13/chartex" xmlns:cx8="http://schemas.microsoft.com/office/drawing/2016/5/14/chartex" xmlns:mc="http://schemas.openxmlformats.org/markup-compatibility/2006" xmlns:aink="http://schemas.microsoft.com/office/drawing/2016/ink" xmlns:am3d="http://schemas.microsoft.com/office/drawing/2017/model3d" xmlns:o="urn:schemas-microsoft-com:office:office" xmlns:oel="http://schemas.microsoft.com/office/2019/extlst" xmlns:r="http://schemas.openxmlformats.org/officeDocument/2006/relationships" xmlns:m="http://schemas.openxmlformats.org/officeDocument/2006/math" xmlns:v="urn:schemas-microsoft-com:vml" xmlns:wp14="http://schemas.microsoft.com/office/word/2010/wordprocessingDrawing" xmlns:wp="http://schemas.openxmlformats.org/drawingml/2006/wordprocessingDrawing" xmlns:w10="urn:schemas-microsoft-com:office:word" xmlns:w="http://schemas.openxmlformats.org/wordprocessingml/2006/main" xmlns:w14="http://schemas.microsoft.com/office/word/2010/wordml" xmlns:w15="http://schemas.microsoft.com/office/word/2012/wordml" xmlns:w16cex="http://schemas.microsoft.com/office/word/2018/wordml/cex" xmlns:w16cid="http://schemas.microsoft.com/office/word/2016/wordml/cid" xmlns:w16="http://schemas.microsoft.com/office/word/2018/wordml" xmlns:w16du="http://schemas.microsoft.com/office/word/2023/wordml/word16du" xmlns:w16sdtdh="http://schemas.microsoft.com/office/word/2020/wordml/sdtdatahash" xmlns:w16sdtfl="http://schemas.microsoft.com/office/word/2024/wordml/sdtformatlock" xmlns:w16se="http://schemas.microsoft.com/office/word/2015/wordml/symex" xmlns:wpg="http://schemas.microsoft.com/office/word/2010/wordprocessingGroup" xmlns:wpi="http://schemas.microsoft.com/office/word/2010/wordprocessingInk" xmlns:wne="http://schemas.microsoft.com/office/word/2006/wordml" xmlns:wps="http://schemas.microsoft.com/office/word/2010/wordprocessingShape" mc:Ignorable="w14 w15 w16se w16cid w16 w16cex w16sdtdh w16sdtfl w16du wp14">
+  <w:endnote w:type="separator" w:id="-1">
+    <w:p>
+      <w:pPr>
+        <w:spacing w:after="0" w:line="240" w:lineRule="auto"/>
+      </w:pPr>
+      <w:r>
+        <w:separator/>
+      </w:r>
+    </w:p>
+  </w:endnote>
+  <w:endnote w:type="continuationSeparator" w:id="0">
+    <w:p>
+      <w:pPr>
+        <w:spacing w:after="0" w:line="240" w:lineRule="auto"/>
+      </w:pPr>
+      <w:r>
+        <w:continuationSeparator/>
+      </w:r>
+    </w:p>
+  </w:endnote>
+</w:endnotes>
+</file>
+
 <file path=word/footer1.xml><?xml version="1.0" encoding="utf-8"?>
-<w:ftr xmlns:m="http://schemas.openxmlformats.org/officeDocument/2006/math" xmlns:mc="http://schemas.openxmlformats.org/markup-compatibility/2006" xmlns:mo="http://schemas.microsoft.com/office/mac/office/2008/main" xmlns:mv="urn:schemas-microsoft-com:mac:vml" xmlns:o="urn:schemas-microsoft-com:office:office" xmlns:r="http://schemas.openxmlformats.org/officeDocument/2006/relationships" xmlns:v="urn:schemas-microsoft-com:vml" xmlns:w10="urn:schemas-microsoft-com:office:word" xmlns:w14="http://schemas.microsoft.com/office/word/2010/wordml" xmlns:w="http://schemas.openxmlformats.org/wordprocessingml/2006/main" xmlns:wne="http://schemas.microsoft.com/office/word/2006/wordml" xmlns:wp14="http://schemas.microsoft.com/office/word/2010/wordprocessingDrawing" xmlns:wp="http://schemas.openxmlformats.org/drawingml/2006/wordprocessingDrawing" xmlns:wpc="http://schemas.microsoft.com/office/word/2010/wordprocessingCanvas" xmlns:wpg="http://schemas.microsoft.com/office/word/2010/wordprocessingGroup" xmlns:wpi="http://schemas.microsoft.com/office/word/2010/wordprocessingInk" xmlns:wps="http://schemas.microsoft.com/office/word/2010/wordprocessingShape" mc:Ignorable="w14 wp14">
+<w:ftr xmlns:wpc="http://schemas.microsoft.com/office/word/2010/wordprocessingCanvas" xmlns:cx="http://schemas.microsoft.com/office/drawing/2014/chartex" xmlns:cx1="http://schemas.microsoft.com/office/drawing/2015/9/8/chartex" xmlns:cx2="http://schemas.microsoft.com/office/drawing/2015/10/21/chartex" xmlns:cx3="http://schemas.microsoft.com/office/drawing/2016/5/9/chartex" xmlns:cx4="http://schemas.microsoft.com/office/drawing/2016/5/10/chartex" xmlns:cx5="http://schemas.microsoft.com/office/drawing/2016/5/11/chartex" xmlns:cx6="http://schemas.microsoft.com/office/drawing/2016/5/12/chartex" xmlns:cx7="http://schemas.microsoft.com/office/drawing/2016/5/13/chartex" xmlns:cx8="http://schemas.microsoft.com/office/drawing/2016/5/14/chartex" xmlns:mc="http://schemas.openxmlformats.org/markup-compatibility/2006" xmlns:aink="http://schemas.microsoft.com/office/drawing/2016/ink" xmlns:am3d="http://schemas.microsoft.com/office/drawing/2017/model3d" xmlns:o="urn:schemas-microsoft-com:office:office" xmlns:oel="http://schemas.microsoft.com/office/2019/extlst" xmlns:r="http://schemas.openxmlformats.org/officeDocument/2006/relationships" xmlns:m="http://schemas.openxmlformats.org/officeDocument/2006/math" xmlns:v="urn:schemas-microsoft-com:vml" xmlns:wp14="http://schemas.microsoft.com/office/word/2010/wordprocessingDrawing" xmlns:wp="http://schemas.openxmlformats.org/drawingml/2006/wordprocessingDrawing" xmlns:w10="urn:schemas-microsoft-com:office:word" xmlns:w="http://schemas.openxmlformats.org/wordprocessingml/2006/main" xmlns:w14="http://schemas.microsoft.com/office/word/2010/wordml" xmlns:w15="http://schemas.microsoft.com/office/word/2012/wordml" xmlns:w16cex="http://schemas.microsoft.com/office/word/2018/wordml/cex" xmlns:w16cid="http://schemas.microsoft.com/office/word/2016/wordml/cid" xmlns:w16="http://schemas.microsoft.com/office/word/2018/wordml" xmlns:w16du="http://schemas.microsoft.com/office/word/2023/wordml/word16du" xmlns:w16sdtdh="http://schemas.microsoft.com/office/word/2020/wordml/sdtdatahash" xmlns:w16sdtfl="http://schemas.microsoft.com/office/word/2024/wordml/sdtformatlock" xmlns:w16se="http://schemas.microsoft.com/office/word/2015/wordml/symex" xmlns:wpg="http://schemas.microsoft.com/office/word/2010/wordprocessingGroup" xmlns:wpi="http://schemas.microsoft.com/office/word/2010/wordprocessingInk" xmlns:wne="http://schemas.microsoft.com/office/word/2006/wordml" xmlns:wps="http://schemas.microsoft.com/office/word/2010/wordprocessingShape" mc:Ignorable="w14 w15 w16se w16cid w16 w16cex w16sdtdh w16sdtfl w16du wp14">
   <w:p>
     <w:pPr>
-      <w:pStyle w:val="footer"/>
+      <w:pStyle w:val="Footer"/>
+    </w:pPr>
+  </w:p>
+</w:ftr>
+</file>
+
+<file path=word/footer2.xml><?xml version="1.0" encoding="utf-8"?>
+<w:ftr xmlns:wpc="http://schemas.microsoft.com/office/word/2010/wordprocessingCanvas" xmlns:cx="http://schemas.microsoft.com/office/drawing/2014/chartex" xmlns:cx1="http://schemas.microsoft.com/office/drawing/2015/9/8/chartex" xmlns:cx2="http://schemas.microsoft.com/office/drawing/2015/10/21/chartex" xmlns:cx3="http://schemas.microsoft.com/office/drawing/2016/5/9/chartex" xmlns:cx4="http://schemas.microsoft.com/office/drawing/2016/5/10/chartex" xmlns:cx5="http://schemas.microsoft.com/office/drawing/2016/5/11/chartex" xmlns:cx6="http://schemas.microsoft.com/office/drawing/2016/5/12/chartex" xmlns:cx7="http://schemas.microsoft.com/office/drawing/2016/5/13/chartex" xmlns:cx8="http://schemas.microsoft.com/office/drawing/2016/5/14/chartex" xmlns:mc="http://schemas.openxmlformats.org/markup-compatibility/2006" xmlns:aink="http://schemas.microsoft.com/office/drawing/2016/ink" xmlns:am3d="http://schemas.microsoft.com/office/drawing/2017/model3d" xmlns:o="urn:schemas-microsoft-com:office:office" xmlns:oel="http://schemas.microsoft.com/office/2019/extlst" xmlns:r="http://schemas.openxmlformats.org/officeDocument/2006/relationships" xmlns:m="http://schemas.openxmlformats.org/officeDocument/2006/math" xmlns:v="urn:schemas-microsoft-com:vml" xmlns:wp14="http://schemas.microsoft.com/office/word/2010/wordprocessingDrawing" xmlns:wp="http://schemas.openxmlformats.org/drawingml/2006/wordprocessingDrawing" xmlns:w10="urn:schemas-microsoft-com:office:word" xmlns:w="http://schemas.openxmlformats.org/wordprocessingml/2006/main" xmlns:w14="http://schemas.microsoft.com/office/word/2010/wordml" xmlns:w15="http://schemas.microsoft.com/office/word/2012/wordml" xmlns:w16cex="http://schemas.microsoft.com/office/word/2018/wordml/cex" xmlns:w16cid="http://schemas.microsoft.com/office/word/2016/wordml/cid" xmlns:w16="http://schemas.microsoft.com/office/word/2018/wordml" xmlns:w16du="http://schemas.microsoft.com/office/word/2023/wordml/word16du" xmlns:w16sdtdh="http://schemas.microsoft.com/office/word/2020/wordml/sdtdatahash" xmlns:w16sdtfl="http://schemas.microsoft.com/office/word/2024/wordml/sdtformatlock" xmlns:w16se="http://schemas.microsoft.com/office/word/2015/wordml/symex" xmlns:wpg="http://schemas.microsoft.com/office/word/2010/wordprocessingGroup" xmlns:wpi="http://schemas.microsoft.com/office/word/2010/wordprocessingInk" xmlns:wne="http://schemas.microsoft.com/office/word/2006/wordml" xmlns:wps="http://schemas.microsoft.com/office/word/2010/wordprocessingShape" mc:Ignorable="w14 w15 w16se w16cid w16 w16cex w16sdtdh w16sdtfl w16du wp14">
+  <w:p>
+    <w:pPr>
+      <w:pStyle w:val="Footer"/>
       <w:tabs>
-        <w:tab w:pos="10080" w:val="right"/>
+        <w:tab w:val="right" w:pos="10080"/>
       </w:tabs>
     </w:pPr>
     <w:r>
       <w:t>wvurail.org/dspira</w:t>
+    </w:r>
+    <w:r>
       <w:tab/>
       <w:t xml:space="preserve">Page </w:t>
     </w:r>
-    <w:fldSimple w:instr="PAGE"/>
+    <w:r>
+      <w:fldChar w:fldCharType="begin"/>
+    </w:r>
+    <w:r>
+      <w:instrText>PAGE</w:instrText>
+    </w:r>
+    <w:r>
+      <w:fldChar w:fldCharType="separate"/>
+    </w:r>
+    <w:r>
+      <w:t>1</w:t>
+    </w:r>
+    <w:r>
+      <w:fldChar w:fldCharType="end"/>
+    </w:r>
     <w:r>
       <w:t xml:space="preserve"> of </w:t>
     </w:r>
-    <w:fldSimple w:instr="NUMPAGES"/>
+    <w:r>
+      <w:fldChar w:fldCharType="begin"/>
+    </w:r>
+    <w:r>
+      <w:instrText>NUMPAGES</w:instrText>
+    </w:r>
+    <w:r>
+      <w:fldChar w:fldCharType="separate"/>
+    </w:r>
+    <w:r>
+      <w:t>2</w:t>
+    </w:r>
+    <w:r>
+      <w:fldChar w:fldCharType="end"/>
+    </w:r>
   </w:p>
 </w:ftr>
 </file>
 
+<file path=word/footer3.xml><?xml version="1.0" encoding="utf-8"?>
+<w:ftr xmlns:wpc="http://schemas.microsoft.com/office/word/2010/wordprocessingCanvas" xmlns:cx="http://schemas.microsoft.com/office/drawing/2014/chartex" xmlns:cx1="http://schemas.microsoft.com/office/drawing/2015/9/8/chartex" xmlns:cx2="http://schemas.microsoft.com/office/drawing/2015/10/21/chartex" xmlns:cx3="http://schemas.microsoft.com/office/drawing/2016/5/9/chartex" xmlns:cx4="http://schemas.microsoft.com/office/drawing/2016/5/10/chartex" xmlns:cx5="http://schemas.microsoft.com/office/drawing/2016/5/11/chartex" xmlns:cx6="http://schemas.microsoft.com/office/drawing/2016/5/12/chartex" xmlns:cx7="http://schemas.microsoft.com/office/drawing/2016/5/13/chartex" xmlns:cx8="http://schemas.microsoft.com/office/drawing/2016/5/14/chartex" xmlns:mc="http://schemas.openxmlformats.org/markup-compatibility/2006" xmlns:aink="http://schemas.microsoft.com/office/drawing/2016/ink" xmlns:am3d="http://schemas.microsoft.com/office/drawing/2017/model3d" xmlns:o="urn:schemas-microsoft-com:office:office" xmlns:oel="http://schemas.microsoft.com/office/2019/extlst" xmlns:r="http://schemas.openxmlformats.org/officeDocument/2006/relationships" xmlns:m="http://schemas.openxmlformats.org/officeDocument/2006/math" xmlns:v="urn:schemas-microsoft-com:vml" xmlns:wp14="http://schemas.microsoft.com/office/word/2010/wordprocessingDrawing" xmlns:wp="http://schemas.openxmlformats.org/drawingml/2006/wordprocessingDrawing" xmlns:w10="urn:schemas-microsoft-com:office:word" xmlns:w="http://schemas.openxmlformats.org/wordprocessingml/2006/main" xmlns:w14="http://schemas.microsoft.com/office/word/2010/wordml" xmlns:w15="http://schemas.microsoft.com/office/word/2012/wordml" xmlns:w16cex="http://schemas.microsoft.com/office/word/2018/wordml/cex" xmlns:w16cid="http://schemas.microsoft.com/office/word/2016/wordml/cid" xmlns:w16="http://schemas.microsoft.com/office/word/2018/wordml" xmlns:w16du="http://schemas.microsoft.com/office/word/2023/wordml/word16du" xmlns:w16sdtdh="http://schemas.microsoft.com/office/word/2020/wordml/sdtdatahash" xmlns:w16sdtfl="http://schemas.microsoft.com/office/word/2024/wordml/sdtformatlock" xmlns:w16se="http://schemas.microsoft.com/office/word/2015/wordml/symex" xmlns:wpg="http://schemas.microsoft.com/office/word/2010/wordprocessingGroup" xmlns:wpi="http://schemas.microsoft.com/office/word/2010/wordprocessingInk" xmlns:wne="http://schemas.microsoft.com/office/word/2006/wordml" xmlns:wps="http://schemas.microsoft.com/office/word/2010/wordprocessingShape" mc:Ignorable="w14 w15 w16se w16cid w16 w16cex w16sdtdh w16sdtfl w16du wp14">
+  <w:p>
+    <w:pPr>
+      <w:pStyle w:val="Footer"/>
+    </w:pPr>
+  </w:p>
+</w:ftr>
+</file>
+
+<file path=word/footnotes.xml><?xml version="1.0" encoding="utf-8"?>
+<w:footnotes xmlns:wpc="http://schemas.microsoft.com/office/word/2010/wordprocessingCanvas" xmlns:cx="http://schemas.microsoft.com/office/drawing/2014/chartex" xmlns:cx1="http://schemas.microsoft.com/office/drawing/2015/9/8/chartex" xmlns:cx2="http://schemas.microsoft.com/office/drawing/2015/10/21/chartex" xmlns:cx3="http://schemas.microsoft.com/office/drawing/2016/5/9/chartex" xmlns:cx4="http://schemas.microsoft.com/office/drawing/2016/5/10/chartex" xmlns:cx5="http://schemas.microsoft.com/office/drawing/2016/5/11/chartex" xmlns:cx6="http://schemas.microsoft.com/office/drawing/2016/5/12/chartex" xmlns:cx7="http://schemas.microsoft.com/office/drawing/2016/5/13/chartex" xmlns:cx8="http://schemas.microsoft.com/office/drawing/2016/5/14/chartex" xmlns:mc="http://schemas.openxmlformats.org/markup-compatibility/2006" xmlns:aink="http://schemas.microsoft.com/office/drawing/2016/ink" xmlns:am3d="http://schemas.microsoft.com/office/drawing/2017/model3d" xmlns:o="urn:schemas-microsoft-com:office:office" xmlns:oel="http://schemas.microsoft.com/office/2019/extlst" xmlns:r="http://schemas.openxmlformats.org/officeDocument/2006/relationships" xmlns:m="http://schemas.openxmlformats.org/officeDocument/2006/math" xmlns:v="urn:schemas-microsoft-com:vml" xmlns:wp14="http://schemas.microsoft.com/office/word/2010/wordprocessingDrawing" xmlns:wp="http://schemas.openxmlformats.org/drawingml/2006/wordprocessingDrawing" xmlns:w10="urn:schemas-microsoft-com:office:word" xmlns:w="http://schemas.openxmlformats.org/wordprocessingml/2006/main" xmlns:w14="http://schemas.microsoft.com/office/word/2010/wordml" xmlns:w15="http://schemas.microsoft.com/office/word/2012/wordml" xmlns:w16cex="http://schemas.microsoft.com/office/word/2018/wordml/cex" xmlns:w16cid="http://schemas.microsoft.com/office/word/2016/wordml/cid" xmlns:w16="http://schemas.microsoft.com/office/word/2018/wordml" xmlns:w16du="http://schemas.microsoft.com/office/word/2023/wordml/word16du" xmlns:w16sdtdh="http://schemas.microsoft.com/office/word/2020/wordml/sdtdatahash" xmlns:w16sdtfl="http://schemas.microsoft.com/office/word/2024/wordml/sdtformatlock" xmlns:w16se="http://schemas.microsoft.com/office/word/2015/wordml/symex" xmlns:wpg="http://schemas.microsoft.com/office/word/2010/wordprocessingGroup" xmlns:wpi="http://schemas.microsoft.com/office/word/2010/wordprocessingInk" xmlns:wne="http://schemas.microsoft.com/office/word/2006/wordml" xmlns:wps="http://schemas.microsoft.com/office/word/2010/wordprocessingShape" mc:Ignorable="w14 w15 w16se w16cid w16 w16cex w16sdtdh w16sdtfl w16du wp14">
+  <w:footnote w:type="separator" w:id="-1">
+    <w:p>
+      <w:pPr>
+        <w:spacing w:after="0" w:line="240" w:lineRule="auto"/>
+      </w:pPr>
+      <w:r>
+        <w:separator/>
+      </w:r>
+    </w:p>
+  </w:footnote>
+  <w:footnote w:type="continuationSeparator" w:id="0">
+    <w:p>
+      <w:pPr>
+        <w:spacing w:after="0" w:line="240" w:lineRule="auto"/>
+      </w:pPr>
+      <w:r>
+        <w:continuationSeparator/>
+      </w:r>
+    </w:p>
+  </w:footnote>
+</w:footnotes>
+</file>
+
 <file path=word/header1.xml><?xml version="1.0" encoding="utf-8"?>
-<w:hdr xmlns:m="http://schemas.openxmlformats.org/officeDocument/2006/math" xmlns:mc="http://schemas.openxmlformats.org/markup-compatibility/2006" xmlns:mo="http://schemas.microsoft.com/office/mac/office/2008/main" xmlns:mv="urn:schemas-microsoft-com:mac:vml" xmlns:o="urn:schemas-microsoft-com:office:office" xmlns:r="http://schemas.openxmlformats.org/officeDocument/2006/relationships" xmlns:v="urn:schemas-microsoft-com:vml" xmlns:w10="urn:schemas-microsoft-com:office:word" xmlns:w14="http://schemas.microsoft.com/office/word/2010/wordml" xmlns:w="http://schemas.openxmlformats.org/wordprocessingml/2006/main" xmlns:wne="http://schemas.microsoft.com/office/word/2006/wordml" xmlns:wp14="http://schemas.microsoft.com/office/word/2010/wordprocessingDrawing" xmlns:wp="http://schemas.openxmlformats.org/drawingml/2006/wordprocessingDrawing" xmlns:wpc="http://schemas.microsoft.com/office/word/2010/wordprocessingCanvas" xmlns:wpg="http://schemas.microsoft.com/office/word/2010/wordprocessingGroup" xmlns:wpi="http://schemas.microsoft.com/office/word/2010/wordprocessingInk" xmlns:wps="http://schemas.microsoft.com/office/word/2010/wordprocessingShape" mc:Ignorable="w14 wp14">
+<w:hdr xmlns:wpc="http://schemas.microsoft.com/office/word/2010/wordprocessingCanvas" xmlns:cx="http://schemas.microsoft.com/office/drawing/2014/chartex" xmlns:cx1="http://schemas.microsoft.com/office/drawing/2015/9/8/chartex" xmlns:cx2="http://schemas.microsoft.com/office/drawing/2015/10/21/chartex" xmlns:cx3="http://schemas.microsoft.com/office/drawing/2016/5/9/chartex" xmlns:cx4="http://schemas.microsoft.com/office/drawing/2016/5/10/chartex" xmlns:cx5="http://schemas.microsoft.com/office/drawing/2016/5/11/chartex" xmlns:cx6="http://schemas.microsoft.com/office/drawing/2016/5/12/chartex" xmlns:cx7="http://schemas.microsoft.com/office/drawing/2016/5/13/chartex" xmlns:cx8="http://schemas.microsoft.com/office/drawing/2016/5/14/chartex" xmlns:mc="http://schemas.openxmlformats.org/markup-compatibility/2006" xmlns:aink="http://schemas.microsoft.com/office/drawing/2016/ink" xmlns:am3d="http://schemas.microsoft.com/office/drawing/2017/model3d" xmlns:o="urn:schemas-microsoft-com:office:office" xmlns:oel="http://schemas.microsoft.com/office/2019/extlst" xmlns:r="http://schemas.openxmlformats.org/officeDocument/2006/relationships" xmlns:m="http://schemas.openxmlformats.org/officeDocument/2006/math" xmlns:v="urn:schemas-microsoft-com:vml" xmlns:wp14="http://schemas.microsoft.com/office/word/2010/wordprocessingDrawing" xmlns:wp="http://schemas.openxmlformats.org/drawingml/2006/wordprocessingDrawing" xmlns:w10="urn:schemas-microsoft-com:office:word" xmlns:w="http://schemas.openxmlformats.org/wordprocessingml/2006/main" xmlns:w14="http://schemas.microsoft.com/office/word/2010/wordml" xmlns:w15="http://schemas.microsoft.com/office/word/2012/wordml" xmlns:w16cex="http://schemas.microsoft.com/office/word/2018/wordml/cex" xmlns:w16cid="http://schemas.microsoft.com/office/word/2016/wordml/cid" xmlns:w16="http://schemas.microsoft.com/office/word/2018/wordml" xmlns:w16du="http://schemas.microsoft.com/office/word/2023/wordml/word16du" xmlns:w16sdtdh="http://schemas.microsoft.com/office/word/2020/wordml/sdtdatahash" xmlns:w16sdtfl="http://schemas.microsoft.com/office/word/2024/wordml/sdtformatlock" xmlns:w16se="http://schemas.microsoft.com/office/word/2015/wordml/symex" xmlns:wpg="http://schemas.microsoft.com/office/word/2010/wordprocessingGroup" xmlns:wpi="http://schemas.microsoft.com/office/word/2010/wordprocessingInk" xmlns:wne="http://schemas.microsoft.com/office/word/2006/wordml" xmlns:wps="http://schemas.microsoft.com/office/word/2010/wordprocessingShape" mc:Ignorable="w14 w15 w16se w16cid w16 w16cex w16sdtdh w16sdtfl w16du wp14">
   <w:p>
     <w:pPr>
       <w:pStyle w:val="Header"/>
-      <w:tabs>
-        <w:tab w:pos="9820" w:val="right"/>
-      </w:tabs>
-      <w:spacing w:before="0" w:after="0" w:lineRule="exact" w:line="480"/>
-      <w:shd w:val="clear" w:fill="002855"/>
+    </w:pPr>
+  </w:p>
+</w:hdr>
+</file>
+
+<file path=word/header2.xml><?xml version="1.0" encoding="utf-8"?>
+<w:hdr xmlns:wpc="http://schemas.microsoft.com/office/word/2010/wordprocessingCanvas" xmlns:cx="http://schemas.microsoft.com/office/drawing/2014/chartex" xmlns:cx1="http://schemas.microsoft.com/office/drawing/2015/9/8/chartex" xmlns:cx2="http://schemas.microsoft.com/office/drawing/2015/10/21/chartex" xmlns:cx3="http://schemas.microsoft.com/office/drawing/2016/5/9/chartex" xmlns:cx4="http://schemas.microsoft.com/office/drawing/2016/5/10/chartex" xmlns:cx5="http://schemas.microsoft.com/office/drawing/2016/5/11/chartex" xmlns:cx6="http://schemas.microsoft.com/office/drawing/2016/5/12/chartex" xmlns:cx7="http://schemas.microsoft.com/office/drawing/2016/5/13/chartex" xmlns:cx8="http://schemas.microsoft.com/office/drawing/2016/5/14/chartex" xmlns:mc="http://schemas.openxmlformats.org/markup-compatibility/2006" xmlns:aink="http://schemas.microsoft.com/office/drawing/2016/ink" xmlns:am3d="http://schemas.microsoft.com/office/drawing/2017/model3d" xmlns:o="urn:schemas-microsoft-com:office:office" xmlns:oel="http://schemas.microsoft.com/office/2019/extlst" xmlns:r="http://schemas.openxmlformats.org/officeDocument/2006/relationships" xmlns:m="http://schemas.openxmlformats.org/officeDocument/2006/math" xmlns:v="urn:schemas-microsoft-com:vml" xmlns:wp14="http://schemas.microsoft.com/office/word/2010/wordprocessingDrawing" xmlns:wp="http://schemas.openxmlformats.org/drawingml/2006/wordprocessingDrawing" xmlns:w10="urn:schemas-microsoft-com:office:word" xmlns:w="http://schemas.openxmlformats.org/wordprocessingml/2006/main" xmlns:w14="http://schemas.microsoft.com/office/word/2010/wordml" xmlns:w15="http://schemas.microsoft.com/office/word/2012/wordml" xmlns:w16cex="http://schemas.microsoft.com/office/word/2018/wordml/cex" xmlns:w16cid="http://schemas.microsoft.com/office/word/2016/wordml/cid" xmlns:w16="http://schemas.microsoft.com/office/word/2018/wordml" xmlns:w16du="http://schemas.microsoft.com/office/word/2023/wordml/word16du" xmlns:w16sdtdh="http://schemas.microsoft.com/office/word/2020/wordml/sdtdatahash" xmlns:w16sdtfl="http://schemas.microsoft.com/office/word/2024/wordml/sdtformatlock" xmlns:w16se="http://schemas.microsoft.com/office/word/2015/wordml/symex" xmlns:wpg="http://schemas.microsoft.com/office/word/2010/wordprocessingGroup" xmlns:wpi="http://schemas.microsoft.com/office/word/2010/wordprocessingInk" xmlns:wne="http://schemas.microsoft.com/office/word/2006/wordml" xmlns:wps="http://schemas.microsoft.com/office/word/2010/wordprocessingShape" mc:Ignorable="w14 w15 w16se w16cid w16 w16cex w16sdtdh w16sdtfl w16du wp14">
+  <w:p>
+    <w:pPr>
+      <w:pStyle w:val="Header"/>
       <w:pBdr>
         <w:bottom w:val="single" w:sz="16" w:space="0" w:color="EEAA00"/>
       </w:pBdr>
+      <w:shd w:val="clear" w:color="auto" w:fill="002855"/>
+      <w:tabs>
+        <w:tab w:val="right" w:pos="9821"/>
+      </w:tabs>
+      <w:spacing w:line="600" w:lineRule="exact"/>
     </w:pPr>
     <w:r>
       <w:rPr>
-        <w:rFonts w:ascii="Arial" w:hAnsi="Arial"/>
         <w:b/>
         <w:color w:val="FFFFFF"/>
         <w:sz w:val="32"/>
@@ -3933,8 +4103,6 @@
     </w:r>
     <w:r>
       <w:rPr>
-        <w:rFonts w:ascii="Arial" w:hAnsi="Arial"/>
-        <w:b w:val="0"/>
         <w:color w:val="FFFFFF"/>
         <w:sz w:val="18"/>
       </w:rPr>
@@ -3945,18 +4113,148 @@
 </w:hdr>
 </file>
 
+<file path=word/header3.xml><?xml version="1.0" encoding="utf-8"?>
+<w:hdr xmlns:wpc="http://schemas.microsoft.com/office/word/2010/wordprocessingCanvas" xmlns:cx="http://schemas.microsoft.com/office/drawing/2014/chartex" xmlns:cx1="http://schemas.microsoft.com/office/drawing/2015/9/8/chartex" xmlns:cx2="http://schemas.microsoft.com/office/drawing/2015/10/21/chartex" xmlns:cx3="http://schemas.microsoft.com/office/drawing/2016/5/9/chartex" xmlns:cx4="http://schemas.microsoft.com/office/drawing/2016/5/10/chartex" xmlns:cx5="http://schemas.microsoft.com/office/drawing/2016/5/11/chartex" xmlns:cx6="http://schemas.microsoft.com/office/drawing/2016/5/12/chartex" xmlns:cx7="http://schemas.microsoft.com/office/drawing/2016/5/13/chartex" xmlns:cx8="http://schemas.microsoft.com/office/drawing/2016/5/14/chartex" xmlns:mc="http://schemas.openxmlformats.org/markup-compatibility/2006" xmlns:aink="http://schemas.microsoft.com/office/drawing/2016/ink" xmlns:am3d="http://schemas.microsoft.com/office/drawing/2017/model3d" xmlns:o="urn:schemas-microsoft-com:office:office" xmlns:oel="http://schemas.microsoft.com/office/2019/extlst" xmlns:r="http://schemas.openxmlformats.org/officeDocument/2006/relationships" xmlns:m="http://schemas.openxmlformats.org/officeDocument/2006/math" xmlns:v="urn:schemas-microsoft-com:vml" xmlns:wp14="http://schemas.microsoft.com/office/word/2010/wordprocessingDrawing" xmlns:wp="http://schemas.openxmlformats.org/drawingml/2006/wordprocessingDrawing" xmlns:w10="urn:schemas-microsoft-com:office:word" xmlns:w="http://schemas.openxmlformats.org/wordprocessingml/2006/main" xmlns:w14="http://schemas.microsoft.com/office/word/2010/wordml" xmlns:w15="http://schemas.microsoft.com/office/word/2012/wordml" xmlns:w16cex="http://schemas.microsoft.com/office/word/2018/wordml/cex" xmlns:w16cid="http://schemas.microsoft.com/office/word/2016/wordml/cid" xmlns:w16="http://schemas.microsoft.com/office/word/2018/wordml" xmlns:w16du="http://schemas.microsoft.com/office/word/2023/wordml/word16du" xmlns:w16sdtdh="http://schemas.microsoft.com/office/word/2020/wordml/sdtdatahash" xmlns:w16sdtfl="http://schemas.microsoft.com/office/word/2024/wordml/sdtformatlock" xmlns:w16se="http://schemas.microsoft.com/office/word/2015/wordml/symex" xmlns:wpg="http://schemas.microsoft.com/office/word/2010/wordprocessingGroup" xmlns:wpi="http://schemas.microsoft.com/office/word/2010/wordprocessingInk" xmlns:wne="http://schemas.microsoft.com/office/word/2006/wordml" xmlns:wps="http://schemas.microsoft.com/office/word/2010/wordprocessingShape" mc:Ignorable="w14 w15 w16se w16cid w16 w16cex w16sdtdh w16sdtfl w16du wp14">
+  <w:p>
+    <w:pPr>
+      <w:pStyle w:val="Header"/>
+    </w:pPr>
+  </w:p>
+</w:hdr>
+</file>
+
 <file path=word/numbering.xml><?xml version="1.0" encoding="utf-8"?>
-<w:numbering xmlns:mc="http://schemas.openxmlformats.org/markup-compatibility/2006" xmlns:o="urn:schemas-microsoft-com:office:office" xmlns:r="http://schemas.openxmlformats.org/officeDocument/2006/relationships" xmlns:m="http://schemas.openxmlformats.org/officeDocument/2006/math" xmlns:v="urn:schemas-microsoft-com:vml" xmlns:wp="http://schemas.openxmlformats.org/drawingml/2006/wordprocessingDrawing" xmlns:w10="urn:schemas-microsoft-com:office:word" xmlns:w="http://schemas.openxmlformats.org/wordprocessingml/2006/main" xmlns:wne="http://schemas.microsoft.com/office/word/2006/wordml" xmlns:sl="http://schemas.openxmlformats.org/schemaLibrary/2006/main" xmlns:a="http://schemas.openxmlformats.org/drawingml/2006/main" xmlns:pic="http://schemas.openxmlformats.org/drawingml/2006/picture" xmlns:c="http://schemas.openxmlformats.org/drawingml/2006/chart" xmlns:lc="http://schemas.openxmlformats.org/drawingml/2006/lockedCanvas" xmlns:dgm="http://schemas.openxmlformats.org/drawingml/2006/diagram" xmlns:wps="http://schemas.microsoft.com/office/word/2010/wordprocessingShape" xmlns:wpg="http://schemas.microsoft.com/office/word/2010/wordprocessingGroup" xmlns:w14="http://schemas.microsoft.com/office/word/2010/wordml" xmlns:w15="http://schemas.microsoft.com/office/word/2012/wordml" xmlns:w16="http://schemas.microsoft.com/office/word/2018/wordml" xmlns:w16cex="http://schemas.microsoft.com/office/word/2018/wordml/cex" xmlns:w16cid="http://schemas.microsoft.com/office/word/2016/wordml/cid" xmlns="http://schemas.microsoft.com/office/tasks/2019/documenttasks" xmlns:cr="http://schemas.microsoft.com/office/comments/2020/reactions">
-  <w:abstractNum w:abstractNumId="1">
+<w:numbering xmlns:wpc="http://schemas.microsoft.com/office/word/2010/wordprocessingCanvas" xmlns:cx="http://schemas.microsoft.com/office/drawing/2014/chartex" xmlns:cx1="http://schemas.microsoft.com/office/drawing/2015/9/8/chartex" xmlns:cx2="http://schemas.microsoft.com/office/drawing/2015/10/21/chartex" xmlns:cx3="http://schemas.microsoft.com/office/drawing/2016/5/9/chartex" xmlns:cx4="http://schemas.microsoft.com/office/drawing/2016/5/10/chartex" xmlns:cx5="http://schemas.microsoft.com/office/drawing/2016/5/11/chartex" xmlns:cx6="http://schemas.microsoft.com/office/drawing/2016/5/12/chartex" xmlns:cx7="http://schemas.microsoft.com/office/drawing/2016/5/13/chartex" xmlns:cx8="http://schemas.microsoft.com/office/drawing/2016/5/14/chartex" xmlns:mc="http://schemas.openxmlformats.org/markup-compatibility/2006" xmlns:aink="http://schemas.microsoft.com/office/drawing/2016/ink" xmlns:am3d="http://schemas.microsoft.com/office/drawing/2017/model3d" xmlns:o="urn:schemas-microsoft-com:office:office" xmlns:oel="http://schemas.microsoft.com/office/2019/extlst" xmlns:r="http://schemas.openxmlformats.org/officeDocument/2006/relationships" xmlns:m="http://schemas.openxmlformats.org/officeDocument/2006/math" xmlns:v="urn:schemas-microsoft-com:vml" xmlns:wp14="http://schemas.microsoft.com/office/word/2010/wordprocessingDrawing" xmlns:wp="http://schemas.openxmlformats.org/drawingml/2006/wordprocessingDrawing" xmlns:w10="urn:schemas-microsoft-com:office:word" xmlns:w="http://schemas.openxmlformats.org/wordprocessingml/2006/main" xmlns:w14="http://schemas.microsoft.com/office/word/2010/wordml" xmlns:w15="http://schemas.microsoft.com/office/word/2012/wordml" xmlns:w16cex="http://schemas.microsoft.com/office/word/2018/wordml/cex" xmlns:w16cid="http://schemas.microsoft.com/office/word/2016/wordml/cid" xmlns:w16="http://schemas.microsoft.com/office/word/2018/wordml" xmlns:w16du="http://schemas.microsoft.com/office/word/2023/wordml/word16du" xmlns:w16sdtdh="http://schemas.microsoft.com/office/word/2020/wordml/sdtdatahash" xmlns:w16sdtfl="http://schemas.microsoft.com/office/word/2024/wordml/sdtformatlock" xmlns:w16se="http://schemas.microsoft.com/office/word/2015/wordml/symex" xmlns:wpg="http://schemas.microsoft.com/office/word/2010/wordprocessingGroup" xmlns:wpi="http://schemas.microsoft.com/office/word/2010/wordprocessingInk" xmlns:wne="http://schemas.microsoft.com/office/word/2006/wordml" xmlns:wps="http://schemas.microsoft.com/office/word/2010/wordprocessingShape" mc:Ignorable="w14 w15 w16se w16cid w16 w16cex w16sdtdh w16sdtfl w16du wp14">
+  <w:abstractNum w:abstractNumId="0" w15:restartNumberingAfterBreak="0">
+    <w:nsid w:val="66C55B7F"/>
+    <w:multiLevelType w:val="multilevel"/>
+    <w:tmpl w:val="D3C25128"/>
+    <w:lvl w:ilvl="0">
+      <w:start w:val="1"/>
+      <w:numFmt w:val="decimal"/>
+      <w:pStyle w:val="ListNumber"/>
+      <w:lvlText w:val="%1."/>
+      <w:lvlJc w:val="left"/>
+      <w:pPr>
+        <w:tabs>
+          <w:tab w:val="num" w:pos="720"/>
+        </w:tabs>
+        <w:ind w:left="720" w:hanging="720"/>
+      </w:pPr>
+    </w:lvl>
+    <w:lvl w:ilvl="1">
+      <w:start w:val="1"/>
+      <w:numFmt w:val="decimal"/>
+      <w:lvlText w:val="%2."/>
+      <w:lvlJc w:val="left"/>
+      <w:pPr>
+        <w:tabs>
+          <w:tab w:val="num" w:pos="1440"/>
+        </w:tabs>
+        <w:ind w:left="1440" w:hanging="720"/>
+      </w:pPr>
+    </w:lvl>
+    <w:lvl w:ilvl="2">
+      <w:start w:val="1"/>
+      <w:numFmt w:val="decimal"/>
+      <w:lvlText w:val="%3."/>
+      <w:lvlJc w:val="left"/>
+      <w:pPr>
+        <w:tabs>
+          <w:tab w:val="num" w:pos="2160"/>
+        </w:tabs>
+        <w:ind w:left="2160" w:hanging="720"/>
+      </w:pPr>
+    </w:lvl>
+    <w:lvl w:ilvl="3">
+      <w:start w:val="1"/>
+      <w:numFmt w:val="decimal"/>
+      <w:lvlText w:val="%4."/>
+      <w:lvlJc w:val="left"/>
+      <w:pPr>
+        <w:tabs>
+          <w:tab w:val="num" w:pos="2880"/>
+        </w:tabs>
+        <w:ind w:left="2880" w:hanging="720"/>
+      </w:pPr>
+    </w:lvl>
+    <w:lvl w:ilvl="4">
+      <w:start w:val="1"/>
+      <w:numFmt w:val="decimal"/>
+      <w:lvlText w:val="%5."/>
+      <w:lvlJc w:val="left"/>
+      <w:pPr>
+        <w:tabs>
+          <w:tab w:val="num" w:pos="3600"/>
+        </w:tabs>
+        <w:ind w:left="3600" w:hanging="720"/>
+      </w:pPr>
+    </w:lvl>
+    <w:lvl w:ilvl="5">
+      <w:start w:val="1"/>
+      <w:numFmt w:val="decimal"/>
+      <w:lvlText w:val="%6."/>
+      <w:lvlJc w:val="left"/>
+      <w:pPr>
+        <w:tabs>
+          <w:tab w:val="num" w:pos="4320"/>
+        </w:tabs>
+        <w:ind w:left="4320" w:hanging="720"/>
+      </w:pPr>
+    </w:lvl>
+    <w:lvl w:ilvl="6">
+      <w:start w:val="1"/>
+      <w:numFmt w:val="decimal"/>
+      <w:lvlText w:val="%7."/>
+      <w:lvlJc w:val="left"/>
+      <w:pPr>
+        <w:tabs>
+          <w:tab w:val="num" w:pos="5040"/>
+        </w:tabs>
+        <w:ind w:left="5040" w:hanging="720"/>
+      </w:pPr>
+    </w:lvl>
+    <w:lvl w:ilvl="7">
+      <w:start w:val="1"/>
+      <w:numFmt w:val="decimal"/>
+      <w:lvlText w:val="%8."/>
+      <w:lvlJc w:val="left"/>
+      <w:pPr>
+        <w:tabs>
+          <w:tab w:val="num" w:pos="5760"/>
+        </w:tabs>
+        <w:ind w:left="5760" w:hanging="720"/>
+      </w:pPr>
+    </w:lvl>
+    <w:lvl w:ilvl="8">
+      <w:start w:val="1"/>
+      <w:numFmt w:val="decimal"/>
+      <w:lvlText w:val="%9."/>
+      <w:lvlJc w:val="left"/>
+      <w:pPr>
+        <w:tabs>
+          <w:tab w:val="num" w:pos="6480"/>
+        </w:tabs>
+        <w:ind w:left="6480" w:hanging="720"/>
+      </w:pPr>
+    </w:lvl>
+  </w:abstractNum>
+  <w:abstractNum w:abstractNumId="1" w15:restartNumberingAfterBreak="0">
+    <w:nsid w:val="7625301F"/>
+    <w:multiLevelType w:val="multilevel"/>
+    <w:tmpl w:val="BB2631D2"/>
     <w:lvl w:ilvl="0">
       <w:start w:val="1"/>
       <w:numFmt w:val="bullet"/>
+      <w:pStyle w:val="ListBullet"/>
       <w:lvlText w:val="•"/>
       <w:lvlJc w:val="left"/>
       <w:pPr>
         <w:ind w:left="1080" w:hanging="360"/>
       </w:pPr>
-      <w:rPr/>
+      <w:rPr>
+        <w:rFonts w:ascii="Arial" w:eastAsia="Arial" w:hAnsi="Arial" w:cs="Arial"/>
+      </w:rPr>
     </w:lvl>
     <w:lvl w:ilvl="1">
       <w:start w:val="1"/>
@@ -3966,7 +4264,9 @@
       <w:pPr>
         <w:ind w:left="1440" w:hanging="360"/>
       </w:pPr>
-      <w:rPr/>
+      <w:rPr>
+        <w:rFonts w:ascii="Arial" w:eastAsia="Arial" w:hAnsi="Arial" w:cs="Arial"/>
+      </w:rPr>
     </w:lvl>
     <w:lvl w:ilvl="2">
       <w:start w:val="1"/>
@@ -3976,7 +4276,9 @@
       <w:pPr>
         <w:ind w:left="1800" w:hanging="360"/>
       </w:pPr>
-      <w:rPr/>
+      <w:rPr>
+        <w:rFonts w:ascii="Arial" w:eastAsia="Arial" w:hAnsi="Arial" w:cs="Arial"/>
+      </w:rPr>
     </w:lvl>
     <w:lvl w:ilvl="3">
       <w:start w:val="1"/>
@@ -3986,7 +4288,9 @@
       <w:pPr>
         <w:ind w:left="2160" w:hanging="360"/>
       </w:pPr>
-      <w:rPr/>
+      <w:rPr>
+        <w:rFonts w:ascii="Arial" w:eastAsia="Arial" w:hAnsi="Arial" w:cs="Arial"/>
+      </w:rPr>
     </w:lvl>
     <w:lvl w:ilvl="4">
       <w:start w:val="1"/>
@@ -3996,7 +4300,9 @@
       <w:pPr>
         <w:ind w:left="2520" w:hanging="360"/>
       </w:pPr>
-      <w:rPr/>
+      <w:rPr>
+        <w:rFonts w:ascii="Arial" w:eastAsia="Arial" w:hAnsi="Arial" w:cs="Arial"/>
+      </w:rPr>
     </w:lvl>
     <w:lvl w:ilvl="5">
       <w:start w:val="1"/>
@@ -4006,7 +4312,9 @@
       <w:pPr>
         <w:ind w:left="2880" w:hanging="360"/>
       </w:pPr>
-      <w:rPr/>
+      <w:rPr>
+        <w:rFonts w:ascii="Arial" w:eastAsia="Arial" w:hAnsi="Arial" w:cs="Arial"/>
+      </w:rPr>
     </w:lvl>
     <w:lvl w:ilvl="6">
       <w:start w:val="1"/>
@@ -4016,7 +4324,9 @@
       <w:pPr>
         <w:ind w:left="3240" w:hanging="360"/>
       </w:pPr>
-      <w:rPr/>
+      <w:rPr>
+        <w:rFonts w:ascii="Arial" w:eastAsia="Arial" w:hAnsi="Arial" w:cs="Arial"/>
+      </w:rPr>
     </w:lvl>
     <w:lvl w:ilvl="7">
       <w:start w:val="1"/>
@@ -4026,7 +4336,9 @@
       <w:pPr>
         <w:ind w:left="3600" w:hanging="360"/>
       </w:pPr>
-      <w:rPr/>
+      <w:rPr>
+        <w:rFonts w:ascii="Arial" w:eastAsia="Arial" w:hAnsi="Arial" w:cs="Arial"/>
+      </w:rPr>
     </w:lvl>
     <w:lvl w:ilvl="8">
       <w:start w:val="1"/>
@@ -4036,48 +4348,419 @@
       <w:pPr>
         <w:ind w:left="3960" w:hanging="360"/>
       </w:pPr>
-      <w:rPr/>
+      <w:rPr>
+        <w:rFonts w:ascii="Arial" w:eastAsia="Arial" w:hAnsi="Arial" w:cs="Arial"/>
+      </w:rPr>
     </w:lvl>
   </w:abstractNum>
-  <w:num w:numId="1">
+  <w:num w:numId="1" w16cid:durableId="773671379">
     <w:abstractNumId w:val="1"/>
+  </w:num>
+  <w:num w:numId="2" w16cid:durableId="2097482134">
+    <w:abstractNumId w:val="0"/>
   </w:num>
 </w:numbering>
 </file>
 
 <file path=word/styles.xml><?xml version="1.0" encoding="utf-8"?>
-<w:styles xmlns:mc="http://schemas.openxmlformats.org/markup-compatibility/2006" xmlns:o="urn:schemas-microsoft-com:office:office" xmlns:r="http://schemas.openxmlformats.org/officeDocument/2006/relationships" xmlns:m="http://schemas.openxmlformats.org/officeDocument/2006/math" xmlns:v="urn:schemas-microsoft-com:vml" xmlns:wp="http://schemas.openxmlformats.org/drawingml/2006/wordprocessingDrawing" xmlns:w10="urn:schemas-microsoft-com:office:word" xmlns:w="http://schemas.openxmlformats.org/wordprocessingml/2006/main" xmlns:wne="http://schemas.microsoft.com/office/word/2006/wordml" xmlns:sl="http://schemas.openxmlformats.org/schemaLibrary/2006/main" xmlns:a="http://schemas.openxmlformats.org/drawingml/2006/main" xmlns:pic="http://schemas.openxmlformats.org/drawingml/2006/picture" xmlns:c="http://schemas.openxmlformats.org/drawingml/2006/chart" xmlns:lc="http://schemas.openxmlformats.org/drawingml/2006/lockedCanvas" xmlns:dgm="http://schemas.openxmlformats.org/drawingml/2006/diagram" xmlns:wps="http://schemas.microsoft.com/office/word/2010/wordprocessingShape" xmlns:wpg="http://schemas.microsoft.com/office/word/2010/wordprocessingGroup" xmlns:w14="http://schemas.microsoft.com/office/word/2010/wordml" xmlns:w15="http://schemas.microsoft.com/office/word/2012/wordml" xmlns:w16="http://schemas.microsoft.com/office/word/2018/wordml" xmlns:w16cex="http://schemas.microsoft.com/office/word/2018/wordml/cex" xmlns:w16cid="http://schemas.microsoft.com/office/word/2016/wordml/cid" xmlns="http://schemas.microsoft.com/office/tasks/2019/documenttasks" xmlns:cr="http://schemas.microsoft.com/office/comments/2020/reactions">
+<w:styles xmlns:mc="http://schemas.openxmlformats.org/markup-compatibility/2006" xmlns:r="http://schemas.openxmlformats.org/officeDocument/2006/relationships" xmlns:w="http://schemas.openxmlformats.org/wordprocessingml/2006/main" xmlns:w14="http://schemas.microsoft.com/office/word/2010/wordml" xmlns:w15="http://schemas.microsoft.com/office/word/2012/wordml" xmlns:w16cex="http://schemas.microsoft.com/office/word/2018/wordml/cex" xmlns:w16cid="http://schemas.microsoft.com/office/word/2016/wordml/cid" xmlns:w16="http://schemas.microsoft.com/office/word/2018/wordml" xmlns:w16du="http://schemas.microsoft.com/office/word/2023/wordml/word16du" xmlns:w16sdtdh="http://schemas.microsoft.com/office/word/2020/wordml/sdtdatahash" xmlns:w16sdtfl="http://schemas.microsoft.com/office/word/2024/wordml/sdtformatlock" xmlns:w16se="http://schemas.microsoft.com/office/word/2015/wordml/symex" mc:Ignorable="w14 w15 w16se w16cid w16 w16cex w16sdtdh w16sdtfl w16du">
   <w:docDefaults>
     <w:rPrDefault>
       <w:rPr>
+        <w:rFonts w:ascii="Arial" w:eastAsia="Arial" w:hAnsi="Arial" w:cs="Arial"/>
         <w:sz w:val="24"/>
         <w:szCs w:val="24"/>
-        <w:lang w:val="en-US"/>
+        <w:lang w:val="en-US" w:eastAsia="en-US" w:bidi="ar-SA"/>
       </w:rPr>
     </w:rPrDefault>
-    <w:pPrDefault>
-      <w:pPr/>
-    </w:pPrDefault>
+    <w:pPrDefault/>
   </w:docDefaults>
-  <w:style w:type="table" w:styleId="TableNormal" w:default="1">
-    <w:name w:val="TableNormal"/>
-    <w:tblPr>
-      <w:tblCellMar>
-        <w:top w:w="100.0" w:type="dxa"/>
-        <w:left w:w="100.0" w:type="dxa"/>
-        <w:bottom w:w="100.0" w:type="dxa"/>
-        <w:right w:w="100.0" w:type="dxa"/>
-      </w:tblCellMar>
-    </w:tblPr>
-  </w:style>
-  <w:style w:type="paragraph" w:styleId="Normal" w:default="1">
-    <w:name w:val="normal"/>
+  <w:latentStyles w:defLockedState="0" w:defUIPriority="99" w:defSemiHidden="0" w:defUnhideWhenUsed="0" w:defQFormat="0" w:count="376">
+    <w:lsdException w:name="Normal" w:uiPriority="0" w:qFormat="1"/>
+    <w:lsdException w:name="heading 1" w:uiPriority="9" w:qFormat="1"/>
+    <w:lsdException w:name="heading 2" w:semiHidden="1" w:uiPriority="9" w:unhideWhenUsed="1" w:qFormat="1"/>
+    <w:lsdException w:name="heading 3" w:semiHidden="1" w:uiPriority="9" w:unhideWhenUsed="1" w:qFormat="1"/>
+    <w:lsdException w:name="heading 4" w:semiHidden="1" w:uiPriority="9" w:unhideWhenUsed="1" w:qFormat="1"/>
+    <w:lsdException w:name="heading 5" w:semiHidden="1" w:uiPriority="9" w:unhideWhenUsed="1" w:qFormat="1"/>
+    <w:lsdException w:name="heading 6" w:semiHidden="1" w:uiPriority="9" w:unhideWhenUsed="1" w:qFormat="1"/>
+    <w:lsdException w:name="heading 7" w:semiHidden="1" w:uiPriority="9" w:unhideWhenUsed="1" w:qFormat="1"/>
+    <w:lsdException w:name="heading 8" w:semiHidden="1" w:uiPriority="9" w:unhideWhenUsed="1" w:qFormat="1"/>
+    <w:lsdException w:name="heading 9" w:semiHidden="1" w:uiPriority="9" w:unhideWhenUsed="1" w:qFormat="1"/>
+    <w:lsdException w:name="index 1" w:semiHidden="1" w:unhideWhenUsed="1"/>
+    <w:lsdException w:name="index 2" w:semiHidden="1" w:unhideWhenUsed="1"/>
+    <w:lsdException w:name="index 3" w:semiHidden="1" w:unhideWhenUsed="1"/>
+    <w:lsdException w:name="index 4" w:semiHidden="1" w:unhideWhenUsed="1"/>
+    <w:lsdException w:name="index 5" w:semiHidden="1" w:unhideWhenUsed="1"/>
+    <w:lsdException w:name="index 6" w:semiHidden="1" w:unhideWhenUsed="1"/>
+    <w:lsdException w:name="index 7" w:semiHidden="1" w:unhideWhenUsed="1"/>
+    <w:lsdException w:name="index 8" w:semiHidden="1" w:unhideWhenUsed="1"/>
+    <w:lsdException w:name="index 9" w:semiHidden="1" w:unhideWhenUsed="1"/>
+    <w:lsdException w:name="toc 1" w:semiHidden="1" w:uiPriority="39" w:unhideWhenUsed="1"/>
+    <w:lsdException w:name="toc 2" w:semiHidden="1" w:uiPriority="39" w:unhideWhenUsed="1"/>
+    <w:lsdException w:name="toc 3" w:semiHidden="1" w:uiPriority="39" w:unhideWhenUsed="1"/>
+    <w:lsdException w:name="toc 4" w:semiHidden="1" w:uiPriority="39" w:unhideWhenUsed="1"/>
+    <w:lsdException w:name="toc 5" w:semiHidden="1" w:uiPriority="39" w:unhideWhenUsed="1"/>
+    <w:lsdException w:name="toc 6" w:semiHidden="1" w:uiPriority="39" w:unhideWhenUsed="1"/>
+    <w:lsdException w:name="toc 7" w:semiHidden="1" w:uiPriority="39" w:unhideWhenUsed="1"/>
+    <w:lsdException w:name="toc 8" w:semiHidden="1" w:uiPriority="39" w:unhideWhenUsed="1"/>
+    <w:lsdException w:name="toc 9" w:semiHidden="1" w:uiPriority="39" w:unhideWhenUsed="1"/>
+    <w:lsdException w:name="Normal Indent" w:semiHidden="1" w:unhideWhenUsed="1"/>
+    <w:lsdException w:name="footnote text" w:semiHidden="1" w:unhideWhenUsed="1"/>
+    <w:lsdException w:name="annotation text" w:semiHidden="1" w:unhideWhenUsed="1"/>
+    <w:lsdException w:name="header" w:semiHidden="1" w:unhideWhenUsed="1"/>
+    <w:lsdException w:name="footer" w:semiHidden="1" w:unhideWhenUsed="1"/>
+    <w:lsdException w:name="index heading" w:semiHidden="1" w:unhideWhenUsed="1"/>
+    <w:lsdException w:name="caption" w:semiHidden="1" w:uiPriority="35" w:unhideWhenUsed="1" w:qFormat="1"/>
+    <w:lsdException w:name="table of figures" w:semiHidden="1" w:unhideWhenUsed="1"/>
+    <w:lsdException w:name="envelope address" w:semiHidden="1" w:unhideWhenUsed="1"/>
+    <w:lsdException w:name="envelope return" w:semiHidden="1" w:unhideWhenUsed="1"/>
+    <w:lsdException w:name="footnote reference" w:semiHidden="1" w:unhideWhenUsed="1"/>
+    <w:lsdException w:name="annotation reference" w:semiHidden="1" w:unhideWhenUsed="1"/>
+    <w:lsdException w:name="line number" w:semiHidden="1" w:unhideWhenUsed="1"/>
+    <w:lsdException w:name="page number" w:semiHidden="1" w:unhideWhenUsed="1"/>
+    <w:lsdException w:name="endnote reference" w:semiHidden="1" w:unhideWhenUsed="1"/>
+    <w:lsdException w:name="endnote text" w:semiHidden="1" w:unhideWhenUsed="1"/>
+    <w:lsdException w:name="table of authorities" w:semiHidden="1" w:unhideWhenUsed="1"/>
+    <w:lsdException w:name="macro" w:semiHidden="1" w:unhideWhenUsed="1"/>
+    <w:lsdException w:name="toa heading" w:semiHidden="1" w:unhideWhenUsed="1"/>
+    <w:lsdException w:name="List" w:semiHidden="1" w:unhideWhenUsed="1"/>
+    <w:lsdException w:name="List Bullet" w:semiHidden="1" w:unhideWhenUsed="1"/>
+    <w:lsdException w:name="List Number" w:semiHidden="1" w:unhideWhenUsed="1"/>
+    <w:lsdException w:name="List 2" w:semiHidden="1" w:unhideWhenUsed="1"/>
+    <w:lsdException w:name="List 3" w:semiHidden="1" w:unhideWhenUsed="1"/>
+    <w:lsdException w:name="List 4" w:semiHidden="1" w:unhideWhenUsed="1"/>
+    <w:lsdException w:name="List 5" w:semiHidden="1" w:unhideWhenUsed="1"/>
+    <w:lsdException w:name="List Bullet 2" w:semiHidden="1" w:unhideWhenUsed="1"/>
+    <w:lsdException w:name="List Bullet 3" w:semiHidden="1" w:unhideWhenUsed="1"/>
+    <w:lsdException w:name="List Bullet 4" w:semiHidden="1" w:unhideWhenUsed="1"/>
+    <w:lsdException w:name="List Bullet 5" w:semiHidden="1" w:unhideWhenUsed="1"/>
+    <w:lsdException w:name="List Number 2" w:semiHidden="1" w:unhideWhenUsed="1"/>
+    <w:lsdException w:name="List Number 3" w:semiHidden="1" w:unhideWhenUsed="1"/>
+    <w:lsdException w:name="List Number 4" w:semiHidden="1" w:unhideWhenUsed="1"/>
+    <w:lsdException w:name="List Number 5" w:semiHidden="1" w:unhideWhenUsed="1"/>
+    <w:lsdException w:name="Title" w:uiPriority="10" w:qFormat="1"/>
+    <w:lsdException w:name="Closing" w:semiHidden="1" w:unhideWhenUsed="1"/>
+    <w:lsdException w:name="Signature" w:semiHidden="1" w:unhideWhenUsed="1"/>
+    <w:lsdException w:name="Default Paragraph Font" w:semiHidden="1" w:uiPriority="1" w:unhideWhenUsed="1"/>
+    <w:lsdException w:name="Body Text" w:semiHidden="1" w:unhideWhenUsed="1"/>
+    <w:lsdException w:name="Body Text Indent" w:semiHidden="1" w:unhideWhenUsed="1"/>
+    <w:lsdException w:name="List Continue" w:semiHidden="1" w:unhideWhenUsed="1"/>
+    <w:lsdException w:name="List Continue 2" w:semiHidden="1" w:unhideWhenUsed="1"/>
+    <w:lsdException w:name="List Continue 3" w:semiHidden="1" w:unhideWhenUsed="1"/>
+    <w:lsdException w:name="List Continue 4" w:semiHidden="1" w:unhideWhenUsed="1"/>
+    <w:lsdException w:name="List Continue 5" w:semiHidden="1" w:unhideWhenUsed="1"/>
+    <w:lsdException w:name="Message Header" w:semiHidden="1" w:unhideWhenUsed="1"/>
+    <w:lsdException w:name="Subtitle" w:uiPriority="11" w:qFormat="1"/>
+    <w:lsdException w:name="Salutation" w:semiHidden="1" w:unhideWhenUsed="1"/>
+    <w:lsdException w:name="Date" w:semiHidden="1" w:unhideWhenUsed="1"/>
+    <w:lsdException w:name="Body Text First Indent" w:semiHidden="1" w:unhideWhenUsed="1"/>
+    <w:lsdException w:name="Body Text First Indent 2" w:semiHidden="1" w:unhideWhenUsed="1"/>
+    <w:lsdException w:name="Note Heading" w:semiHidden="1" w:unhideWhenUsed="1"/>
+    <w:lsdException w:name="Body Text 2" w:semiHidden="1" w:unhideWhenUsed="1"/>
+    <w:lsdException w:name="Body Text 3" w:semiHidden="1" w:unhideWhenUsed="1"/>
+    <w:lsdException w:name="Body Text Indent 2" w:semiHidden="1" w:unhideWhenUsed="1"/>
+    <w:lsdException w:name="Body Text Indent 3" w:semiHidden="1" w:unhideWhenUsed="1"/>
+    <w:lsdException w:name="Block Text" w:semiHidden="1" w:unhideWhenUsed="1"/>
+    <w:lsdException w:name="Hyperlink" w:semiHidden="1" w:unhideWhenUsed="1"/>
+    <w:lsdException w:name="FollowedHyperlink" w:semiHidden="1" w:unhideWhenUsed="1"/>
+    <w:lsdException w:name="Strong" w:uiPriority="22" w:qFormat="1"/>
+    <w:lsdException w:name="Emphasis" w:uiPriority="20" w:qFormat="1"/>
+    <w:lsdException w:name="Document Map" w:semiHidden="1" w:unhideWhenUsed="1"/>
+    <w:lsdException w:name="Plain Text" w:semiHidden="1" w:unhideWhenUsed="1"/>
+    <w:lsdException w:name="E-mail Signature" w:semiHidden="1" w:unhideWhenUsed="1"/>
+    <w:lsdException w:name="HTML Top of Form" w:semiHidden="1" w:unhideWhenUsed="1"/>
+    <w:lsdException w:name="HTML Bottom of Form" w:semiHidden="1" w:unhideWhenUsed="1"/>
+    <w:lsdException w:name="Normal (Web)" w:semiHidden="1" w:unhideWhenUsed="1"/>
+    <w:lsdException w:name="HTML Acronym" w:semiHidden="1" w:unhideWhenUsed="1"/>
+    <w:lsdException w:name="HTML Address" w:semiHidden="1" w:unhideWhenUsed="1"/>
+    <w:lsdException w:name="HTML Cite" w:semiHidden="1" w:unhideWhenUsed="1"/>
+    <w:lsdException w:name="HTML Code" w:semiHidden="1" w:unhideWhenUsed="1"/>
+    <w:lsdException w:name="HTML Definition" w:semiHidden="1" w:unhideWhenUsed="1"/>
+    <w:lsdException w:name="HTML Keyboard" w:semiHidden="1" w:unhideWhenUsed="1"/>
+    <w:lsdException w:name="HTML Preformatted" w:semiHidden="1" w:unhideWhenUsed="1"/>
+    <w:lsdException w:name="HTML Sample" w:semiHidden="1" w:unhideWhenUsed="1"/>
+    <w:lsdException w:name="HTML Typewriter" w:semiHidden="1" w:unhideWhenUsed="1"/>
+    <w:lsdException w:name="HTML Variable" w:semiHidden="1" w:unhideWhenUsed="1"/>
+    <w:lsdException w:name="Normal Table" w:semiHidden="1" w:unhideWhenUsed="1"/>
+    <w:lsdException w:name="annotation subject" w:semiHidden="1" w:unhideWhenUsed="1"/>
+    <w:lsdException w:name="No List" w:semiHidden="1" w:unhideWhenUsed="1"/>
+    <w:lsdException w:name="Outline List 1" w:semiHidden="1" w:unhideWhenUsed="1"/>
+    <w:lsdException w:name="Outline List 2" w:semiHidden="1" w:unhideWhenUsed="1"/>
+    <w:lsdException w:name="Outline List 3" w:semiHidden="1" w:unhideWhenUsed="1"/>
+    <w:lsdException w:name="Table Simple 1" w:semiHidden="1" w:unhideWhenUsed="1"/>
+    <w:lsdException w:name="Table Simple 2" w:semiHidden="1" w:unhideWhenUsed="1"/>
+    <w:lsdException w:name="Table Simple 3" w:semiHidden="1" w:unhideWhenUsed="1"/>
+    <w:lsdException w:name="Table Classic 1" w:semiHidden="1" w:unhideWhenUsed="1"/>
+    <w:lsdException w:name="Table Classic 2" w:semiHidden="1" w:unhideWhenUsed="1"/>
+    <w:lsdException w:name="Table Classic 3" w:semiHidden="1" w:unhideWhenUsed="1"/>
+    <w:lsdException w:name="Table Classic 4" w:semiHidden="1" w:unhideWhenUsed="1"/>
+    <w:lsdException w:name="Table Colorful 1" w:semiHidden="1" w:unhideWhenUsed="1"/>
+    <w:lsdException w:name="Table Colorful 2" w:semiHidden="1" w:unhideWhenUsed="1"/>
+    <w:lsdException w:name="Table Colorful 3" w:semiHidden="1" w:unhideWhenUsed="1"/>
+    <w:lsdException w:name="Table Columns 1" w:semiHidden="1" w:unhideWhenUsed="1"/>
+    <w:lsdException w:name="Table Columns 2" w:semiHidden="1" w:unhideWhenUsed="1"/>
+    <w:lsdException w:name="Table Columns 3" w:semiHidden="1" w:unhideWhenUsed="1"/>
+    <w:lsdException w:name="Table Columns 4" w:semiHidden="1" w:unhideWhenUsed="1"/>
+    <w:lsdException w:name="Table Columns 5" w:semiHidden="1" w:unhideWhenUsed="1"/>
+    <w:lsdException w:name="Table Grid 1" w:semiHidden="1" w:unhideWhenUsed="1"/>
+    <w:lsdException w:name="Table Grid 2" w:semiHidden="1" w:unhideWhenUsed="1"/>
+    <w:lsdException w:name="Table Grid 3" w:semiHidden="1" w:unhideWhenUsed="1"/>
+    <w:lsdException w:name="Table Grid 4" w:semiHidden="1" w:unhideWhenUsed="1"/>
+    <w:lsdException w:name="Table Grid 5" w:semiHidden="1" w:unhideWhenUsed="1"/>
+    <w:lsdException w:name="Table Grid 6" w:semiHidden="1" w:unhideWhenUsed="1"/>
+    <w:lsdException w:name="Table Grid 7" w:semiHidden="1" w:unhideWhenUsed="1"/>
+    <w:lsdException w:name="Table Grid 8" w:semiHidden="1" w:unhideWhenUsed="1"/>
+    <w:lsdException w:name="Table List 1" w:semiHidden="1" w:unhideWhenUsed="1"/>
+    <w:lsdException w:name="Table List 2" w:semiHidden="1" w:unhideWhenUsed="1"/>
+    <w:lsdException w:name="Table List 3" w:semiHidden="1" w:unhideWhenUsed="1"/>
+    <w:lsdException w:name="Table List 4" w:semiHidden="1" w:unhideWhenUsed="1"/>
+    <w:lsdException w:name="Table List 5" w:semiHidden="1" w:unhideWhenUsed="1"/>
+    <w:lsdException w:name="Table List 6" w:semiHidden="1" w:unhideWhenUsed="1"/>
+    <w:lsdException w:name="Table List 7" w:semiHidden="1" w:unhideWhenUsed="1"/>
+    <w:lsdException w:name="Table List 8" w:semiHidden="1" w:unhideWhenUsed="1"/>
+    <w:lsdException w:name="Table 3D effects 1" w:semiHidden="1" w:unhideWhenUsed="1"/>
+    <w:lsdException w:name="Table 3D effects 2" w:semiHidden="1" w:unhideWhenUsed="1"/>
+    <w:lsdException w:name="Table 3D effects 3" w:semiHidden="1" w:unhideWhenUsed="1"/>
+    <w:lsdException w:name="Table Contemporary" w:semiHidden="1" w:unhideWhenUsed="1"/>
+    <w:lsdException w:name="Table Elegant" w:semiHidden="1" w:unhideWhenUsed="1"/>
+    <w:lsdException w:name="Table Professional" w:semiHidden="1" w:unhideWhenUsed="1"/>
+    <w:lsdException w:name="Table Subtle 1" w:semiHidden="1" w:unhideWhenUsed="1"/>
+    <w:lsdException w:name="Table Subtle 2" w:semiHidden="1" w:unhideWhenUsed="1"/>
+    <w:lsdException w:name="Table Web 1" w:semiHidden="1" w:unhideWhenUsed="1"/>
+    <w:lsdException w:name="Table Web 2" w:semiHidden="1" w:unhideWhenUsed="1"/>
+    <w:lsdException w:name="Table Web 3" w:semiHidden="1" w:unhideWhenUsed="1"/>
+    <w:lsdException w:name="Balloon Text" w:semiHidden="1" w:unhideWhenUsed="1"/>
+    <w:lsdException w:name="Table Grid" w:uiPriority="39"/>
+    <w:lsdException w:name="Table Theme" w:semiHidden="1" w:unhideWhenUsed="1"/>
+    <w:lsdException w:name="Placeholder Text" w:semiHidden="1"/>
+    <w:lsdException w:name="No Spacing" w:uiPriority="1" w:qFormat="1"/>
+    <w:lsdException w:name="Light Shading" w:uiPriority="60"/>
+    <w:lsdException w:name="Light List" w:uiPriority="61"/>
+    <w:lsdException w:name="Light Grid" w:uiPriority="62"/>
+    <w:lsdException w:name="Medium Shading 1" w:uiPriority="63"/>
+    <w:lsdException w:name="Medium Shading 2" w:uiPriority="64"/>
+    <w:lsdException w:name="Medium List 1" w:uiPriority="65"/>
+    <w:lsdException w:name="Medium List 2" w:uiPriority="66"/>
+    <w:lsdException w:name="Medium Grid 1" w:uiPriority="67"/>
+    <w:lsdException w:name="Medium Grid 2" w:uiPriority="68"/>
+    <w:lsdException w:name="Medium Grid 3" w:uiPriority="69"/>
+    <w:lsdException w:name="Dark List" w:uiPriority="70"/>
+    <w:lsdException w:name="Colorful Shading" w:uiPriority="71"/>
+    <w:lsdException w:name="Colorful List" w:uiPriority="72"/>
+    <w:lsdException w:name="Colorful Grid" w:uiPriority="73"/>
+    <w:lsdException w:name="Light Shading Accent 1" w:uiPriority="60"/>
+    <w:lsdException w:name="Light List Accent 1" w:uiPriority="61"/>
+    <w:lsdException w:name="Light Grid Accent 1" w:uiPriority="62"/>
+    <w:lsdException w:name="Medium Shading 1 Accent 1" w:uiPriority="63"/>
+    <w:lsdException w:name="Medium Shading 2 Accent 1" w:uiPriority="64"/>
+    <w:lsdException w:name="Medium List 1 Accent 1" w:uiPriority="65"/>
+    <w:lsdException w:name="Revision" w:semiHidden="1"/>
+    <w:lsdException w:name="List Paragraph" w:uiPriority="34" w:qFormat="1"/>
+    <w:lsdException w:name="Quote" w:uiPriority="29" w:qFormat="1"/>
+    <w:lsdException w:name="Intense Quote" w:uiPriority="30" w:qFormat="1"/>
+    <w:lsdException w:name="Medium List 2 Accent 1" w:uiPriority="66"/>
+    <w:lsdException w:name="Medium Grid 1 Accent 1" w:uiPriority="67"/>
+    <w:lsdException w:name="Medium Grid 2 Accent 1" w:uiPriority="68"/>
+    <w:lsdException w:name="Medium Grid 3 Accent 1" w:uiPriority="69"/>
+    <w:lsdException w:name="Dark List Accent 1" w:uiPriority="70"/>
+    <w:lsdException w:name="Colorful Shading Accent 1" w:uiPriority="71"/>
+    <w:lsdException w:name="Colorful List Accent 1" w:uiPriority="72"/>
+    <w:lsdException w:name="Colorful Grid Accent 1" w:uiPriority="73"/>
+    <w:lsdException w:name="Light Shading Accent 2" w:uiPriority="60"/>
+    <w:lsdException w:name="Light List Accent 2" w:uiPriority="61"/>
+    <w:lsdException w:name="Light Grid Accent 2" w:uiPriority="62"/>
+    <w:lsdException w:name="Medium Shading 1 Accent 2" w:uiPriority="63"/>
+    <w:lsdException w:name="Medium Shading 2 Accent 2" w:uiPriority="64"/>
+    <w:lsdException w:name="Medium List 1 Accent 2" w:uiPriority="65"/>
+    <w:lsdException w:name="Medium List 2 Accent 2" w:uiPriority="66"/>
+    <w:lsdException w:name="Medium Grid 1 Accent 2" w:uiPriority="67"/>
+    <w:lsdException w:name="Medium Grid 2 Accent 2" w:uiPriority="68"/>
+    <w:lsdException w:name="Medium Grid 3 Accent 2" w:uiPriority="69"/>
+    <w:lsdException w:name="Dark List Accent 2" w:uiPriority="70"/>
+    <w:lsdException w:name="Colorful Shading Accent 2" w:uiPriority="71"/>
+    <w:lsdException w:name="Colorful List Accent 2" w:uiPriority="72"/>
+    <w:lsdException w:name="Colorful Grid Accent 2" w:uiPriority="73"/>
+    <w:lsdException w:name="Light Shading Accent 3" w:uiPriority="60"/>
+    <w:lsdException w:name="Light List Accent 3" w:uiPriority="61"/>
+    <w:lsdException w:name="Light Grid Accent 3" w:uiPriority="62"/>
+    <w:lsdException w:name="Medium Shading 1 Accent 3" w:uiPriority="63"/>
+    <w:lsdException w:name="Medium Shading 2 Accent 3" w:uiPriority="64"/>
+    <w:lsdException w:name="Medium List 1 Accent 3" w:uiPriority="65"/>
+    <w:lsdException w:name="Medium List 2 Accent 3" w:uiPriority="66"/>
+    <w:lsdException w:name="Medium Grid 1 Accent 3" w:uiPriority="67"/>
+    <w:lsdException w:name="Medium Grid 2 Accent 3" w:uiPriority="68"/>
+    <w:lsdException w:name="Medium Grid 3 Accent 3" w:uiPriority="69"/>
+    <w:lsdException w:name="Dark List Accent 3" w:uiPriority="70"/>
+    <w:lsdException w:name="Colorful Shading Accent 3" w:uiPriority="71"/>
+    <w:lsdException w:name="Colorful List Accent 3" w:uiPriority="72"/>
+    <w:lsdException w:name="Colorful Grid Accent 3" w:uiPriority="73"/>
+    <w:lsdException w:name="Light Shading Accent 4" w:uiPriority="60"/>
+    <w:lsdException w:name="Light List Accent 4" w:uiPriority="61"/>
+    <w:lsdException w:name="Light Grid Accent 4" w:uiPriority="62"/>
+    <w:lsdException w:name="Medium Shading 1 Accent 4" w:uiPriority="63"/>
+    <w:lsdException w:name="Medium Shading 2 Accent 4" w:uiPriority="64"/>
+    <w:lsdException w:name="Medium List 1 Accent 4" w:uiPriority="65"/>
+    <w:lsdException w:name="Medium List 2 Accent 4" w:uiPriority="66"/>
+    <w:lsdException w:name="Medium Grid 1 Accent 4" w:uiPriority="67"/>
+    <w:lsdException w:name="Medium Grid 2 Accent 4" w:uiPriority="68"/>
+    <w:lsdException w:name="Medium Grid 3 Accent 4" w:uiPriority="69"/>
+    <w:lsdException w:name="Dark List Accent 4" w:uiPriority="70"/>
+    <w:lsdException w:name="Colorful Shading Accent 4" w:uiPriority="71"/>
+    <w:lsdException w:name="Colorful List Accent 4" w:uiPriority="72"/>
+    <w:lsdException w:name="Colorful Grid Accent 4" w:uiPriority="73"/>
+    <w:lsdException w:name="Light Shading Accent 5" w:uiPriority="60"/>
+    <w:lsdException w:name="Light List Accent 5" w:uiPriority="61"/>
+    <w:lsdException w:name="Light Grid Accent 5" w:uiPriority="62"/>
+    <w:lsdException w:name="Medium Shading 1 Accent 5" w:uiPriority="63"/>
+    <w:lsdException w:name="Medium Shading 2 Accent 5" w:uiPriority="64"/>
+    <w:lsdException w:name="Medium List 1 Accent 5" w:uiPriority="65"/>
+    <w:lsdException w:name="Medium List 2 Accent 5" w:uiPriority="66"/>
+    <w:lsdException w:name="Medium Grid 1 Accent 5" w:uiPriority="67"/>
+    <w:lsdException w:name="Medium Grid 2 Accent 5" w:uiPriority="68"/>
+    <w:lsdException w:name="Medium Grid 3 Accent 5" w:uiPriority="69"/>
+    <w:lsdException w:name="Dark List Accent 5" w:uiPriority="70"/>
+    <w:lsdException w:name="Colorful Shading Accent 5" w:uiPriority="71"/>
+    <w:lsdException w:name="Colorful List Accent 5" w:uiPriority="72"/>
+    <w:lsdException w:name="Colorful Grid Accent 5" w:uiPriority="73"/>
+    <w:lsdException w:name="Light Shading Accent 6" w:uiPriority="60"/>
+    <w:lsdException w:name="Light List Accent 6" w:uiPriority="61"/>
+    <w:lsdException w:name="Light Grid Accent 6" w:uiPriority="62"/>
+    <w:lsdException w:name="Medium Shading 1 Accent 6" w:uiPriority="63"/>
+    <w:lsdException w:name="Medium Shading 2 Accent 6" w:uiPriority="64"/>
+    <w:lsdException w:name="Medium List 1 Accent 6" w:uiPriority="65"/>
+    <w:lsdException w:name="Medium List 2 Accent 6" w:uiPriority="66"/>
+    <w:lsdException w:name="Medium Grid 1 Accent 6" w:uiPriority="67"/>
+    <w:lsdException w:name="Medium Grid 2 Accent 6" w:uiPriority="68"/>
+    <w:lsdException w:name="Medium Grid 3 Accent 6" w:uiPriority="69"/>
+    <w:lsdException w:name="Dark List Accent 6" w:uiPriority="70"/>
+    <w:lsdException w:name="Colorful Shading Accent 6" w:uiPriority="71"/>
+    <w:lsdException w:name="Colorful List Accent 6" w:uiPriority="72"/>
+    <w:lsdException w:name="Colorful Grid Accent 6" w:uiPriority="73"/>
+    <w:lsdException w:name="Subtle Emphasis" w:uiPriority="19" w:qFormat="1"/>
+    <w:lsdException w:name="Intense Emphasis" w:uiPriority="21" w:qFormat="1"/>
+    <w:lsdException w:name="Subtle Reference" w:uiPriority="31" w:qFormat="1"/>
+    <w:lsdException w:name="Intense Reference" w:uiPriority="32" w:qFormat="1"/>
+    <w:lsdException w:name="Book Title" w:uiPriority="33" w:qFormat="1"/>
+    <w:lsdException w:name="Bibliography" w:semiHidden="1" w:uiPriority="37" w:unhideWhenUsed="1"/>
+    <w:lsdException w:name="TOC Heading" w:semiHidden="1" w:uiPriority="39" w:unhideWhenUsed="1" w:qFormat="1"/>
+    <w:lsdException w:name="Plain Table 1" w:uiPriority="41"/>
+    <w:lsdException w:name="Plain Table 2" w:uiPriority="42"/>
+    <w:lsdException w:name="Plain Table 3" w:uiPriority="43"/>
+    <w:lsdException w:name="Plain Table 4" w:uiPriority="44"/>
+    <w:lsdException w:name="Plain Table 5" w:uiPriority="45"/>
+    <w:lsdException w:name="Grid Table Light" w:uiPriority="40"/>
+    <w:lsdException w:name="Grid Table 1 Light" w:uiPriority="46"/>
+    <w:lsdException w:name="Grid Table 2" w:uiPriority="47"/>
+    <w:lsdException w:name="Grid Table 3" w:uiPriority="48"/>
+    <w:lsdException w:name="Grid Table 4" w:uiPriority="49"/>
+    <w:lsdException w:name="Grid Table 5 Dark" w:uiPriority="50"/>
+    <w:lsdException w:name="Grid Table 6 Colorful" w:uiPriority="51"/>
+    <w:lsdException w:name="Grid Table 7 Colorful" w:uiPriority="52"/>
+    <w:lsdException w:name="Grid Table 1 Light Accent 1" w:uiPriority="46"/>
+    <w:lsdException w:name="Grid Table 2 Accent 1" w:uiPriority="47"/>
+    <w:lsdException w:name="Grid Table 3 Accent 1" w:uiPriority="48"/>
+    <w:lsdException w:name="Grid Table 4 Accent 1" w:uiPriority="49"/>
+    <w:lsdException w:name="Grid Table 5 Dark Accent 1" w:uiPriority="50"/>
+    <w:lsdException w:name="Grid Table 6 Colorful Accent 1" w:uiPriority="51"/>
+    <w:lsdException w:name="Grid Table 7 Colorful Accent 1" w:uiPriority="52"/>
+    <w:lsdException w:name="Grid Table 1 Light Accent 2" w:uiPriority="46"/>
+    <w:lsdException w:name="Grid Table 2 Accent 2" w:uiPriority="47"/>
+    <w:lsdException w:name="Grid Table 3 Accent 2" w:uiPriority="48"/>
+    <w:lsdException w:name="Grid Table 4 Accent 2" w:uiPriority="49"/>
+    <w:lsdException w:name="Grid Table 5 Dark Accent 2" w:uiPriority="50"/>
+    <w:lsdException w:name="Grid Table 6 Colorful Accent 2" w:uiPriority="51"/>
+    <w:lsdException w:name="Grid Table 7 Colorful Accent 2" w:uiPriority="52"/>
+    <w:lsdException w:name="Grid Table 1 Light Accent 3" w:uiPriority="46"/>
+    <w:lsdException w:name="Grid Table 2 Accent 3" w:uiPriority="47"/>
+    <w:lsdException w:name="Grid Table 3 Accent 3" w:uiPriority="48"/>
+    <w:lsdException w:name="Grid Table 4 Accent 3" w:uiPriority="49"/>
+    <w:lsdException w:name="Grid Table 5 Dark Accent 3" w:uiPriority="50"/>
+    <w:lsdException w:name="Grid Table 6 Colorful Accent 3" w:uiPriority="51"/>
+    <w:lsdException w:name="Grid Table 7 Colorful Accent 3" w:uiPriority="52"/>
+    <w:lsdException w:name="Grid Table 1 Light Accent 4" w:uiPriority="46"/>
+    <w:lsdException w:name="Grid Table 2 Accent 4" w:uiPriority="47"/>
+    <w:lsdException w:name="Grid Table 3 Accent 4" w:uiPriority="48"/>
+    <w:lsdException w:name="Grid Table 4 Accent 4" w:uiPriority="49"/>
+    <w:lsdException w:name="Grid Table 5 Dark Accent 4" w:uiPriority="50"/>
+    <w:lsdException w:name="Grid Table 6 Colorful Accent 4" w:uiPriority="51"/>
+    <w:lsdException w:name="Grid Table 7 Colorful Accent 4" w:uiPriority="52"/>
+    <w:lsdException w:name="Grid Table 1 Light Accent 5" w:uiPriority="46"/>
+    <w:lsdException w:name="Grid Table 2 Accent 5" w:uiPriority="47"/>
+    <w:lsdException w:name="Grid Table 3 Accent 5" w:uiPriority="48"/>
+    <w:lsdException w:name="Grid Table 4 Accent 5" w:uiPriority="49"/>
+    <w:lsdException w:name="Grid Table 5 Dark Accent 5" w:uiPriority="50"/>
+    <w:lsdException w:name="Grid Table 6 Colorful Accent 5" w:uiPriority="51"/>
+    <w:lsdException w:name="Grid Table 7 Colorful Accent 5" w:uiPriority="52"/>
+    <w:lsdException w:name="Grid Table 1 Light Accent 6" w:uiPriority="46"/>
+    <w:lsdException w:name="Grid Table 2 Accent 6" w:uiPriority="47"/>
+    <w:lsdException w:name="Grid Table 3 Accent 6" w:uiPriority="48"/>
+    <w:lsdException w:name="Grid Table 4 Accent 6" w:uiPriority="49"/>
+    <w:lsdException w:name="Grid Table 5 Dark Accent 6" w:uiPriority="50"/>
+    <w:lsdException w:name="Grid Table 6 Colorful Accent 6" w:uiPriority="51"/>
+    <w:lsdException w:name="Grid Table 7 Colorful Accent 6" w:uiPriority="52"/>
+    <w:lsdException w:name="List Table 1 Light" w:uiPriority="46"/>
+    <w:lsdException w:name="List Table 2" w:uiPriority="47"/>
+    <w:lsdException w:name="List Table 3" w:uiPriority="48"/>
+    <w:lsdException w:name="List Table 4" w:uiPriority="49"/>
+    <w:lsdException w:name="List Table 5 Dark" w:uiPriority="50"/>
+    <w:lsdException w:name="List Table 6 Colorful" w:uiPriority="51"/>
+    <w:lsdException w:name="List Table 7 Colorful" w:uiPriority="52"/>
+    <w:lsdException w:name="List Table 1 Light Accent 1" w:uiPriority="46"/>
+    <w:lsdException w:name="List Table 2 Accent 1" w:uiPriority="47"/>
+    <w:lsdException w:name="List Table 3 Accent 1" w:uiPriority="48"/>
+    <w:lsdException w:name="List Table 4 Accent 1" w:uiPriority="49"/>
+    <w:lsdException w:name="List Table 5 Dark Accent 1" w:uiPriority="50"/>
+    <w:lsdException w:name="List Table 6 Colorful Accent 1" w:uiPriority="51"/>
+    <w:lsdException w:name="List Table 7 Colorful Accent 1" w:uiPriority="52"/>
+    <w:lsdException w:name="List Table 1 Light Accent 2" w:uiPriority="46"/>
+    <w:lsdException w:name="List Table 2 Accent 2" w:uiPriority="47"/>
+    <w:lsdException w:name="List Table 3 Accent 2" w:uiPriority="48"/>
+    <w:lsdException w:name="List Table 4 Accent 2" w:uiPriority="49"/>
+    <w:lsdException w:name="List Table 5 Dark Accent 2" w:uiPriority="50"/>
+    <w:lsdException w:name="List Table 6 Colorful Accent 2" w:uiPriority="51"/>
+    <w:lsdException w:name="List Table 7 Colorful Accent 2" w:uiPriority="52"/>
+    <w:lsdException w:name="List Table 1 Light Accent 3" w:uiPriority="46"/>
+    <w:lsdException w:name="List Table 2 Accent 3" w:uiPriority="47"/>
+    <w:lsdException w:name="List Table 3 Accent 3" w:uiPriority="48"/>
+    <w:lsdException w:name="List Table 4 Accent 3" w:uiPriority="49"/>
+    <w:lsdException w:name="List Table 5 Dark Accent 3" w:uiPriority="50"/>
+    <w:lsdException w:name="List Table 6 Colorful Accent 3" w:uiPriority="51"/>
+    <w:lsdException w:name="List Table 7 Colorful Accent 3" w:uiPriority="52"/>
+    <w:lsdException w:name="List Table 1 Light Accent 4" w:uiPriority="46"/>
+    <w:lsdException w:name="List Table 2 Accent 4" w:uiPriority="47"/>
+    <w:lsdException w:name="List Table 3 Accent 4" w:uiPriority="48"/>
+    <w:lsdException w:name="List Table 4 Accent 4" w:uiPriority="49"/>
+    <w:lsdException w:name="List Table 5 Dark Accent 4" w:uiPriority="50"/>
+    <w:lsdException w:name="List Table 6 Colorful Accent 4" w:uiPriority="51"/>
+    <w:lsdException w:name="List Table 7 Colorful Accent 4" w:uiPriority="52"/>
+    <w:lsdException w:name="List Table 1 Light Accent 5" w:uiPriority="46"/>
+    <w:lsdException w:name="List Table 2 Accent 5" w:uiPriority="47"/>
+    <w:lsdException w:name="List Table 3 Accent 5" w:uiPriority="48"/>
+    <w:lsdException w:name="List Table 4 Accent 5" w:uiPriority="49"/>
+    <w:lsdException w:name="List Table 5 Dark Accent 5" w:uiPriority="50"/>
+    <w:lsdException w:name="List Table 6 Colorful Accent 5" w:uiPriority="51"/>
+    <w:lsdException w:name="List Table 7 Colorful Accent 5" w:uiPriority="52"/>
+    <w:lsdException w:name="List Table 1 Light Accent 6" w:uiPriority="46"/>
+    <w:lsdException w:name="List Table 2 Accent 6" w:uiPriority="47"/>
+    <w:lsdException w:name="List Table 3 Accent 6" w:uiPriority="48"/>
+    <w:lsdException w:name="List Table 4 Accent 6" w:uiPriority="49"/>
+    <w:lsdException w:name="List Table 5 Dark Accent 6" w:uiPriority="50"/>
+    <w:lsdException w:name="List Table 6 Colorful Accent 6" w:uiPriority="51"/>
+    <w:lsdException w:name="List Table 7 Colorful Accent 6" w:uiPriority="52"/>
+    <w:lsdException w:name="Mention" w:semiHidden="1" w:unhideWhenUsed="1"/>
+    <w:lsdException w:name="Smart Hyperlink" w:semiHidden="1" w:unhideWhenUsed="1"/>
+    <w:lsdException w:name="Hashtag" w:semiHidden="1" w:unhideWhenUsed="1"/>
+    <w:lsdException w:name="Unresolved Mention" w:semiHidden="1" w:unhideWhenUsed="1"/>
+    <w:lsdException w:name="Smart Link" w:semiHidden="1" w:unhideWhenUsed="1"/>
+  </w:latentStyles>
+  <w:style w:type="paragraph" w:default="1" w:styleId="Normal">
+    <w:name w:val="Normal"/>
+    <w:qFormat/>
+    <w:rsid w:val="00FC693F"/>
     <w:pPr>
-      <w:spacing w:after="120" w:line="264" w:lineRule="auto"/>
+      <w:spacing w:after="140" w:line="264" w:lineRule="auto"/>
     </w:pPr>
     <w:rPr>
-      <w:rFonts w:ascii="Arial" w:hAnsi="Arial" w:cs="Arial" w:eastAsia="Arial"/>
-      <w:b w:val="0"/>
       <w:color w:val="000000"/>
       <w:sz w:val="22"/>
     </w:rPr>
@@ -4086,91 +4769,100 @@
     <w:name w:val="heading 1"/>
     <w:basedOn w:val="Normal"/>
     <w:next w:val="Normal"/>
+    <w:uiPriority w:val="9"/>
+    <w:qFormat/>
+    <w:rsid w:val="00FC693F"/>
     <w:pPr>
       <w:keepNext/>
-      <w:keepLines w:val="1"/>
-      <w:pageBreakBefore w:val="0"/>
-      <w:spacing w:after="120" w:before="280" w:lineRule="auto" w:line="264"/>
+      <w:keepLines/>
+      <w:spacing w:before="240"/>
+      <w:outlineLvl w:val="0"/>
     </w:pPr>
     <w:rPr>
-      <w:rFonts w:ascii="Arial" w:hAnsi="Arial" w:cs="Arial" w:eastAsia="Arial"/>
       <w:b/>
-      <w:bCs w:val="1"/>
-      <w:color w:val="000000"/>
+      <w:bCs/>
       <w:sz w:val="30"/>
-      <w:szCs w:val="48"/>
+      <w:szCs w:val="28"/>
     </w:rPr>
   </w:style>
   <w:style w:type="paragraph" w:styleId="Heading2">
     <w:name w:val="heading 2"/>
     <w:basedOn w:val="Normal"/>
     <w:next w:val="Normal"/>
+    <w:uiPriority w:val="9"/>
+    <w:semiHidden/>
+    <w:unhideWhenUsed/>
+    <w:qFormat/>
+    <w:rsid w:val="00FC693F"/>
     <w:pPr>
       <w:keepNext/>
-      <w:keepLines w:val="1"/>
-      <w:pageBreakBefore w:val="0"/>
-      <w:spacing w:after="120" w:before="280" w:lineRule="auto" w:line="264"/>
+      <w:keepLines/>
+      <w:spacing w:before="240"/>
+      <w:outlineLvl w:val="1"/>
     </w:pPr>
     <w:rPr>
-      <w:rFonts w:ascii="Arial" w:hAnsi="Arial" w:cs="Arial" w:eastAsia="Arial"/>
       <w:b/>
-      <w:bCs w:val="1"/>
-      <w:color w:val="000000"/>
+      <w:bCs/>
       <w:sz w:val="24"/>
-      <w:szCs w:val="36"/>
+      <w:szCs w:val="26"/>
     </w:rPr>
   </w:style>
   <w:style w:type="paragraph" w:styleId="Heading3">
     <w:name w:val="heading 3"/>
     <w:basedOn w:val="Normal"/>
     <w:next w:val="Normal"/>
+    <w:uiPriority w:val="9"/>
+    <w:semiHidden/>
+    <w:unhideWhenUsed/>
+    <w:qFormat/>
+    <w:rsid w:val="00FC693F"/>
     <w:pPr>
-      <w:keepNext w:val="1"/>
-      <w:keepLines w:val="1"/>
-      <w:pageBreakBefore w:val="0"/>
-      <w:spacing w:after="80" w:before="280" w:lineRule="auto"/>
+      <w:keepNext/>
+      <w:keepLines/>
+      <w:spacing w:before="200" w:after="0"/>
+      <w:outlineLvl w:val="2"/>
     </w:pPr>
     <w:rPr>
-      <w:rFonts w:ascii="Arial" w:hAnsi="Arial" w:cs="Arial" w:eastAsia="Arial"/>
-      <w:b w:val="1"/>
-      <w:bCs w:val="1"/>
-      <w:sz w:val="28"/>
-      <w:szCs w:val="28"/>
+      <w:b/>
+      <w:bCs/>
     </w:rPr>
   </w:style>
   <w:style w:type="paragraph" w:styleId="Heading4">
     <w:name w:val="heading 4"/>
     <w:basedOn w:val="Normal"/>
     <w:next w:val="Normal"/>
+    <w:uiPriority w:val="9"/>
+    <w:semiHidden/>
+    <w:unhideWhenUsed/>
+    <w:qFormat/>
     <w:pPr>
-      <w:keepNext w:val="1"/>
-      <w:keepLines w:val="1"/>
-      <w:pageBreakBefore w:val="0"/>
-      <w:spacing w:after="40" w:before="240" w:lineRule="auto"/>
+      <w:keepNext/>
+      <w:keepLines/>
+      <w:spacing w:before="240" w:after="40"/>
+      <w:outlineLvl w:val="3"/>
     </w:pPr>
     <w:rPr>
-      <w:rFonts w:ascii="Arial" w:hAnsi="Arial" w:cs="Arial" w:eastAsia="Arial"/>
-      <w:b w:val="1"/>
-      <w:bCs w:val="1"/>
-      <w:sz w:val="24"/>
-      <w:szCs w:val="24"/>
+      <w:b/>
+      <w:bCs/>
     </w:rPr>
   </w:style>
   <w:style w:type="paragraph" w:styleId="Heading5">
     <w:name w:val="heading 5"/>
     <w:basedOn w:val="Normal"/>
     <w:next w:val="Normal"/>
+    <w:uiPriority w:val="9"/>
+    <w:semiHidden/>
+    <w:unhideWhenUsed/>
+    <w:qFormat/>
     <w:pPr>
-      <w:keepNext w:val="1"/>
-      <w:keepLines w:val="1"/>
-      <w:pageBreakBefore w:val="0"/>
-      <w:spacing w:after="40" w:before="220" w:lineRule="auto"/>
+      <w:keepNext/>
+      <w:keepLines/>
+      <w:spacing w:before="220" w:after="40"/>
+      <w:outlineLvl w:val="4"/>
     </w:pPr>
     <w:rPr>
-      <w:rFonts w:ascii="Arial" w:hAnsi="Arial" w:cs="Arial" w:eastAsia="Arial"/>
-      <w:b w:val="1"/>
-      <w:bCs w:val="1"/>
-      <w:sz w:val="22"/>
+      <w:b/>
+      <w:bCs/>
       <w:szCs w:val="22"/>
     </w:rPr>
   </w:style>
@@ -4178,81 +4870,180 @@
     <w:name w:val="heading 6"/>
     <w:basedOn w:val="Normal"/>
     <w:next w:val="Normal"/>
+    <w:uiPriority w:val="9"/>
+    <w:semiHidden/>
+    <w:unhideWhenUsed/>
+    <w:qFormat/>
     <w:pPr>
-      <w:keepNext w:val="1"/>
-      <w:keepLines w:val="1"/>
-      <w:pageBreakBefore w:val="0"/>
-      <w:spacing w:after="40" w:before="200" w:lineRule="auto"/>
+      <w:keepNext/>
+      <w:keepLines/>
+      <w:spacing w:before="200" w:after="40"/>
+      <w:outlineLvl w:val="5"/>
     </w:pPr>
     <w:rPr>
-      <w:rFonts w:ascii="Arial" w:hAnsi="Arial" w:cs="Arial" w:eastAsia="Arial"/>
-      <w:b w:val="1"/>
-      <w:bCs w:val="1"/>
+      <w:b/>
+      <w:bCs/>
       <w:sz w:val="20"/>
       <w:szCs w:val="20"/>
     </w:rPr>
+  </w:style>
+  <w:style w:type="character" w:default="1" w:styleId="DefaultParagraphFont">
+    <w:name w:val="Default Paragraph Font"/>
+    <w:uiPriority w:val="1"/>
+    <w:semiHidden/>
+    <w:unhideWhenUsed/>
+  </w:style>
+  <w:style w:type="table" w:default="1" w:styleId="TableNormal">
+    <w:name w:val="Normal Table"/>
+    <w:uiPriority w:val="99"/>
+    <w:semiHidden/>
+    <w:unhideWhenUsed/>
+    <w:tblPr>
+      <w:tblInd w:w="0" w:type="dxa"/>
+      <w:tblCellMar>
+        <w:top w:w="0" w:type="dxa"/>
+        <w:left w:w="108" w:type="dxa"/>
+        <w:bottom w:w="0" w:type="dxa"/>
+        <w:right w:w="108" w:type="dxa"/>
+      </w:tblCellMar>
+    </w:tblPr>
+  </w:style>
+  <w:style w:type="numbering" w:default="1" w:styleId="NoList">
+    <w:name w:val="No List"/>
+    <w:uiPriority w:val="99"/>
+    <w:semiHidden/>
+    <w:unhideWhenUsed/>
+  </w:style>
+  <w:style w:type="table" w:customStyle="1" w:styleId="TableNormal0">
+    <w:name w:val="TableNormal"/>
+    <w:tblPr>
+      <w:tblCellMar>
+        <w:top w:w="100" w:type="dxa"/>
+        <w:left w:w="100" w:type="dxa"/>
+        <w:bottom w:w="100" w:type="dxa"/>
+        <w:right w:w="100" w:type="dxa"/>
+      </w:tblCellMar>
+    </w:tblPr>
   </w:style>
   <w:style w:type="paragraph" w:styleId="Title">
     <w:name w:val="Title"/>
     <w:basedOn w:val="Normal"/>
     <w:next w:val="Normal"/>
+    <w:uiPriority w:val="10"/>
+    <w:qFormat/>
+    <w:rsid w:val="00FC693F"/>
     <w:pPr>
-      <w:keepNext w:val="1"/>
-      <w:keepLines w:val="1"/>
-      <w:pageBreakBefore w:val="0"/>
-      <w:spacing w:after="120" w:before="480" w:lineRule="auto" w:line="264"/>
+      <w:spacing w:after="160" w:line="240" w:lineRule="auto"/>
+      <w:contextualSpacing/>
     </w:pPr>
     <w:rPr>
-      <w:rFonts w:ascii="Arial" w:hAnsi="Arial" w:cs="Arial" w:eastAsia="Arial"/>
-      <w:b/>
-      <w:bCs w:val="1"/>
-      <w:color w:val="000000"/>
+      <w:kern w:val="28"/>
       <w:sz w:val="48"/>
-      <w:szCs w:val="72"/>
+      <w:szCs w:val="52"/>
     </w:rPr>
   </w:style>
   <w:style w:type="paragraph" w:styleId="Subtitle">
     <w:name w:val="Subtitle"/>
     <w:basedOn w:val="Normal"/>
     <w:next w:val="Normal"/>
+    <w:uiPriority w:val="11"/>
+    <w:qFormat/>
+    <w:rsid w:val="00FC693F"/>
     <w:pPr>
-      <w:keepNext w:val="1"/>
-      <w:keepLines w:val="1"/>
-      <w:pageBreakBefore w:val="0"/>
-      <w:spacing w:after="120" w:before="360" w:lineRule="auto" w:line="264"/>
+      <w:numPr>
+        <w:ilvl w:val="1"/>
+      </w:numPr>
+      <w:spacing w:after="160"/>
     </w:pPr>
     <w:rPr>
-      <w:rFonts w:ascii="Arial" w:cs="Arial" w:eastAsia="Arial" w:hAnsi="Arial"/>
-      <w:b w:val="0"/>
-      <w:i w:val="1"/>
-      <w:iCs w:val="1"/>
-      <w:color w:val="000000"/>
-      <w:sz w:val="22"/>
-      <w:szCs w:val="48"/>
+      <w:iCs/>
     </w:rPr>
   </w:style>
-  <w:style w:type="paragraph" w:customStyle="1" w:styleId="header">
-    <w:name w:val="header"/>
+  <w:style w:type="paragraph" w:customStyle="1" w:styleId="Header1">
+    <w:name w:val="Header1"/>
     <w:pPr>
       <w:spacing w:after="120" w:line="264" w:lineRule="auto"/>
     </w:pPr>
     <w:rPr>
-      <w:rFonts w:ascii="Arial" w:hAnsi="Arial" w:cs="Arial" w:eastAsia="Arial"/>
-      <w:b w:val="0"/>
       <w:color w:val="000000"/>
       <w:sz w:val="18"/>
     </w:rPr>
   </w:style>
-  <w:style w:type="paragraph" w:customStyle="1" w:styleId="footer">
-    <w:name w:val="footer"/>
+  <w:style w:type="paragraph" w:customStyle="1" w:styleId="Footer1">
+    <w:name w:val="Footer1"/>
     <w:pPr>
       <w:spacing w:after="120" w:line="264" w:lineRule="auto"/>
     </w:pPr>
     <w:rPr>
-      <w:rFonts w:ascii="Arial" w:hAnsi="Arial" w:cs="Arial" w:eastAsia="Arial"/>
-      <w:b w:val="0"/>
       <w:color w:val="000000"/>
       <w:sz w:val="18"/>
+    </w:rPr>
+  </w:style>
+  <w:style w:type="paragraph" w:styleId="Header">
+    <w:name w:val="header"/>
+    <w:basedOn w:val="Normal"/>
+    <w:uiPriority w:val="99"/>
+    <w:unhideWhenUsed/>
+    <w:rsid w:val="00E618BF"/>
+    <w:pPr>
+      <w:spacing w:after="0" w:line="240" w:lineRule="auto"/>
+    </w:pPr>
+  </w:style>
+  <w:style w:type="paragraph" w:styleId="Footer">
+    <w:name w:val="footer"/>
+    <w:basedOn w:val="Normal"/>
+    <w:uiPriority w:val="99"/>
+    <w:unhideWhenUsed/>
+    <w:rsid w:val="00E618BF"/>
+    <w:pPr>
+      <w:spacing w:after="0" w:line="240" w:lineRule="auto"/>
+    </w:pPr>
+    <w:rPr>
+      <w:sz w:val="18"/>
+    </w:rPr>
+  </w:style>
+  <w:style w:type="paragraph" w:styleId="ListBullet">
+    <w:name w:val="List Bullet"/>
+    <w:basedOn w:val="Normal"/>
+    <w:uiPriority w:val="99"/>
+    <w:unhideWhenUsed/>
+    <w:rsid w:val="00326F90"/>
+    <w:pPr>
+      <w:numPr>
+        <w:numId w:val="1"/>
+      </w:numPr>
+      <w:contextualSpacing/>
+    </w:pPr>
+  </w:style>
+  <w:style w:type="paragraph" w:styleId="ListNumber">
+    <w:name w:val="List Number"/>
+    <w:basedOn w:val="Normal"/>
+    <w:uiPriority w:val="99"/>
+    <w:unhideWhenUsed/>
+    <w:rsid w:val="00326F90"/>
+    <w:pPr>
+      <w:numPr>
+        <w:numId w:val="2"/>
+      </w:numPr>
+      <w:contextualSpacing/>
+    </w:pPr>
+  </w:style>
+  <w:style w:type="paragraph" w:styleId="Caption">
+    <w:name w:val="caption"/>
+    <w:basedOn w:val="Normal"/>
+    <w:next w:val="Normal"/>
+    <w:uiPriority w:val="35"/>
+    <w:semiHidden/>
+    <w:unhideWhenUsed/>
+    <w:qFormat/>
+    <w:rsid w:val="00FC693F"/>
+    <w:pPr>
+      <w:spacing w:line="240" w:lineRule="auto"/>
+    </w:pPr>
+    <w:rPr>
+      <w:bCs/>
+      <w:sz w:val="20"/>
+      <w:szCs w:val="18"/>
     </w:rPr>
   </w:style>
 </w:styles>

--- a/assets/worksheets/velocity-curve/tangent-method.docx
+++ b/assets/worksheets/velocity-curve/tangent-method.docx
@@ -3991,7 +3991,7 @@
       </w:tabs>
     </w:pPr>
     <w:r>
-      <w:t>wvurail.org/dspira</w:t>
+      <w:t>rail.wvu.edu/dspira</w:t>
     </w:r>
     <w:r>
       <w:tab/>
